--- a/Year 1/Природно-надійні системи кібербезпеки/Звіт_8.docx
+++ b/Year 1/Природно-надійні системи кібербезпеки/Звіт_8.docx
@@ -212,8 +212,19 @@
           <w:szCs w:val="28"/>
           <w:lang w:val="uk-UA"/>
         </w:rPr>
-        <w:t>Природно-надійні системи кібербезпеки</w:t>
-      </w:r>
+        <w:t xml:space="preserve">Природно-надійні системи </w:t>
+      </w:r>
+      <w:proofErr w:type="spellStart"/>
+      <w:r>
+        <w:rPr>
+          <w:b/>
+          <w:sz w:val="28"/>
+          <w:szCs w:val="28"/>
+          <w:lang w:val="uk-UA"/>
+        </w:rPr>
+        <w:t>кібербезпеки</w:t>
+      </w:r>
+      <w:proofErr w:type="spellEnd"/>
     </w:p>
     <w:p>
       <w:pPr>
@@ -402,6 +413,7 @@
         </w:rPr>
         <w:t>Тема: „</w:t>
       </w:r>
+      <w:proofErr w:type="spellStart"/>
       <w:r>
         <w:rPr>
           <w:rFonts w:ascii="Times New Roman CYR" w:hAnsi="Times New Roman CYR"/>
@@ -410,8 +422,9 @@
           <w:szCs w:val="28"/>
           <w:lang w:val="uk-UA"/>
         </w:rPr>
-        <w:t>Нейромережа мультиплікативної уваги на основі LSTM для шифрування інформації.</w:t>
-      </w:r>
+        <w:t>Нейромережа</w:t>
+      </w:r>
+      <w:proofErr w:type="spellEnd"/>
       <w:r>
         <w:rPr>
           <w:rFonts w:ascii="Times New Roman CYR" w:hAnsi="Times New Roman CYR"/>
@@ -420,6 +433,16 @@
           <w:szCs w:val="28"/>
           <w:lang w:val="uk-UA"/>
         </w:rPr>
+        <w:t xml:space="preserve"> мультиплікативної уваги на основі LSTM для шифрування інформації.</w:t>
+      </w:r>
+      <w:r>
+        <w:rPr>
+          <w:rFonts w:ascii="Times New Roman CYR" w:hAnsi="Times New Roman CYR"/>
+          <w:b/>
+          <w:sz w:val="28"/>
+          <w:szCs w:val="28"/>
+          <w:lang w:val="uk-UA"/>
+        </w:rPr>
         <w:t>”</w:t>
       </w:r>
     </w:p>
@@ -462,7 +485,27 @@
           <w:szCs w:val="28"/>
           <w:lang w:val="uk-UA"/>
         </w:rPr>
-        <w:t>F5 Кібербезпека та захист інформації</w:t>
+        <w:t xml:space="preserve">F5 </w:t>
+      </w:r>
+      <w:proofErr w:type="spellStart"/>
+      <w:r>
+        <w:rPr>
+          <w:rFonts w:ascii="Times New Roman CYR" w:hAnsi="Times New Roman CYR"/>
+          <w:color w:val="000000" w:themeColor="text1"/>
+          <w:szCs w:val="28"/>
+          <w:lang w:val="uk-UA"/>
+        </w:rPr>
+        <w:t>Кібербезпека</w:t>
+      </w:r>
+      <w:proofErr w:type="spellEnd"/>
+      <w:r>
+        <w:rPr>
+          <w:rFonts w:ascii="Times New Roman CYR" w:hAnsi="Times New Roman CYR"/>
+          <w:color w:val="000000" w:themeColor="text1"/>
+          <w:szCs w:val="28"/>
+          <w:lang w:val="uk-UA"/>
+        </w:rPr>
+        <w:t xml:space="preserve"> та захист інформації</w:t>
       </w:r>
     </w:p>
     <w:p>
@@ -821,13 +864,23 @@
         </w:rPr>
         <w:t xml:space="preserve"> «</w:t>
       </w:r>
+      <w:proofErr w:type="spellStart"/>
       <w:r>
         <w:rPr>
           <w:rFonts w:ascii="Times New Roman CYR" w:hAnsi="Times New Roman CYR"/>
           <w:b/>
           <w:lang w:val="uk-UA"/>
         </w:rPr>
-        <w:t>Нейромережа мультиплікативної уваги на основі LSTM для шифрування інформації.</w:t>
+        <w:t>Нейромережа</w:t>
+      </w:r>
+      <w:proofErr w:type="spellEnd"/>
+      <w:r>
+        <w:rPr>
+          <w:rFonts w:ascii="Times New Roman CYR" w:hAnsi="Times New Roman CYR"/>
+          <w:b/>
+          <w:lang w:val="uk-UA"/>
+        </w:rPr>
+        <w:t xml:space="preserve"> мультиплікативної уваги на основі LSTM для шифрування інформації.</w:t>
       </w:r>
       <w:r>
         <w:rPr>
@@ -871,7 +924,23 @@
           <w:rFonts w:ascii="Times New Roman CYR" w:hAnsi="Times New Roman CYR"/>
           <w:lang w:val="uk-UA"/>
         </w:rPr>
-        <w:t>слідити та реалізувати архітектуру Seq2seq з механізмом уваги (Attention) на основі рекурентних шарів LSTM.</w:t>
+        <w:t>слідити та реалізувати архітектуру Seq2seq з механізмом уваги (</w:t>
+      </w:r>
+      <w:proofErr w:type="spellStart"/>
+      <w:r>
+        <w:rPr>
+          <w:rFonts w:ascii="Times New Roman CYR" w:hAnsi="Times New Roman CYR"/>
+          <w:lang w:val="uk-UA"/>
+        </w:rPr>
+        <w:t>Attention</w:t>
+      </w:r>
+      <w:proofErr w:type="spellEnd"/>
+      <w:r>
+        <w:rPr>
+          <w:rFonts w:ascii="Times New Roman CYR" w:hAnsi="Times New Roman CYR"/>
+          <w:lang w:val="uk-UA"/>
+        </w:rPr>
+        <w:t>) на основі рекурентних шарів LSTM.</w:t>
       </w:r>
     </w:p>
     <w:p>
@@ -904,6 +973,7 @@
           <w:numId w:val="20"/>
         </w:numPr>
         <w:spacing w:line="360" w:lineRule="auto"/>
+        <w:jc w:val="both"/>
         <w:rPr>
           <w:lang w:val="uk-UA" w:eastAsia="en-GB"/>
         </w:rPr>
@@ -912,7 +982,35 @@
         <w:rPr>
           <w:lang w:val="uk-UA"/>
         </w:rPr>
-        <w:t xml:space="preserve">Реалізувати модель Encoder-Decoder, де кодер та декодер побудовані на шарах </w:t>
+        <w:t xml:space="preserve">Реалізувати модель </w:t>
+      </w:r>
+      <w:proofErr w:type="spellStart"/>
+      <w:r>
+        <w:rPr>
+          <w:lang w:val="uk-UA"/>
+        </w:rPr>
+        <w:t>Encoder-Decoder</w:t>
+      </w:r>
+      <w:proofErr w:type="spellEnd"/>
+      <w:r>
+        <w:rPr>
+          <w:lang w:val="uk-UA"/>
+        </w:rPr>
+        <w:t xml:space="preserve">, де </w:t>
+      </w:r>
+      <w:proofErr w:type="spellStart"/>
+      <w:r>
+        <w:rPr>
+          <w:lang w:val="uk-UA"/>
+        </w:rPr>
+        <w:t>кодер</w:t>
+      </w:r>
+      <w:proofErr w:type="spellEnd"/>
+      <w:r>
+        <w:rPr>
+          <w:lang w:val="uk-UA"/>
+        </w:rPr>
+        <w:t xml:space="preserve"> та декодер побудовані на шарах </w:t>
       </w:r>
       <w:r>
         <w:rPr>
@@ -937,6 +1035,7 @@
           <w:numId w:val="20"/>
         </w:numPr>
         <w:spacing w:line="360" w:lineRule="auto"/>
+        <w:jc w:val="both"/>
         <w:rPr>
           <w:lang w:val="uk-UA"/>
         </w:rPr>
@@ -947,6 +1046,7 @@
         </w:rPr>
         <w:t xml:space="preserve">Додати до архітектури шар </w:t>
       </w:r>
+      <w:proofErr w:type="spellStart"/>
       <w:r>
         <w:rPr>
           <w:rStyle w:val="HTMLCode"/>
@@ -955,6 +1055,7 @@
         </w:rPr>
         <w:t>tensorflow.keras.layers.Attention</w:t>
       </w:r>
+      <w:proofErr w:type="spellEnd"/>
       <w:r>
         <w:rPr>
           <w:lang w:val="uk-UA"/>
@@ -970,6 +1071,7 @@
           <w:numId w:val="20"/>
         </w:numPr>
         <w:spacing w:line="360" w:lineRule="auto"/>
+        <w:jc w:val="both"/>
         <w:rPr>
           <w:lang w:val="uk-UA"/>
         </w:rPr>
@@ -980,6 +1082,7 @@
         </w:rPr>
         <w:t>Обрати на підставі номеру варіанту (Варіант 1) кількість ітерацій (</w:t>
       </w:r>
+      <w:proofErr w:type="spellStart"/>
       <w:r>
         <w:rPr>
           <w:rStyle w:val="HTMLCode"/>
@@ -988,6 +1091,7 @@
         </w:rPr>
         <w:t>epochs</w:t>
       </w:r>
+      <w:proofErr w:type="spellEnd"/>
       <w:r>
         <w:rPr>
           <w:lang w:val="uk-UA"/>
@@ -1003,6 +1107,7 @@
           <w:numId w:val="20"/>
         </w:numPr>
         <w:spacing w:line="360" w:lineRule="auto"/>
+        <w:jc w:val="both"/>
         <w:rPr>
           <w:lang w:val="uk-UA"/>
         </w:rPr>
@@ -2918,51 +3023,75 @@
       <w:pPr>
         <w:spacing w:line="360" w:lineRule="auto"/>
         <w:ind w:firstLine="720"/>
-        <w:rPr>
-          <w:lang w:val="en-UA" w:eastAsia="en-GB"/>
-        </w:rPr>
-      </w:pPr>
-      <w:r>
+        <w:jc w:val="both"/>
+        <w:rPr>
+          <w:lang w:val="uk-UA" w:eastAsia="en-GB"/>
+        </w:rPr>
+      </w:pPr>
+      <w:r>
+        <w:rPr>
+          <w:lang w:val="uk-UA"/>
+        </w:rPr>
         <w:t xml:space="preserve">Під час виконання лабораторної роботи я реалізував модель Seq2seq з механізмом уваги на базі </w:t>
       </w:r>
       <w:r>
         <w:rPr>
           <w:rStyle w:val="HTMLCode"/>
           <w:rFonts w:eastAsiaTheme="majorEastAsia"/>
+          <w:lang w:val="uk-UA"/>
         </w:rPr>
         <w:t>LSTM</w:t>
       </w:r>
       <w:r>
+        <w:rPr>
+          <w:lang w:val="uk-UA"/>
+        </w:rPr>
         <w:t xml:space="preserve">. Ця архітектура поєднує переваги </w:t>
       </w:r>
       <w:r>
         <w:rPr>
           <w:rStyle w:val="HTMLCode"/>
           <w:rFonts w:eastAsiaTheme="majorEastAsia"/>
+          <w:lang w:val="uk-UA"/>
         </w:rPr>
         <w:t>LSTM</w:t>
       </w:r>
       <w:r>
+        <w:rPr>
+          <w:lang w:val="uk-UA"/>
+        </w:rPr>
         <w:t xml:space="preserve"> (ефективне управління пам'яттю через стан комірки </w:t>
       </w:r>
+      <w:proofErr w:type="spellStart"/>
       <w:r>
         <w:rPr>
           <w:rStyle w:val="HTMLCode"/>
           <w:rFonts w:eastAsiaTheme="majorEastAsia"/>
+          <w:lang w:val="uk-UA"/>
         </w:rPr>
         <w:t>c_state</w:t>
       </w:r>
-      <w:r>
+      <w:proofErr w:type="spellEnd"/>
+      <w:r>
+        <w:rPr>
+          <w:lang w:val="uk-UA"/>
+        </w:rPr>
         <w:t xml:space="preserve">) з механізмом </w:t>
       </w:r>
+      <w:proofErr w:type="spellStart"/>
       <w:r>
         <w:rPr>
           <w:rStyle w:val="HTMLCode"/>
           <w:rFonts w:eastAsiaTheme="majorEastAsia"/>
+          <w:lang w:val="uk-UA"/>
         </w:rPr>
         <w:t>Attention</w:t>
       </w:r>
-      <w:r>
+      <w:proofErr w:type="spellEnd"/>
+      <w:r>
+        <w:rPr>
+          <w:lang w:val="uk-UA"/>
+        </w:rPr>
         <w:t xml:space="preserve"> (здатність фокусуватися на релевантних частинах вхідної послідовності).</w:t>
       </w:r>
     </w:p>
@@ -2970,28 +3099,55 @@
       <w:pPr>
         <w:spacing w:line="360" w:lineRule="auto"/>
         <w:ind w:firstLine="720"/>
-      </w:pPr>
-      <w:r>
+        <w:jc w:val="both"/>
+        <w:rPr>
+          <w:lang w:val="en-US"/>
+        </w:rPr>
+      </w:pPr>
+      <w:r>
+        <w:rPr>
+          <w:lang w:val="uk-UA"/>
+        </w:rPr>
         <w:t>Ця комбінація (</w:t>
       </w:r>
       <w:r>
         <w:rPr>
           <w:rStyle w:val="HTMLCode"/>
           <w:rFonts w:eastAsiaTheme="majorEastAsia"/>
-        </w:rPr>
-        <w:t>LSTM + Attention</w:t>
-      </w:r>
-      <w:r>
-        <w:t>) вважається однією з найпотужніших серед "класичних" рекурентних архітектур для задач Seq2seq, перевершеною згодом лише архітектурою Трансформер. Модель показала високу якість перекладу, успішно обробляючи залежності у даних. Завдання лабораторної роботи було виконано.</w:t>
-      </w:r>
-    </w:p>
-    <w:p>
-      <w:pPr>
-        <w:spacing w:line="360" w:lineRule="auto"/>
-        <w:rPr>
-          <w:lang w:val="uk-UA"/>
-        </w:rPr>
-      </w:pPr>
+          <w:lang w:val="uk-UA"/>
+        </w:rPr>
+        <w:t xml:space="preserve">LSTM + </w:t>
+      </w:r>
+      <w:proofErr w:type="spellStart"/>
+      <w:r>
+        <w:rPr>
+          <w:rStyle w:val="HTMLCode"/>
+          <w:rFonts w:eastAsiaTheme="majorEastAsia"/>
+          <w:lang w:val="uk-UA"/>
+        </w:rPr>
+        <w:t>Attention</w:t>
+      </w:r>
+      <w:proofErr w:type="spellEnd"/>
+      <w:r>
+        <w:rPr>
+          <w:lang w:val="uk-UA"/>
+        </w:rPr>
+        <w:t xml:space="preserve">) вважається однією з найпотужніших серед "класичних" рекурентних </w:t>
+      </w:r>
+      <w:proofErr w:type="spellStart"/>
+      <w:r>
+        <w:rPr>
+          <w:lang w:val="uk-UA"/>
+        </w:rPr>
+        <w:t>архітектур</w:t>
+      </w:r>
+      <w:proofErr w:type="spellEnd"/>
+      <w:r>
+        <w:rPr>
+          <w:lang w:val="uk-UA"/>
+        </w:rPr>
+        <w:t xml:space="preserve"> для задач Seq2seq, перевершеною згодом лише архітектурою Трансформер. Модель показала високу якість перекладу, успішно обробляючи залежності у даних. Завдання лабораторної роботи було виконано.</w:t>
+      </w:r>
     </w:p>
     <w:sectPr>
       <w:pgSz w:w="11906" w:h="16838"/>

--- a/Year 1/Природно-надійні системи кібербезпеки/Звіт_8.docx
+++ b/Year 1/Природно-надійні системи кібербезпеки/Звіт_8.docx
@@ -4,125 +4,78 @@
   <w:body>
     <w:p>
       <w:pPr>
-        <w:spacing w:before="120"/>
         <w:jc w:val="center"/>
         <w:rPr>
-          <w:b/>
-          <w:lang w:val="uk-UA"/>
-        </w:rPr>
-      </w:pPr>
-      <w:r>
-        <w:rPr>
-          <w:b/>
-          <w:lang w:val="uk-UA"/>
-        </w:rPr>
-        <w:t>Додаток 1.</w:t>
-      </w:r>
-    </w:p>
-    <w:p>
-      <w:pPr>
-        <w:spacing w:before="120"/>
-        <w:jc w:val="both"/>
-        <w:rPr>
-          <w:lang w:val="uk-UA"/>
-        </w:rPr>
-      </w:pPr>
+          <w:bCs/>
+          <w:sz w:val="28"/>
+          <w:szCs w:val="28"/>
+          <w:lang w:val="uk-UA"/>
+        </w:rPr>
+      </w:pPr>
+      <w:r>
+        <w:rPr>
+          <w:bCs/>
+          <w:sz w:val="28"/>
+          <w:szCs w:val="28"/>
+          <w:lang w:val="uk-UA"/>
+        </w:rPr>
+        <w:t>Міністерство освіти і науки України</w:t>
+      </w:r>
     </w:p>
     <w:p>
       <w:pPr>
         <w:jc w:val="center"/>
         <w:rPr>
-          <w:rFonts w:ascii="Times New Roman CYR" w:hAnsi="Times New Roman CYR"/>
-          <w:b/>
-          <w:sz w:val="28"/>
-          <w:szCs w:val="28"/>
-          <w:lang w:val="uk-UA"/>
-        </w:rPr>
-      </w:pPr>
-      <w:r>
-        <w:rPr>
-          <w:rFonts w:ascii="Times New Roman CYR" w:hAnsi="Times New Roman CYR"/>
-          <w:b/>
-          <w:sz w:val="28"/>
-          <w:szCs w:val="28"/>
-          <w:lang w:val="uk-UA"/>
-        </w:rPr>
-        <w:t>Міністерство освіти і науки України</w:t>
-      </w:r>
+          <w:bCs/>
+          <w:sz w:val="28"/>
+          <w:szCs w:val="28"/>
+          <w:lang w:val="uk-UA"/>
+        </w:rPr>
+      </w:pPr>
+      <w:r>
+        <w:rPr>
+          <w:bCs/>
+          <w:sz w:val="28"/>
+          <w:szCs w:val="28"/>
+          <w:lang w:val="uk-UA"/>
+        </w:rPr>
+        <w:t>Черкаський державний технологічний університет</w:t>
+      </w:r>
+    </w:p>
+    <w:p>
+      <w:pPr>
+        <w:rPr>
+          <w:bCs/>
+          <w:sz w:val="28"/>
+          <w:szCs w:val="28"/>
+          <w:lang w:val="uk-UA"/>
+        </w:rPr>
+      </w:pPr>
     </w:p>
     <w:p>
       <w:pPr>
         <w:jc w:val="center"/>
         <w:rPr>
-          <w:rFonts w:ascii="Times New Roman CYR" w:hAnsi="Times New Roman CYR"/>
-          <w:b/>
-          <w:sz w:val="28"/>
-          <w:szCs w:val="28"/>
-          <w:lang w:val="uk-UA"/>
-        </w:rPr>
-      </w:pPr>
-      <w:r>
-        <w:rPr>
-          <w:rFonts w:ascii="Times New Roman CYR" w:hAnsi="Times New Roman CYR"/>
-          <w:b/>
-          <w:sz w:val="28"/>
-          <w:szCs w:val="28"/>
-          <w:lang w:val="uk-UA"/>
-        </w:rPr>
-        <w:t>Черкаський державний технологічний університет</w:t>
-      </w:r>
+          <w:bCs/>
+          <w:sz w:val="28"/>
+          <w:szCs w:val="28"/>
+          <w:lang w:val="uk-UA"/>
+        </w:rPr>
+      </w:pPr>
     </w:p>
     <w:p>
       <w:pPr>
         <w:jc w:val="center"/>
         <w:rPr>
-          <w:rFonts w:ascii="Times New Roman CYR" w:hAnsi="Times New Roman CYR"/>
-          <w:b/>
-          <w:sz w:val="28"/>
-          <w:szCs w:val="28"/>
-          <w:lang w:val="uk-UA"/>
-        </w:rPr>
-      </w:pPr>
-    </w:p>
-    <w:p>
-      <w:pPr>
-        <w:jc w:val="center"/>
-        <w:rPr>
-          <w:rFonts w:ascii="Times New Roman CYR" w:hAnsi="Times New Roman CYR"/>
-          <w:b/>
-          <w:sz w:val="28"/>
-          <w:szCs w:val="28"/>
-          <w:lang w:val="uk-UA"/>
-        </w:rPr>
-      </w:pPr>
-    </w:p>
-    <w:p>
-      <w:pPr>
-        <w:jc w:val="center"/>
-        <w:rPr>
-          <w:rFonts w:ascii="Times New Roman CYR" w:hAnsi="Times New Roman CYR"/>
-          <w:b/>
-          <w:sz w:val="28"/>
-          <w:szCs w:val="28"/>
-          <w:lang w:val="uk-UA"/>
-        </w:rPr>
-      </w:pPr>
-    </w:p>
-    <w:p>
-      <w:pPr>
-        <w:jc w:val="center"/>
-        <w:rPr>
-          <w:rFonts w:ascii="Times New Roman CYR" w:hAnsi="Times New Roman CYR"/>
-          <w:b/>
-          <w:sz w:val="28"/>
-          <w:szCs w:val="28"/>
-          <w:lang w:val="uk-UA"/>
-        </w:rPr>
-      </w:pPr>
-      <w:r>
-        <w:rPr>
-          <w:rFonts w:ascii="Times New Roman CYR" w:hAnsi="Times New Roman CYR"/>
-          <w:b/>
+          <w:bCs/>
+          <w:sz w:val="28"/>
+          <w:szCs w:val="28"/>
+          <w:lang w:val="uk-UA"/>
+        </w:rPr>
+      </w:pPr>
+      <w:r>
+        <w:rPr>
+          <w:bCs/>
           <w:sz w:val="28"/>
           <w:szCs w:val="28"/>
           <w:lang w:val="uk-UA"/>
@@ -134,8 +87,9 @@
       <w:pPr>
         <w:ind w:left="709"/>
         <w:rPr>
-          <w:rFonts w:ascii="Times New Roman CYR" w:hAnsi="Times New Roman CYR"/>
-          <w:sz w:val="20"/>
+          <w:bCs/>
+          <w:sz w:val="28"/>
+          <w:szCs w:val="28"/>
           <w:lang w:val="uk-UA"/>
         </w:rPr>
       </w:pPr>
@@ -145,31 +99,29 @@
         <w:ind w:left="709" w:hanging="709"/>
         <w:jc w:val="center"/>
         <w:rPr>
-          <w:rFonts w:ascii="Times New Roman CYR" w:hAnsi="Times New Roman CYR"/>
-          <w:b/>
-          <w:sz w:val="28"/>
-          <w:szCs w:val="28"/>
-          <w:lang w:val="uk-UA"/>
-        </w:rPr>
-      </w:pPr>
-      <w:r>
-        <w:rPr>
-          <w:rFonts w:ascii="Times New Roman CYR" w:hAnsi="Times New Roman CYR"/>
-          <w:b/>
-          <w:sz w:val="28"/>
-          <w:szCs w:val="28"/>
-          <w:lang w:val="uk-UA"/>
-        </w:rPr>
-        <w:t>Кафедра комп’ютерних наук та системного аналізу</w:t>
+          <w:bCs/>
+          <w:sz w:val="28"/>
+          <w:szCs w:val="28"/>
+          <w:lang w:val="uk-UA"/>
+        </w:rPr>
+      </w:pPr>
+      <w:r>
+        <w:rPr>
+          <w:bCs/>
+          <w:sz w:val="28"/>
+          <w:szCs w:val="28"/>
+          <w:lang w:val="uk-UA"/>
+        </w:rPr>
+        <w:t>Кафедра інформаційної безпеки та комп'ютерної інженерії</w:t>
       </w:r>
     </w:p>
     <w:p>
       <w:pPr>
         <w:ind w:left="709"/>
         <w:rPr>
-          <w:rFonts w:ascii="Times New Roman CYR" w:hAnsi="Times New Roman CYR"/>
-          <w:sz w:val="32"/>
-          <w:szCs w:val="32"/>
+          <w:bCs/>
+          <w:sz w:val="28"/>
+          <w:szCs w:val="28"/>
           <w:lang w:val="uk-UA"/>
         </w:rPr>
       </w:pPr>
@@ -178,9 +130,9 @@
       <w:pPr>
         <w:ind w:left="709"/>
         <w:rPr>
-          <w:rFonts w:ascii="Times New Roman CYR" w:hAnsi="Times New Roman CYR"/>
-          <w:sz w:val="32"/>
-          <w:szCs w:val="32"/>
+          <w:bCs/>
+          <w:sz w:val="28"/>
+          <w:szCs w:val="28"/>
           <w:lang w:val="uk-UA"/>
         </w:rPr>
       </w:pPr>
@@ -190,49 +142,20 @@
         <w:ind w:left="709" w:hanging="709"/>
         <w:jc w:val="center"/>
         <w:rPr>
-          <w:rFonts w:ascii="Times New Roman CYR" w:hAnsi="Times New Roman CYR"/>
-          <w:sz w:val="28"/>
-          <w:szCs w:val="28"/>
-          <w:lang w:val="uk-UA"/>
-        </w:rPr>
-      </w:pPr>
-      <w:r>
-        <w:rPr>
-          <w:rFonts w:ascii="Times New Roman CYR" w:hAnsi="Times New Roman CYR"/>
-          <w:sz w:val="28"/>
-          <w:szCs w:val="28"/>
-          <w:lang w:val="uk-UA"/>
-        </w:rPr>
-        <w:t xml:space="preserve">Дисципліна: </w:t>
-      </w:r>
-      <w:r>
-        <w:rPr>
-          <w:b/>
-          <w:sz w:val="28"/>
-          <w:szCs w:val="28"/>
-          <w:lang w:val="uk-UA"/>
-        </w:rPr>
-        <w:t xml:space="preserve">Природно-надійні системи </w:t>
-      </w:r>
-      <w:proofErr w:type="spellStart"/>
-      <w:r>
-        <w:rPr>
-          <w:b/>
-          <w:sz w:val="28"/>
-          <w:szCs w:val="28"/>
-          <w:lang w:val="uk-UA"/>
-        </w:rPr>
-        <w:t>кібербезпеки</w:t>
-      </w:r>
-      <w:proofErr w:type="spellEnd"/>
+          <w:bCs/>
+          <w:sz w:val="28"/>
+          <w:szCs w:val="28"/>
+          <w:lang w:val="uk-UA"/>
+        </w:rPr>
+      </w:pPr>
     </w:p>
     <w:p>
       <w:pPr>
         <w:ind w:left="709"/>
         <w:rPr>
-          <w:rFonts w:ascii="Times New Roman CYR" w:hAnsi="Times New Roman CYR"/>
-          <w:sz w:val="32"/>
-          <w:szCs w:val="32"/>
+          <w:bCs/>
+          <w:sz w:val="28"/>
+          <w:szCs w:val="28"/>
           <w:lang w:val="uk-UA"/>
         </w:rPr>
       </w:pPr>
@@ -241,9 +164,9 @@
       <w:pPr>
         <w:ind w:left="709"/>
         <w:rPr>
-          <w:rFonts w:ascii="Times New Roman CYR" w:hAnsi="Times New Roman CYR"/>
-          <w:sz w:val="32"/>
-          <w:szCs w:val="32"/>
+          <w:bCs/>
+          <w:sz w:val="28"/>
+          <w:szCs w:val="28"/>
           <w:lang w:val="uk-UA"/>
         </w:rPr>
       </w:pPr>
@@ -252,9 +175,9 @@
       <w:pPr>
         <w:ind w:left="709"/>
         <w:rPr>
-          <w:rFonts w:ascii="Times New Roman CYR" w:hAnsi="Times New Roman CYR"/>
-          <w:sz w:val="32"/>
-          <w:szCs w:val="32"/>
+          <w:bCs/>
+          <w:sz w:val="28"/>
+          <w:szCs w:val="28"/>
           <w:lang w:val="uk-UA"/>
         </w:rPr>
       </w:pPr>
@@ -263,9 +186,9 @@
       <w:pPr>
         <w:ind w:left="709"/>
         <w:rPr>
-          <w:rFonts w:ascii="Times New Roman CYR" w:hAnsi="Times New Roman CYR"/>
-          <w:sz w:val="32"/>
-          <w:szCs w:val="32"/>
+          <w:bCs/>
+          <w:sz w:val="28"/>
+          <w:szCs w:val="28"/>
           <w:lang w:val="uk-UA"/>
         </w:rPr>
       </w:pPr>
@@ -274,9 +197,9 @@
       <w:pPr>
         <w:ind w:left="709"/>
         <w:rPr>
-          <w:rFonts w:ascii="Times New Roman CYR" w:hAnsi="Times New Roman CYR"/>
-          <w:sz w:val="32"/>
-          <w:szCs w:val="32"/>
+          <w:bCs/>
+          <w:sz w:val="28"/>
+          <w:szCs w:val="28"/>
           <w:lang w:val="uk-UA"/>
         </w:rPr>
       </w:pPr>
@@ -285,510 +208,8 @@
       <w:pPr>
         <w:ind w:left="709"/>
         <w:rPr>
-          <w:rFonts w:ascii="Times New Roman CYR" w:hAnsi="Times New Roman CYR"/>
-          <w:sz w:val="32"/>
-          <w:szCs w:val="32"/>
-          <w:lang w:val="uk-UA"/>
-        </w:rPr>
-      </w:pPr>
-    </w:p>
-    <w:p>
-      <w:pPr>
-        <w:jc w:val="center"/>
-        <w:rPr>
-          <w:rFonts w:ascii="Times New Roman CYR" w:hAnsi="Times New Roman CYR"/>
-          <w:b/>
-          <w:sz w:val="32"/>
-          <w:szCs w:val="32"/>
-          <w:lang w:val="uk-UA"/>
-        </w:rPr>
-      </w:pPr>
-      <w:r>
-        <w:rPr>
-          <w:rFonts w:ascii="Times New Roman CYR" w:hAnsi="Times New Roman CYR"/>
-          <w:b/>
-          <w:sz w:val="32"/>
-          <w:szCs w:val="32"/>
-          <w:lang w:val="uk-UA"/>
-        </w:rPr>
-        <w:t>З В І Т</w:t>
-      </w:r>
-    </w:p>
-    <w:p>
-      <w:pPr>
-        <w:ind w:left="1560" w:hanging="1560"/>
-        <w:jc w:val="center"/>
-        <w:rPr>
-          <w:rFonts w:ascii="Times New Roman CYR" w:hAnsi="Times New Roman CYR"/>
-          <w:b/>
-          <w:sz w:val="32"/>
-          <w:szCs w:val="32"/>
-          <w:lang w:val="uk-UA"/>
-        </w:rPr>
-      </w:pPr>
-    </w:p>
-    <w:p>
-      <w:pPr>
-        <w:ind w:left="1560" w:hanging="1560"/>
-        <w:jc w:val="center"/>
-        <w:rPr>
-          <w:rFonts w:ascii="Times New Roman CYR" w:hAnsi="Times New Roman CYR"/>
-          <w:b/>
-          <w:sz w:val="28"/>
-          <w:szCs w:val="28"/>
-          <w:lang w:val="uk-UA"/>
-        </w:rPr>
-      </w:pPr>
-      <w:r>
-        <w:rPr>
-          <w:rFonts w:ascii="Times New Roman CYR" w:hAnsi="Times New Roman CYR"/>
-          <w:b/>
-          <w:sz w:val="28"/>
-          <w:szCs w:val="28"/>
-          <w:lang w:val="uk-UA"/>
-        </w:rPr>
-        <w:t xml:space="preserve">з лабораторної роботи № </w:t>
-      </w:r>
-      <w:r>
-        <w:rPr>
-          <w:rFonts w:ascii="Times New Roman CYR" w:hAnsi="Times New Roman CYR"/>
-          <w:b/>
-          <w:sz w:val="28"/>
-          <w:szCs w:val="28"/>
-          <w:lang w:val="uk-UA"/>
-        </w:rPr>
-        <w:t>8</w:t>
-      </w:r>
-    </w:p>
-    <w:p>
-      <w:pPr>
-        <w:jc w:val="center"/>
-        <w:rPr>
-          <w:rFonts w:ascii="Times New Roman CYR" w:hAnsi="Times New Roman CYR"/>
-          <w:b/>
-          <w:sz w:val="28"/>
-          <w:szCs w:val="28"/>
-          <w:lang w:val="uk-UA"/>
-        </w:rPr>
-      </w:pPr>
-    </w:p>
-    <w:p>
-      <w:pPr>
-        <w:tabs>
-          <w:tab w:val="left" w:pos="560"/>
-          <w:tab w:val="left" w:pos="1120"/>
-          <w:tab w:val="left" w:pos="1680"/>
-          <w:tab w:val="left" w:pos="2240"/>
-          <w:tab w:val="left" w:pos="2800"/>
-          <w:tab w:val="left" w:pos="3360"/>
-          <w:tab w:val="left" w:pos="3920"/>
-          <w:tab w:val="left" w:pos="4480"/>
-          <w:tab w:val="left" w:pos="5040"/>
-          <w:tab w:val="left" w:pos="5600"/>
-          <w:tab w:val="left" w:pos="6160"/>
-          <w:tab w:val="left" w:pos="6720"/>
-        </w:tabs>
-        <w:autoSpaceDE w:val="0"/>
-        <w:autoSpaceDN w:val="0"/>
-        <w:adjustRightInd w:val="0"/>
-        <w:jc w:val="center"/>
-        <w:rPr>
-          <w:rFonts w:eastAsiaTheme="minorHAnsi"/>
-          <w:b/>
-          <w:bCs/>
-          <w:color w:val="000000"/>
-          <w:sz w:val="28"/>
-          <w:szCs w:val="28"/>
-          <w:lang w:val="uk-UA" w:eastAsia="en-US"/>
-          <w14:ligatures w14:val="standardContextual"/>
-        </w:rPr>
-      </w:pPr>
-      <w:r>
-        <w:rPr>
-          <w:rFonts w:ascii="Times New Roman CYR" w:hAnsi="Times New Roman CYR"/>
-          <w:b/>
-          <w:sz w:val="28"/>
-          <w:szCs w:val="28"/>
-          <w:lang w:val="uk-UA"/>
-        </w:rPr>
-        <w:t>Тема: „</w:t>
-      </w:r>
-      <w:proofErr w:type="spellStart"/>
-      <w:r>
-        <w:rPr>
-          <w:rFonts w:ascii="Times New Roman CYR" w:hAnsi="Times New Roman CYR"/>
-          <w:b/>
-          <w:sz w:val="28"/>
-          <w:szCs w:val="28"/>
-          <w:lang w:val="uk-UA"/>
-        </w:rPr>
-        <w:t>Нейромережа</w:t>
-      </w:r>
-      <w:proofErr w:type="spellEnd"/>
-      <w:r>
-        <w:rPr>
-          <w:rFonts w:ascii="Times New Roman CYR" w:hAnsi="Times New Roman CYR"/>
-          <w:b/>
-          <w:sz w:val="28"/>
-          <w:szCs w:val="28"/>
-          <w:lang w:val="uk-UA"/>
-        </w:rPr>
-        <w:t xml:space="preserve"> мультиплікативної уваги на основі LSTM для шифрування інформації.</w:t>
-      </w:r>
-      <w:r>
-        <w:rPr>
-          <w:rFonts w:ascii="Times New Roman CYR" w:hAnsi="Times New Roman CYR"/>
-          <w:b/>
-          <w:sz w:val="28"/>
-          <w:szCs w:val="28"/>
-          <w:lang w:val="uk-UA"/>
-        </w:rPr>
-        <w:t>”</w:t>
-      </w:r>
-    </w:p>
-    <w:p>
-      <w:pPr>
-        <w:ind w:left="1560" w:hanging="1560"/>
-        <w:jc w:val="center"/>
-        <w:rPr>
-          <w:rFonts w:ascii="Times New Roman CYR" w:hAnsi="Times New Roman CYR"/>
-          <w:b/>
-          <w:sz w:val="32"/>
-          <w:szCs w:val="32"/>
-          <w:lang w:val="uk-UA"/>
-        </w:rPr>
-      </w:pPr>
-    </w:p>
-    <w:p>
-      <w:pPr>
-        <w:ind w:left="1560" w:hanging="1560"/>
-        <w:jc w:val="center"/>
-        <w:rPr>
-          <w:rFonts w:ascii="Times New Roman CYR" w:hAnsi="Times New Roman CYR"/>
-          <w:color w:val="000000" w:themeColor="text1"/>
-          <w:szCs w:val="28"/>
-          <w:lang w:val="uk-UA"/>
-        </w:rPr>
-      </w:pPr>
-      <w:r>
-        <w:rPr>
-          <w:rFonts w:ascii="Times New Roman CYR" w:hAnsi="Times New Roman CYR"/>
-          <w:szCs w:val="28"/>
-          <w:lang w:val="uk-UA"/>
-        </w:rPr>
-        <w:t xml:space="preserve">аспіранта 1-го курсу спеціальності </w:t>
-      </w:r>
-      <w:r>
-        <w:rPr>
-          <w:rFonts w:ascii="Times New Roman CYR" w:hAnsi="Times New Roman CYR"/>
-          <w:color w:val="000000" w:themeColor="text1"/>
-          <w:szCs w:val="28"/>
-          <w:lang w:val="uk-UA"/>
-        </w:rPr>
-        <w:t xml:space="preserve">F5 </w:t>
-      </w:r>
-      <w:proofErr w:type="spellStart"/>
-      <w:r>
-        <w:rPr>
-          <w:rFonts w:ascii="Times New Roman CYR" w:hAnsi="Times New Roman CYR"/>
-          <w:color w:val="000000" w:themeColor="text1"/>
-          <w:szCs w:val="28"/>
-          <w:lang w:val="uk-UA"/>
-        </w:rPr>
-        <w:t>Кібербезпека</w:t>
-      </w:r>
-      <w:proofErr w:type="spellEnd"/>
-      <w:r>
-        <w:rPr>
-          <w:rFonts w:ascii="Times New Roman CYR" w:hAnsi="Times New Roman CYR"/>
-          <w:color w:val="000000" w:themeColor="text1"/>
-          <w:szCs w:val="28"/>
-          <w:lang w:val="uk-UA"/>
-        </w:rPr>
-        <w:t xml:space="preserve"> та захист інформації</w:t>
-      </w:r>
-    </w:p>
-    <w:p>
-      <w:pPr>
-        <w:ind w:left="709"/>
-        <w:jc w:val="center"/>
-        <w:rPr>
-          <w:rFonts w:ascii="Times New Roman CYR" w:hAnsi="Times New Roman CYR"/>
-          <w:b/>
-          <w:i/>
-          <w:szCs w:val="28"/>
-          <w:lang w:val="uk-UA"/>
-        </w:rPr>
-      </w:pPr>
-    </w:p>
-    <w:p>
-      <w:pPr>
-        <w:ind w:left="709" w:hanging="709"/>
-        <w:jc w:val="center"/>
-        <w:rPr>
-          <w:rFonts w:ascii="Times New Roman CYR" w:hAnsi="Times New Roman CYR"/>
-          <w:b/>
-          <w:iCs/>
-          <w:color w:val="000000" w:themeColor="text1"/>
-          <w:szCs w:val="28"/>
-          <w:lang w:val="uk-UA"/>
-        </w:rPr>
-      </w:pPr>
-      <w:r>
-        <w:rPr>
-          <w:rFonts w:ascii="Times New Roman CYR" w:hAnsi="Times New Roman CYR"/>
-          <w:b/>
-          <w:iCs/>
-          <w:color w:val="000000" w:themeColor="text1"/>
-          <w:szCs w:val="28"/>
-          <w:lang w:val="uk-UA"/>
-        </w:rPr>
-        <w:t>Білозора Дмитра Олександровича</w:t>
-      </w:r>
-    </w:p>
-    <w:p>
-      <w:pPr>
-        <w:ind w:left="709" w:right="520"/>
-        <w:jc w:val="right"/>
-        <w:rPr>
-          <w:rFonts w:ascii="Times New Roman CYR" w:hAnsi="Times New Roman CYR"/>
-          <w:szCs w:val="28"/>
-          <w:lang w:val="uk-UA"/>
-        </w:rPr>
-      </w:pPr>
-      <w:r>
-        <w:rPr>
-          <w:rFonts w:ascii="Times New Roman CYR" w:hAnsi="Times New Roman CYR"/>
-          <w:szCs w:val="28"/>
-          <w:lang w:val="uk-UA"/>
-        </w:rPr>
-        <w:t>________________</w:t>
-      </w:r>
-    </w:p>
-    <w:p>
-      <w:pPr>
-        <w:ind w:left="1408" w:right="378" w:firstLine="5822"/>
-        <w:rPr>
-          <w:rFonts w:ascii="Times New Roman CYR" w:hAnsi="Times New Roman CYR"/>
-          <w:sz w:val="20"/>
-          <w:lang w:val="uk-UA"/>
-        </w:rPr>
-      </w:pPr>
-      <w:r>
-        <w:rPr>
-          <w:rFonts w:ascii="Times New Roman CYR" w:hAnsi="Times New Roman CYR"/>
-          <w:sz w:val="20"/>
-          <w:lang w:val="uk-UA"/>
-        </w:rPr>
-        <w:t>(Підпис аспіранта)</w:t>
-      </w:r>
-    </w:p>
-    <w:p>
-      <w:pPr>
-        <w:ind w:left="709"/>
-        <w:rPr>
-          <w:rFonts w:ascii="Times New Roman CYR" w:hAnsi="Times New Roman CYR"/>
-          <w:szCs w:val="28"/>
-          <w:lang w:val="uk-UA"/>
-        </w:rPr>
-      </w:pPr>
-    </w:p>
-    <w:p>
-      <w:pPr>
-        <w:ind w:left="709"/>
-        <w:rPr>
-          <w:rFonts w:ascii="Times New Roman CYR" w:hAnsi="Times New Roman CYR"/>
-          <w:szCs w:val="28"/>
-          <w:lang w:val="uk-UA"/>
-        </w:rPr>
-      </w:pPr>
-    </w:p>
-    <w:p>
-      <w:pPr>
-        <w:ind w:left="709"/>
-        <w:rPr>
-          <w:rFonts w:ascii="Times New Roman CYR" w:hAnsi="Times New Roman CYR"/>
-          <w:szCs w:val="28"/>
-          <w:lang w:val="uk-UA"/>
-        </w:rPr>
-      </w:pPr>
-    </w:p>
-    <w:p>
-      <w:pPr>
-        <w:ind w:left="709"/>
-        <w:rPr>
-          <w:rFonts w:ascii="Times New Roman CYR" w:hAnsi="Times New Roman CYR"/>
-          <w:szCs w:val="28"/>
-          <w:lang w:val="uk-UA"/>
-        </w:rPr>
-      </w:pPr>
-      <w:r>
-        <w:rPr>
-          <w:rFonts w:ascii="Times New Roman CYR" w:hAnsi="Times New Roman CYR"/>
-          <w:szCs w:val="28"/>
-          <w:lang w:val="uk-UA"/>
-        </w:rPr>
-        <w:t>Оцінка __________________</w:t>
-      </w:r>
-    </w:p>
-    <w:p>
-      <w:pPr>
-        <w:ind w:left="709"/>
-        <w:jc w:val="right"/>
-        <w:rPr>
-          <w:rFonts w:ascii="Times New Roman CYR" w:hAnsi="Times New Roman CYR"/>
-          <w:szCs w:val="28"/>
-          <w:lang w:val="uk-UA"/>
-        </w:rPr>
-      </w:pPr>
-    </w:p>
-    <w:p>
-      <w:pPr>
-        <w:ind w:left="709"/>
-        <w:rPr>
-          <w:rFonts w:ascii="Times New Roman CYR" w:hAnsi="Times New Roman CYR"/>
-          <w:szCs w:val="28"/>
-          <w:lang w:val="uk-UA"/>
-        </w:rPr>
-      </w:pPr>
-      <w:r>
-        <w:rPr>
-          <w:rFonts w:ascii="Times New Roman CYR" w:hAnsi="Times New Roman CYR"/>
-          <w:szCs w:val="28"/>
-          <w:lang w:val="uk-UA"/>
-        </w:rPr>
-        <w:t>Перевірено ______________</w:t>
-      </w:r>
-    </w:p>
-    <w:p>
-      <w:pPr>
-        <w:ind w:left="709" w:firstLine="1843"/>
-        <w:rPr>
-          <w:rFonts w:ascii="Times New Roman CYR" w:hAnsi="Times New Roman CYR"/>
-          <w:szCs w:val="28"/>
-          <w:lang w:val="uk-UA"/>
-        </w:rPr>
-      </w:pPr>
-      <w:r>
-        <w:rPr>
-          <w:rFonts w:ascii="Times New Roman CYR" w:hAnsi="Times New Roman CYR"/>
-          <w:sz w:val="20"/>
-          <w:lang w:val="uk-UA"/>
-        </w:rPr>
-        <w:t>(Дата)</w:t>
-      </w:r>
-    </w:p>
-    <w:p>
-      <w:pPr>
-        <w:ind w:left="709"/>
-        <w:rPr>
-          <w:rFonts w:ascii="Times New Roman CYR" w:hAnsi="Times New Roman CYR"/>
-          <w:szCs w:val="28"/>
-          <w:lang w:val="uk-UA"/>
-        </w:rPr>
-      </w:pPr>
-      <w:r>
-        <w:rPr>
-          <w:rFonts w:ascii="Times New Roman CYR" w:hAnsi="Times New Roman CYR"/>
-          <w:szCs w:val="28"/>
-          <w:lang w:val="uk-UA"/>
-        </w:rPr>
-        <w:t>Викладач ________________ /________________/</w:t>
-      </w:r>
-    </w:p>
-    <w:p>
-      <w:pPr>
-        <w:ind w:left="1417" w:firstLine="707"/>
-        <w:rPr>
-          <w:rFonts w:ascii="Times New Roman CYR" w:hAnsi="Times New Roman CYR"/>
-          <w:szCs w:val="28"/>
-          <w:lang w:val="uk-UA"/>
-        </w:rPr>
-      </w:pPr>
-      <w:r>
-        <w:rPr>
-          <w:rFonts w:ascii="Times New Roman CYR" w:hAnsi="Times New Roman CYR"/>
-          <w:sz w:val="20"/>
-          <w:lang w:val="uk-UA"/>
-        </w:rPr>
-        <w:t xml:space="preserve">     (Підпис)</w:t>
-      </w:r>
-      <w:r>
-        <w:rPr>
-          <w:rFonts w:ascii="Times New Roman CYR" w:hAnsi="Times New Roman CYR"/>
-          <w:sz w:val="20"/>
-          <w:lang w:val="uk-UA"/>
-        </w:rPr>
-        <w:tab/>
-        <w:t xml:space="preserve">     (Прізвище та ініціали)</w:t>
-      </w:r>
-    </w:p>
-    <w:p>
-      <w:pPr>
-        <w:ind w:left="709"/>
-        <w:rPr>
-          <w:rFonts w:ascii="Times New Roman CYR" w:hAnsi="Times New Roman CYR"/>
-          <w:szCs w:val="28"/>
-          <w:lang w:val="uk-UA"/>
-        </w:rPr>
-      </w:pPr>
-    </w:p>
-    <w:p>
-      <w:pPr>
-        <w:rPr>
-          <w:rFonts w:ascii="Times New Roman CYR" w:hAnsi="Times New Roman CYR"/>
-          <w:szCs w:val="28"/>
-          <w:lang w:val="uk-UA"/>
-        </w:rPr>
-      </w:pPr>
-    </w:p>
-    <w:p>
-      <w:pPr>
-        <w:ind w:left="709"/>
-        <w:rPr>
-          <w:rFonts w:ascii="Times New Roman CYR" w:hAnsi="Times New Roman CYR"/>
-          <w:szCs w:val="28"/>
-          <w:lang w:val="uk-UA"/>
-        </w:rPr>
-      </w:pPr>
-    </w:p>
-    <w:p>
-      <w:pPr>
-        <w:ind w:left="709"/>
-        <w:rPr>
-          <w:rFonts w:ascii="Times New Roman CYR" w:hAnsi="Times New Roman CYR"/>
-          <w:szCs w:val="28"/>
-          <w:lang w:val="uk-UA"/>
-        </w:rPr>
-      </w:pPr>
-    </w:p>
-    <w:p>
-      <w:pPr>
-        <w:ind w:left="709" w:hanging="709"/>
-        <w:jc w:val="center"/>
-        <w:rPr>
-          <w:rFonts w:ascii="Times New Roman CYR" w:hAnsi="Times New Roman CYR"/>
-          <w:b/>
-          <w:szCs w:val="28"/>
-          <w:lang w:val="uk-UA"/>
-        </w:rPr>
-      </w:pPr>
-      <w:r>
-        <w:rPr>
-          <w:rFonts w:ascii="Times New Roman CYR" w:hAnsi="Times New Roman CYR"/>
-          <w:b/>
-          <w:szCs w:val="28"/>
-          <w:lang w:val="uk-UA"/>
-        </w:rPr>
-        <w:t>Черкаси – 2025 р.</w:t>
-      </w:r>
-    </w:p>
-    <w:p>
-      <w:pPr>
-        <w:spacing w:after="160" w:line="278" w:lineRule="auto"/>
-        <w:rPr>
-          <w:rFonts w:ascii="Times New Roman CYR" w:hAnsi="Times New Roman CYR"/>
-          <w:b/>
+          <w:bCs/>
+          <w:sz w:val="28"/>
           <w:szCs w:val="28"/>
           <w:lang w:val="uk-UA"/>
         </w:rPr>
@@ -799,18 +220,19 @@
         <w:spacing w:line="360" w:lineRule="auto"/>
         <w:jc w:val="center"/>
         <w:rPr>
-          <w:rFonts w:ascii="Times New Roman CYR" w:hAnsi="Times New Roman CYR"/>
-          <w:b/>
-          <w:lang w:val="uk-UA"/>
-        </w:rPr>
-      </w:pPr>
-      <w:r>
-        <w:rPr>
-          <w:rFonts w:ascii="Times New Roman CYR" w:hAnsi="Times New Roman CYR"/>
-          <w:b/>
-          <w:lang w:val="uk-UA"/>
-        </w:rPr>
-        <w:lastRenderedPageBreak/>
+          <w:bCs/>
+          <w:sz w:val="28"/>
+          <w:szCs w:val="28"/>
+          <w:lang w:val="uk-UA"/>
+        </w:rPr>
+      </w:pPr>
+      <w:r>
+        <w:rPr>
+          <w:bCs/>
+          <w:sz w:val="28"/>
+          <w:szCs w:val="28"/>
+          <w:lang w:val="uk-UA"/>
+        </w:rPr>
         <w:t>З В І Т</w:t>
       </w:r>
     </w:p>
@@ -820,21 +242,40 @@
         <w:ind w:left="1560" w:hanging="1560"/>
         <w:jc w:val="center"/>
         <w:rPr>
-          <w:rFonts w:ascii="Times New Roman CYR" w:hAnsi="Times New Roman CYR"/>
-          <w:lang w:val="en-US"/>
-        </w:rPr>
-      </w:pPr>
-      <w:r>
-        <w:rPr>
-          <w:rFonts w:ascii="Times New Roman CYR" w:hAnsi="Times New Roman CYR"/>
-          <w:lang w:val="uk-UA"/>
-        </w:rPr>
-        <w:t xml:space="preserve">про виконання завдань до лабораторної роботи № </w:t>
-      </w:r>
-      <w:r>
-        <w:rPr>
-          <w:rFonts w:ascii="Times New Roman CYR" w:hAnsi="Times New Roman CYR"/>
-          <w:lang w:val="en-US"/>
+          <w:bCs/>
+          <w:sz w:val="28"/>
+          <w:szCs w:val="28"/>
+          <w:lang w:val="uk-UA"/>
+        </w:rPr>
+      </w:pPr>
+    </w:p>
+    <w:p>
+      <w:pPr>
+        <w:spacing w:line="360" w:lineRule="auto"/>
+        <w:ind w:left="1560" w:hanging="1560"/>
+        <w:jc w:val="center"/>
+        <w:rPr>
+          <w:bCs/>
+          <w:sz w:val="28"/>
+          <w:szCs w:val="28"/>
+          <w:lang w:val="uk-UA"/>
+        </w:rPr>
+      </w:pPr>
+      <w:r>
+        <w:rPr>
+          <w:bCs/>
+          <w:sz w:val="28"/>
+          <w:szCs w:val="28"/>
+          <w:lang w:val="uk-UA"/>
+        </w:rPr>
+        <w:t xml:space="preserve">з лабораторної роботи № </w:t>
+      </w:r>
+      <w:r>
+        <w:rPr>
+          <w:bCs/>
+          <w:sz w:val="28"/>
+          <w:szCs w:val="28"/>
+          <w:lang w:val="uk-UA"/>
         </w:rPr>
         <w:t>8</w:t>
       </w:r>
@@ -844,22 +285,674 @@
         <w:spacing w:line="360" w:lineRule="auto"/>
         <w:jc w:val="center"/>
         <w:rPr>
+          <w:bCs/>
+          <w:sz w:val="28"/>
+          <w:szCs w:val="28"/>
+          <w:lang w:val="uk-UA"/>
+        </w:rPr>
+      </w:pPr>
+      <w:r>
+        <w:rPr>
+          <w:bCs/>
+          <w:sz w:val="28"/>
+          <w:szCs w:val="28"/>
+          <w:lang w:val="uk-UA"/>
+        </w:rPr>
+        <w:t>з д</w:t>
+      </w:r>
+      <w:r>
+        <w:rPr>
+          <w:bCs/>
+          <w:sz w:val="28"/>
+          <w:szCs w:val="28"/>
+          <w:lang w:val="uk-UA"/>
+        </w:rPr>
+        <w:t>исциплін</w:t>
+      </w:r>
+      <w:r>
+        <w:rPr>
+          <w:bCs/>
+          <w:sz w:val="28"/>
+          <w:szCs w:val="28"/>
+          <w:lang w:val="uk-UA"/>
+        </w:rPr>
+        <w:t>и</w:t>
+      </w:r>
+      <w:r>
+        <w:rPr>
+          <w:bCs/>
+          <w:sz w:val="28"/>
+          <w:szCs w:val="28"/>
+          <w:lang w:val="uk-UA"/>
+        </w:rPr>
+        <w:t xml:space="preserve"> </w:t>
+      </w:r>
+      <w:r>
+        <w:rPr>
+          <w:bCs/>
+          <w:sz w:val="28"/>
+          <w:szCs w:val="28"/>
+          <w:lang w:val="uk-UA"/>
+        </w:rPr>
+        <w:t>«</w:t>
+      </w:r>
+      <w:r>
+        <w:rPr>
+          <w:bCs/>
+          <w:sz w:val="28"/>
+          <w:szCs w:val="28"/>
+          <w:lang w:val="uk-UA"/>
+        </w:rPr>
+        <w:t xml:space="preserve">Природно-надійні системи </w:t>
+      </w:r>
+      <w:proofErr w:type="spellStart"/>
+      <w:r>
+        <w:rPr>
+          <w:bCs/>
+          <w:sz w:val="28"/>
+          <w:szCs w:val="28"/>
+          <w:lang w:val="uk-UA"/>
+        </w:rPr>
+        <w:t>кібербезпеки</w:t>
+      </w:r>
+      <w:proofErr w:type="spellEnd"/>
+      <w:r>
+        <w:rPr>
+          <w:bCs/>
+          <w:sz w:val="28"/>
+          <w:szCs w:val="28"/>
+          <w:lang w:val="uk-UA"/>
+        </w:rPr>
+        <w:t>»</w:t>
+      </w:r>
+    </w:p>
+    <w:p>
+      <w:pPr>
+        <w:spacing w:line="360" w:lineRule="auto"/>
+        <w:jc w:val="center"/>
+        <w:rPr>
+          <w:bCs/>
+          <w:sz w:val="28"/>
+          <w:szCs w:val="28"/>
+          <w:lang w:val="uk-UA"/>
+        </w:rPr>
+      </w:pPr>
+      <w:r>
+        <w:rPr>
+          <w:bCs/>
+          <w:sz w:val="28"/>
+          <w:szCs w:val="28"/>
+          <w:lang w:val="uk-UA"/>
+        </w:rPr>
+        <w:t xml:space="preserve">Тема: </w:t>
+      </w:r>
+      <w:r>
+        <w:rPr>
+          <w:bCs/>
+          <w:sz w:val="28"/>
+          <w:szCs w:val="28"/>
+          <w:lang w:val="uk-UA"/>
+        </w:rPr>
+        <w:t>«</w:t>
+      </w:r>
+      <w:proofErr w:type="spellStart"/>
+      <w:r>
+        <w:rPr>
+          <w:bCs/>
+          <w:sz w:val="28"/>
+          <w:szCs w:val="28"/>
+          <w:lang w:val="uk-UA"/>
+        </w:rPr>
+        <w:t>Нейромережа</w:t>
+      </w:r>
+      <w:proofErr w:type="spellEnd"/>
+      <w:r>
+        <w:rPr>
+          <w:bCs/>
+          <w:sz w:val="28"/>
+          <w:szCs w:val="28"/>
+          <w:lang w:val="uk-UA"/>
+        </w:rPr>
+        <w:t xml:space="preserve"> мультиплікативної уваги на основі LSTM для шифрування інформації</w:t>
+      </w:r>
+      <w:r>
+        <w:rPr>
+          <w:bCs/>
+          <w:sz w:val="28"/>
+          <w:szCs w:val="28"/>
+          <w:lang w:val="uk-UA"/>
+        </w:rPr>
+        <w:t>»</w:t>
+      </w:r>
+    </w:p>
+    <w:p>
+      <w:pPr>
+        <w:spacing w:line="360" w:lineRule="auto"/>
+        <w:ind w:left="1560" w:hanging="1560"/>
+        <w:jc w:val="center"/>
+        <w:rPr>
+          <w:bCs/>
+          <w:sz w:val="28"/>
+          <w:szCs w:val="28"/>
+          <w:lang w:val="uk-UA"/>
+        </w:rPr>
+      </w:pPr>
+    </w:p>
+    <w:p>
+      <w:pPr>
+        <w:spacing w:line="360" w:lineRule="auto"/>
+        <w:ind w:left="709"/>
+        <w:jc w:val="center"/>
+        <w:rPr>
+          <w:bCs/>
+          <w:i/>
+          <w:sz w:val="28"/>
+          <w:szCs w:val="28"/>
+          <w:lang w:val="uk-UA"/>
+        </w:rPr>
+      </w:pPr>
+    </w:p>
+    <w:p>
+      <w:pPr>
+        <w:spacing w:line="360" w:lineRule="auto"/>
+        <w:ind w:left="709"/>
+        <w:rPr>
+          <w:sz w:val="28"/>
+          <w:szCs w:val="28"/>
+          <w:lang w:val="uk-UA"/>
+        </w:rPr>
+      </w:pPr>
+    </w:p>
+    <w:p>
+      <w:pPr>
+        <w:ind w:left="709"/>
+        <w:rPr>
+          <w:sz w:val="28"/>
+          <w:szCs w:val="28"/>
+          <w:lang w:val="uk-UA"/>
+        </w:rPr>
+      </w:pPr>
+    </w:p>
+    <w:p>
+      <w:pPr>
+        <w:ind w:left="709"/>
+        <w:rPr>
+          <w:sz w:val="28"/>
+          <w:szCs w:val="28"/>
+        </w:rPr>
+      </w:pPr>
+    </w:p>
+    <w:p>
+      <w:pPr>
+        <w:ind w:left="709"/>
+        <w:rPr>
+          <w:sz w:val="28"/>
+          <w:szCs w:val="28"/>
+          <w:lang w:val="en-US"/>
+        </w:rPr>
+      </w:pPr>
+    </w:p>
+    <w:tbl>
+      <w:tblPr>
+        <w:tblW w:w="9781" w:type="dxa"/>
+        <w:tblCellMar>
+          <w:top w:w="15" w:type="dxa"/>
+          <w:left w:w="15" w:type="dxa"/>
+          <w:bottom w:w="15" w:type="dxa"/>
+          <w:right w:w="15" w:type="dxa"/>
+        </w:tblCellMar>
+        <w:tblLook w:val="04A0" w:firstRow="1" w:lastRow="0" w:firstColumn="1" w:lastColumn="0" w:noHBand="0" w:noVBand="1"/>
+      </w:tblPr>
+      <w:tblGrid>
+        <w:gridCol w:w="4111"/>
+        <w:gridCol w:w="5670"/>
+      </w:tblGrid>
+      <w:tr>
+        <w:tc>
+          <w:tcPr>
+            <w:tcW w:w="4111" w:type="dxa"/>
+            <w:tcMar>
+              <w:top w:w="0" w:type="dxa"/>
+              <w:left w:w="108" w:type="dxa"/>
+              <w:bottom w:w="0" w:type="dxa"/>
+              <w:right w:w="108" w:type="dxa"/>
+            </w:tcMar>
+            <w:hideMark/>
+          </w:tcPr>
+          <w:p>
+            <w:pPr>
+              <w:rPr>
+                <w:sz w:val="28"/>
+                <w:szCs w:val="28"/>
+                <w:lang w:eastAsia="uk-UA"/>
+              </w:rPr>
+            </w:pPr>
+            <w:proofErr w:type="spellStart"/>
+            <w:r>
+              <w:rPr>
+                <w:color w:val="000000"/>
+                <w:sz w:val="28"/>
+                <w:szCs w:val="28"/>
+                <w:lang w:eastAsia="uk-UA"/>
+              </w:rPr>
+              <w:t>Перевірила</w:t>
+            </w:r>
+            <w:proofErr w:type="spellEnd"/>
+            <w:r>
+              <w:rPr>
+                <w:color w:val="000000"/>
+                <w:sz w:val="28"/>
+                <w:szCs w:val="28"/>
+                <w:lang w:eastAsia="uk-UA"/>
+              </w:rPr>
+              <w:t>:</w:t>
+            </w:r>
+          </w:p>
+        </w:tc>
+        <w:tc>
+          <w:tcPr>
+            <w:tcW w:w="5670" w:type="dxa"/>
+            <w:tcMar>
+              <w:top w:w="0" w:type="dxa"/>
+              <w:left w:w="108" w:type="dxa"/>
+              <w:bottom w:w="0" w:type="dxa"/>
+              <w:right w:w="108" w:type="dxa"/>
+            </w:tcMar>
+            <w:hideMark/>
+          </w:tcPr>
+          <w:p>
+            <w:pPr>
+              <w:jc w:val="right"/>
+              <w:rPr>
+                <w:sz w:val="28"/>
+                <w:szCs w:val="28"/>
+                <w:lang w:eastAsia="uk-UA"/>
+              </w:rPr>
+            </w:pPr>
+            <w:r>
+              <w:rPr>
+                <w:color w:val="000000"/>
+                <w:sz w:val="28"/>
+                <w:szCs w:val="28"/>
+                <w:lang w:eastAsia="uk-UA"/>
+              </w:rPr>
+              <w:t>Викон</w:t>
+            </w:r>
+            <w:proofErr w:type="spellStart"/>
+            <w:r>
+              <w:rPr>
+                <w:color w:val="000000"/>
+                <w:sz w:val="28"/>
+                <w:szCs w:val="28"/>
+                <w:lang w:val="uk-UA" w:eastAsia="uk-UA"/>
+              </w:rPr>
+              <w:t>ав</w:t>
+            </w:r>
+            <w:proofErr w:type="spellEnd"/>
+            <w:r>
+              <w:rPr>
+                <w:color w:val="000000"/>
+                <w:sz w:val="28"/>
+                <w:szCs w:val="28"/>
+                <w:lang w:eastAsia="uk-UA"/>
+              </w:rPr>
+              <w:t>:</w:t>
+            </w:r>
+          </w:p>
+        </w:tc>
+      </w:tr>
+      <w:tr>
+        <w:tc>
+          <w:tcPr>
+            <w:tcW w:w="4111" w:type="dxa"/>
+            <w:tcMar>
+              <w:top w:w="0" w:type="dxa"/>
+              <w:left w:w="108" w:type="dxa"/>
+              <w:bottom w:w="0" w:type="dxa"/>
+              <w:right w:w="108" w:type="dxa"/>
+            </w:tcMar>
+            <w:hideMark/>
+          </w:tcPr>
+          <w:p>
+            <w:pPr>
+              <w:rPr>
+                <w:sz w:val="28"/>
+                <w:szCs w:val="28"/>
+                <w:lang w:eastAsia="uk-UA"/>
+              </w:rPr>
+            </w:pPr>
+            <w:proofErr w:type="spellStart"/>
+            <w:r>
+              <w:rPr>
+                <w:color w:val="000000"/>
+                <w:sz w:val="28"/>
+                <w:szCs w:val="28"/>
+                <w:lang w:eastAsia="uk-UA"/>
+              </w:rPr>
+              <w:t>професор</w:t>
+            </w:r>
+            <w:proofErr w:type="spellEnd"/>
+          </w:p>
+        </w:tc>
+        <w:tc>
+          <w:tcPr>
+            <w:tcW w:w="5670" w:type="dxa"/>
+            <w:tcMar>
+              <w:top w:w="0" w:type="dxa"/>
+              <w:left w:w="108" w:type="dxa"/>
+              <w:bottom w:w="0" w:type="dxa"/>
+              <w:right w:w="108" w:type="dxa"/>
+            </w:tcMar>
+            <w:hideMark/>
+          </w:tcPr>
+          <w:p>
+            <w:pPr>
+              <w:ind w:left="1560" w:hanging="1560"/>
+              <w:jc w:val="right"/>
+              <w:rPr>
+                <w:sz w:val="28"/>
+                <w:szCs w:val="28"/>
+                <w:lang w:val="uk-UA"/>
+              </w:rPr>
+            </w:pPr>
+            <w:r>
+              <w:rPr>
+                <w:sz w:val="28"/>
+                <w:szCs w:val="28"/>
+                <w:lang w:val="uk-UA"/>
+              </w:rPr>
+              <w:t>аспірант 1-го курсу</w:t>
+            </w:r>
+          </w:p>
+          <w:p>
+            <w:pPr>
+              <w:ind w:left="1560" w:hanging="1560"/>
+              <w:jc w:val="right"/>
+              <w:rPr>
+                <w:color w:val="000000" w:themeColor="text1"/>
+                <w:sz w:val="28"/>
+                <w:szCs w:val="28"/>
+                <w:lang w:val="uk-UA"/>
+              </w:rPr>
+            </w:pPr>
+            <w:r>
+              <w:rPr>
+                <w:sz w:val="28"/>
+                <w:szCs w:val="28"/>
+                <w:lang w:val="uk-UA"/>
+              </w:rPr>
+              <w:t xml:space="preserve">спеціальності </w:t>
+            </w:r>
+            <w:r>
+              <w:rPr>
+                <w:color w:val="000000" w:themeColor="text1"/>
+                <w:sz w:val="28"/>
+                <w:szCs w:val="28"/>
+                <w:lang w:val="uk-UA"/>
+              </w:rPr>
+              <w:t xml:space="preserve">F5 </w:t>
+            </w:r>
+            <w:proofErr w:type="spellStart"/>
+            <w:r>
+              <w:rPr>
+                <w:color w:val="000000" w:themeColor="text1"/>
+                <w:sz w:val="28"/>
+                <w:szCs w:val="28"/>
+                <w:lang w:val="uk-UA"/>
+              </w:rPr>
+              <w:t>Кібербезпека</w:t>
+            </w:r>
+            <w:proofErr w:type="spellEnd"/>
+          </w:p>
+          <w:p>
+            <w:pPr>
+              <w:ind w:left="1560" w:hanging="1560"/>
+              <w:jc w:val="right"/>
+              <w:rPr>
+                <w:color w:val="000000" w:themeColor="text1"/>
+                <w:sz w:val="28"/>
+                <w:szCs w:val="28"/>
+                <w:lang w:val="uk-UA"/>
+              </w:rPr>
+            </w:pPr>
+            <w:r>
+              <w:rPr>
+                <w:color w:val="000000" w:themeColor="text1"/>
+                <w:sz w:val="28"/>
+                <w:szCs w:val="28"/>
+                <w:lang w:val="uk-UA"/>
+              </w:rPr>
+              <w:t>та захист інформації</w:t>
+            </w:r>
+          </w:p>
+          <w:p>
+            <w:pPr>
+              <w:jc w:val="right"/>
+              <w:rPr>
+                <w:sz w:val="28"/>
+                <w:szCs w:val="28"/>
+                <w:lang w:val="uk-UA" w:eastAsia="uk-UA"/>
+              </w:rPr>
+            </w:pPr>
+          </w:p>
+        </w:tc>
+      </w:tr>
+      <w:tr>
+        <w:tc>
+          <w:tcPr>
+            <w:tcW w:w="4111" w:type="dxa"/>
+            <w:tcMar>
+              <w:top w:w="0" w:type="dxa"/>
+              <w:left w:w="108" w:type="dxa"/>
+              <w:bottom w:w="0" w:type="dxa"/>
+              <w:right w:w="108" w:type="dxa"/>
+            </w:tcMar>
+            <w:hideMark/>
+          </w:tcPr>
+          <w:p>
+            <w:pPr>
+              <w:rPr>
+                <w:sz w:val="28"/>
+                <w:szCs w:val="28"/>
+                <w:lang w:eastAsia="uk-UA"/>
+              </w:rPr>
+            </w:pPr>
+            <w:r>
+              <w:rPr>
+                <w:color w:val="000000"/>
+                <w:sz w:val="28"/>
+                <w:szCs w:val="28"/>
+                <w:lang w:eastAsia="uk-UA"/>
+              </w:rPr>
+              <w:t>Бабенко В. Г.</w:t>
+            </w:r>
+          </w:p>
+        </w:tc>
+        <w:tc>
+          <w:tcPr>
+            <w:tcW w:w="5670" w:type="dxa"/>
+            <w:tcMar>
+              <w:top w:w="0" w:type="dxa"/>
+              <w:left w:w="108" w:type="dxa"/>
+              <w:bottom w:w="0" w:type="dxa"/>
+              <w:right w:w="108" w:type="dxa"/>
+            </w:tcMar>
+            <w:hideMark/>
+          </w:tcPr>
+          <w:p>
+            <w:pPr>
+              <w:ind w:left="709" w:hanging="709"/>
+              <w:jc w:val="right"/>
+              <w:rPr>
+                <w:bCs/>
+                <w:iCs/>
+                <w:color w:val="000000" w:themeColor="text1"/>
+                <w:sz w:val="28"/>
+                <w:szCs w:val="28"/>
+                <w:lang w:val="uk-UA"/>
+              </w:rPr>
+            </w:pPr>
+            <w:proofErr w:type="spellStart"/>
+            <w:r>
+              <w:rPr>
+                <w:bCs/>
+                <w:iCs/>
+                <w:color w:val="000000" w:themeColor="text1"/>
+                <w:sz w:val="28"/>
+                <w:szCs w:val="28"/>
+                <w:lang w:val="uk-UA"/>
+              </w:rPr>
+              <w:t>Білозор</w:t>
+            </w:r>
+            <w:proofErr w:type="spellEnd"/>
+            <w:r>
+              <w:rPr>
+                <w:bCs/>
+                <w:iCs/>
+                <w:color w:val="000000" w:themeColor="text1"/>
+                <w:sz w:val="28"/>
+                <w:szCs w:val="28"/>
+                <w:lang w:val="uk-UA"/>
+              </w:rPr>
+              <w:t xml:space="preserve"> Дмитро Олександрович</w:t>
+            </w:r>
+          </w:p>
+          <w:p>
+            <w:pPr>
+              <w:jc w:val="right"/>
+              <w:rPr>
+                <w:bCs/>
+                <w:sz w:val="28"/>
+                <w:szCs w:val="28"/>
+                <w:lang w:eastAsia="uk-UA"/>
+              </w:rPr>
+            </w:pPr>
+          </w:p>
+        </w:tc>
+      </w:tr>
+    </w:tbl>
+    <w:p>
+      <w:pPr>
+        <w:rPr>
+          <w:sz w:val="28"/>
+          <w:szCs w:val="28"/>
+          <w:lang w:val="uk-UA"/>
+        </w:rPr>
+      </w:pPr>
+    </w:p>
+    <w:p>
+      <w:pPr>
+        <w:ind w:left="709"/>
+        <w:rPr>
+          <w:sz w:val="28"/>
+          <w:szCs w:val="28"/>
+          <w:lang w:val="uk-UA"/>
+        </w:rPr>
+      </w:pPr>
+    </w:p>
+    <w:p>
+      <w:pPr>
+        <w:ind w:left="709"/>
+        <w:rPr>
+          <w:rFonts w:ascii="Times New Roman CYR" w:hAnsi="Times New Roman CYR"/>
+          <w:szCs w:val="28"/>
+          <w:lang w:val="uk-UA"/>
+        </w:rPr>
+      </w:pPr>
+    </w:p>
+    <w:p>
+      <w:pPr>
+        <w:ind w:left="709"/>
+        <w:rPr>
+          <w:rFonts w:ascii="Times New Roman CYR" w:hAnsi="Times New Roman CYR"/>
+          <w:szCs w:val="28"/>
+          <w:lang w:val="uk-UA"/>
+        </w:rPr>
+      </w:pPr>
+    </w:p>
+    <w:p>
+      <w:pPr>
+        <w:ind w:left="709"/>
+        <w:rPr>
+          <w:rFonts w:ascii="Times New Roman CYR" w:hAnsi="Times New Roman CYR"/>
+          <w:szCs w:val="28"/>
+          <w:lang w:val="uk-UA"/>
+        </w:rPr>
+      </w:pPr>
+    </w:p>
+    <w:p>
+      <w:pPr>
+        <w:ind w:left="709" w:hanging="709"/>
+        <w:jc w:val="center"/>
+        <w:rPr>
+          <w:rFonts w:ascii="Times New Roman CYR" w:hAnsi="Times New Roman CYR"/>
+          <w:bCs/>
+          <w:szCs w:val="28"/>
+          <w:lang w:val="uk-UA"/>
+        </w:rPr>
+      </w:pPr>
+    </w:p>
+    <w:p>
+      <w:pPr>
+        <w:ind w:left="709" w:hanging="709"/>
+        <w:jc w:val="center"/>
+        <w:rPr>
+          <w:rFonts w:ascii="Times New Roman CYR" w:hAnsi="Times New Roman CYR"/>
+          <w:bCs/>
+          <w:szCs w:val="28"/>
+          <w:lang w:val="uk-UA"/>
+        </w:rPr>
+      </w:pPr>
+    </w:p>
+    <w:p>
+      <w:pPr>
+        <w:ind w:left="709" w:hanging="709"/>
+        <w:jc w:val="center"/>
+        <w:rPr>
+          <w:rFonts w:ascii="Times New Roman CYR" w:hAnsi="Times New Roman CYR"/>
+          <w:bCs/>
+          <w:szCs w:val="28"/>
+          <w:lang w:val="uk-UA"/>
+        </w:rPr>
+      </w:pPr>
+      <w:r>
+        <w:rPr>
+          <w:rFonts w:ascii="Times New Roman CYR" w:hAnsi="Times New Roman CYR"/>
+          <w:bCs/>
+          <w:szCs w:val="28"/>
+          <w:lang w:val="uk-UA"/>
+        </w:rPr>
+        <w:t>Черкаси – 2025 р.</w:t>
+      </w:r>
+    </w:p>
+    <w:p>
+      <w:pPr>
+        <w:spacing w:line="360" w:lineRule="auto"/>
+        <w:jc w:val="center"/>
+        <w:rPr>
           <w:rFonts w:ascii="Times New Roman CYR" w:hAnsi="Times New Roman CYR"/>
           <w:b/>
+          <w:sz w:val="28"/>
+          <w:szCs w:val="28"/>
           <w:lang w:val="uk-UA"/>
         </w:rPr>
       </w:pPr>
       <w:r>
         <w:rPr>
           <w:rFonts w:ascii="Times New Roman CYR" w:hAnsi="Times New Roman CYR"/>
-          <w:lang w:val="uk-UA"/>
-        </w:rPr>
+          <w:sz w:val="28"/>
+          <w:szCs w:val="28"/>
+          <w:lang w:val="uk-UA"/>
+        </w:rPr>
+        <w:lastRenderedPageBreak/>
         <w:t>Тема:</w:t>
       </w:r>
       <w:r>
         <w:rPr>
           <w:rFonts w:ascii="Times New Roman CYR" w:hAnsi="Times New Roman CYR"/>
           <w:b/>
+          <w:sz w:val="28"/>
+          <w:szCs w:val="28"/>
           <w:lang w:val="uk-UA"/>
         </w:rPr>
         <w:t xml:space="preserve"> «</w:t>
@@ -869,6 +962,8 @@
         <w:rPr>
           <w:rFonts w:ascii="Times New Roman CYR" w:hAnsi="Times New Roman CYR"/>
           <w:b/>
+          <w:sz w:val="28"/>
+          <w:szCs w:val="28"/>
           <w:lang w:val="uk-UA"/>
         </w:rPr>
         <w:t>Нейромережа</w:t>
@@ -878,6 +973,8 @@
         <w:rPr>
           <w:rFonts w:ascii="Times New Roman CYR" w:hAnsi="Times New Roman CYR"/>
           <w:b/>
+          <w:sz w:val="28"/>
+          <w:szCs w:val="28"/>
           <w:lang w:val="uk-UA"/>
         </w:rPr>
         <w:t xml:space="preserve"> мультиплікативної уваги на основі LSTM для шифрування інформації.</w:t>
@@ -886,9 +983,119 @@
         <w:rPr>
           <w:rFonts w:ascii="Times New Roman CYR" w:hAnsi="Times New Roman CYR"/>
           <w:b/>
+          <w:sz w:val="28"/>
+          <w:szCs w:val="28"/>
           <w:lang w:val="uk-UA"/>
         </w:rPr>
         <w:t>»</w:t>
+      </w:r>
+    </w:p>
+    <w:p>
+      <w:pPr>
+        <w:spacing w:line="360" w:lineRule="auto"/>
+        <w:rPr>
+          <w:rFonts w:ascii="Times New Roman CYR" w:hAnsi="Times New Roman CYR"/>
+          <w:b/>
+          <w:i/>
+          <w:sz w:val="28"/>
+          <w:szCs w:val="28"/>
+          <w:lang w:val="uk-UA"/>
+        </w:rPr>
+      </w:pPr>
+    </w:p>
+    <w:p>
+      <w:pPr>
+        <w:spacing w:line="360" w:lineRule="auto"/>
+        <w:jc w:val="both"/>
+        <w:rPr>
+          <w:rFonts w:ascii="Times New Roman CYR" w:hAnsi="Times New Roman CYR"/>
+          <w:sz w:val="28"/>
+          <w:szCs w:val="28"/>
+          <w:lang w:val="uk-UA"/>
+        </w:rPr>
+      </w:pPr>
+      <w:r>
+        <w:rPr>
+          <w:rFonts w:ascii="Times New Roman CYR" w:hAnsi="Times New Roman CYR"/>
+          <w:b/>
+          <w:i/>
+          <w:sz w:val="28"/>
+          <w:szCs w:val="28"/>
+          <w:lang w:val="uk-UA"/>
+        </w:rPr>
+        <w:t>Мета роботи:</w:t>
+      </w:r>
+      <w:r>
+        <w:rPr>
+          <w:sz w:val="28"/>
+          <w:szCs w:val="28"/>
+          <w:lang w:val="uk-UA"/>
+        </w:rPr>
+        <w:t xml:space="preserve"> До</w:t>
+      </w:r>
+      <w:r>
+        <w:rPr>
+          <w:rFonts w:ascii="Times New Roman CYR" w:hAnsi="Times New Roman CYR"/>
+          <w:sz w:val="28"/>
+          <w:szCs w:val="28"/>
+          <w:lang w:val="uk-UA"/>
+        </w:rPr>
+        <w:t>слідити та реалізувати архітектуру Seq2seq з механізмом уваги (</w:t>
+      </w:r>
+      <w:proofErr w:type="spellStart"/>
+      <w:r>
+        <w:rPr>
+          <w:rFonts w:ascii="Times New Roman CYR" w:hAnsi="Times New Roman CYR"/>
+          <w:sz w:val="28"/>
+          <w:szCs w:val="28"/>
+          <w:lang w:val="uk-UA"/>
+        </w:rPr>
+        <w:t>Attention</w:t>
+      </w:r>
+      <w:proofErr w:type="spellEnd"/>
+      <w:r>
+        <w:rPr>
+          <w:rFonts w:ascii="Times New Roman CYR" w:hAnsi="Times New Roman CYR"/>
+          <w:sz w:val="28"/>
+          <w:szCs w:val="28"/>
+          <w:lang w:val="uk-UA"/>
+        </w:rPr>
+        <w:t>) на основі рекурентних шарів LSTM.</w:t>
+      </w:r>
+    </w:p>
+    <w:p>
+      <w:pPr>
+        <w:spacing w:line="360" w:lineRule="auto"/>
+        <w:rPr>
+          <w:b/>
+          <w:i/>
+          <w:sz w:val="28"/>
+          <w:szCs w:val="28"/>
+          <w:lang w:val="uk-UA"/>
+        </w:rPr>
+      </w:pPr>
+    </w:p>
+    <w:p>
+      <w:pPr>
+        <w:spacing w:line="360" w:lineRule="auto"/>
+        <w:jc w:val="center"/>
+        <w:rPr>
+          <w:b/>
+          <w:i/>
+          <w:sz w:val="28"/>
+          <w:szCs w:val="28"/>
+          <w:lang w:val="uk-UA"/>
+        </w:rPr>
+      </w:pPr>
+      <w:r>
+        <w:rPr>
+          <w:b/>
+          <w:i/>
+          <w:sz w:val="28"/>
+          <w:szCs w:val="28"/>
+          <w:lang w:val="uk-UA"/>
+        </w:rPr>
+        <w:t>Завдання для виконання:</w:t>
       </w:r>
     </w:p>
     <w:p>
@@ -896,90 +1103,20 @@
         <w:pStyle w:val="ListParagraph"/>
         <w:numPr>
           <w:ilvl w:val="0"/>
-          <w:numId w:val="19"/>
-        </w:numPr>
-        <w:spacing w:line="360" w:lineRule="auto"/>
-        <w:rPr>
-          <w:rFonts w:ascii="Times New Roman CYR" w:hAnsi="Times New Roman CYR"/>
-          <w:lang w:val="uk-UA"/>
-        </w:rPr>
-      </w:pPr>
-      <w:r>
-        <w:rPr>
-          <w:rFonts w:ascii="Times New Roman CYR" w:hAnsi="Times New Roman CYR"/>
-          <w:b/>
-          <w:i/>
-          <w:lang w:val="uk-UA"/>
-        </w:rPr>
-        <w:t>Мета роботи:</w:t>
-      </w:r>
-      <w:r>
-        <w:rPr>
-          <w:lang w:val="uk-UA"/>
-        </w:rPr>
-        <w:t xml:space="preserve"> До</w:t>
-      </w:r>
-      <w:r>
-        <w:rPr>
-          <w:rFonts w:ascii="Times New Roman CYR" w:hAnsi="Times New Roman CYR"/>
-          <w:lang w:val="uk-UA"/>
-        </w:rPr>
-        <w:t>слідити та реалізувати архітектуру Seq2seq з механізмом уваги (</w:t>
-      </w:r>
-      <w:proofErr w:type="spellStart"/>
-      <w:r>
-        <w:rPr>
-          <w:rFonts w:ascii="Times New Roman CYR" w:hAnsi="Times New Roman CYR"/>
-          <w:lang w:val="uk-UA"/>
-        </w:rPr>
-        <w:t>Attention</w:t>
-      </w:r>
-      <w:proofErr w:type="spellEnd"/>
-      <w:r>
-        <w:rPr>
-          <w:rFonts w:ascii="Times New Roman CYR" w:hAnsi="Times New Roman CYR"/>
-          <w:lang w:val="uk-UA"/>
-        </w:rPr>
-        <w:t>) на основі рекурентних шарів LSTM.</w:t>
-      </w:r>
-    </w:p>
-    <w:p>
-      <w:pPr>
-        <w:numPr>
-          <w:ilvl w:val="0"/>
-          <w:numId w:val="19"/>
-        </w:numPr>
-        <w:spacing w:line="360" w:lineRule="auto"/>
-        <w:rPr>
-          <w:b/>
-          <w:i/>
-          <w:lang w:val="uk-UA"/>
-        </w:rPr>
-      </w:pPr>
-      <w:r>
-        <w:rPr>
-          <w:b/>
-          <w:i/>
-          <w:lang w:val="uk-UA"/>
-        </w:rPr>
-        <w:t>Завдання для виконання:</w:t>
-      </w:r>
-    </w:p>
-    <w:p>
-      <w:pPr>
-        <w:pStyle w:val="ListParagraph"/>
-        <w:numPr>
-          <w:ilvl w:val="1"/>
           <w:numId w:val="20"/>
         </w:numPr>
         <w:spacing w:line="360" w:lineRule="auto"/>
         <w:jc w:val="both"/>
         <w:rPr>
+          <w:sz w:val="28"/>
+          <w:szCs w:val="28"/>
           <w:lang w:val="uk-UA" w:eastAsia="en-GB"/>
         </w:rPr>
       </w:pPr>
       <w:r>
         <w:rPr>
+          <w:sz w:val="28"/>
+          <w:szCs w:val="28"/>
           <w:lang w:val="uk-UA"/>
         </w:rPr>
         <w:t xml:space="preserve">Реалізувати модель </w:t>
@@ -987,6 +1124,8 @@
       <w:proofErr w:type="spellStart"/>
       <w:r>
         <w:rPr>
+          <w:sz w:val="28"/>
+          <w:szCs w:val="28"/>
           <w:lang w:val="uk-UA"/>
         </w:rPr>
         <w:t>Encoder-Decoder</w:t>
@@ -994,6 +1133,8 @@
       <w:proofErr w:type="spellEnd"/>
       <w:r>
         <w:rPr>
+          <w:sz w:val="28"/>
+          <w:szCs w:val="28"/>
           <w:lang w:val="uk-UA"/>
         </w:rPr>
         <w:t xml:space="preserve">, де </w:t>
@@ -1001,6 +1142,8 @@
       <w:proofErr w:type="spellStart"/>
       <w:r>
         <w:rPr>
+          <w:sz w:val="28"/>
+          <w:szCs w:val="28"/>
           <w:lang w:val="uk-UA"/>
         </w:rPr>
         <w:t>кодер</w:t>
@@ -1008,6 +1151,8 @@
       <w:proofErr w:type="spellEnd"/>
       <w:r>
         <w:rPr>
+          <w:sz w:val="28"/>
+          <w:szCs w:val="28"/>
           <w:lang w:val="uk-UA"/>
         </w:rPr>
         <w:t xml:space="preserve"> та декодер побудовані на шарах </w:t>
@@ -1016,12 +1161,16 @@
         <w:rPr>
           <w:rStyle w:val="HTMLCode"/>
           <w:rFonts w:eastAsiaTheme="majorEastAsia"/>
+          <w:sz w:val="28"/>
+          <w:szCs w:val="28"/>
           <w:lang w:val="uk-UA"/>
         </w:rPr>
         <w:t>LSTM</w:t>
       </w:r>
       <w:r>
         <w:rPr>
+          <w:sz w:val="28"/>
+          <w:szCs w:val="28"/>
           <w:lang w:val="uk-UA"/>
         </w:rPr>
         <w:t>.</w:t>
@@ -1031,17 +1180,21 @@
       <w:pPr>
         <w:pStyle w:val="ListParagraph"/>
         <w:numPr>
-          <w:ilvl w:val="1"/>
+          <w:ilvl w:val="0"/>
           <w:numId w:val="20"/>
         </w:numPr>
         <w:spacing w:line="360" w:lineRule="auto"/>
         <w:jc w:val="both"/>
         <w:rPr>
-          <w:lang w:val="uk-UA"/>
-        </w:rPr>
-      </w:pPr>
-      <w:r>
-        <w:rPr>
+          <w:sz w:val="28"/>
+          <w:szCs w:val="28"/>
+          <w:lang w:val="uk-UA"/>
+        </w:rPr>
+      </w:pPr>
+      <w:r>
+        <w:rPr>
+          <w:sz w:val="28"/>
+          <w:szCs w:val="28"/>
           <w:lang w:val="uk-UA"/>
         </w:rPr>
         <w:t xml:space="preserve">Додати до архітектури шар </w:t>
@@ -1051,6 +1204,8 @@
         <w:rPr>
           <w:rStyle w:val="HTMLCode"/>
           <w:rFonts w:eastAsiaTheme="majorEastAsia"/>
+          <w:sz w:val="28"/>
+          <w:szCs w:val="28"/>
           <w:lang w:val="uk-UA"/>
         </w:rPr>
         <w:t>tensorflow.keras.layers.Attention</w:t>
@@ -1058,6 +1213,8 @@
       <w:proofErr w:type="spellEnd"/>
       <w:r>
         <w:rPr>
+          <w:sz w:val="28"/>
+          <w:szCs w:val="28"/>
           <w:lang w:val="uk-UA"/>
         </w:rPr>
         <w:t>.</w:t>
@@ -1067,17 +1224,21 @@
       <w:pPr>
         <w:pStyle w:val="ListParagraph"/>
         <w:numPr>
-          <w:ilvl w:val="1"/>
+          <w:ilvl w:val="0"/>
           <w:numId w:val="20"/>
         </w:numPr>
         <w:spacing w:line="360" w:lineRule="auto"/>
         <w:jc w:val="both"/>
         <w:rPr>
-          <w:lang w:val="uk-UA"/>
-        </w:rPr>
-      </w:pPr>
-      <w:r>
-        <w:rPr>
+          <w:sz w:val="28"/>
+          <w:szCs w:val="28"/>
+          <w:lang w:val="uk-UA"/>
+        </w:rPr>
+      </w:pPr>
+      <w:r>
+        <w:rPr>
+          <w:sz w:val="28"/>
+          <w:szCs w:val="28"/>
           <w:lang w:val="uk-UA"/>
         </w:rPr>
         <w:t>Обрати на підставі номеру варіанту (Варіант 1) кількість ітерацій (</w:t>
@@ -1087,6 +1248,8 @@
         <w:rPr>
           <w:rStyle w:val="HTMLCode"/>
           <w:rFonts w:eastAsiaTheme="majorEastAsia"/>
+          <w:sz w:val="28"/>
+          <w:szCs w:val="28"/>
           <w:lang w:val="uk-UA"/>
         </w:rPr>
         <w:t>epochs</w:t>
@@ -1094,6 +1257,8 @@
       <w:proofErr w:type="spellEnd"/>
       <w:r>
         <w:rPr>
+          <w:sz w:val="28"/>
+          <w:szCs w:val="28"/>
           <w:lang w:val="uk-UA"/>
         </w:rPr>
         <w:t>) для навчання.</w:t>
@@ -1103,17 +1268,21 @@
       <w:pPr>
         <w:pStyle w:val="ListParagraph"/>
         <w:numPr>
-          <w:ilvl w:val="1"/>
+          <w:ilvl w:val="0"/>
           <w:numId w:val="20"/>
         </w:numPr>
         <w:spacing w:line="360" w:lineRule="auto"/>
         <w:jc w:val="both"/>
         <w:rPr>
-          <w:lang w:val="uk-UA"/>
-        </w:rPr>
-      </w:pPr>
-      <w:r>
-        <w:rPr>
+          <w:sz w:val="28"/>
+          <w:szCs w:val="28"/>
+          <w:lang w:val="uk-UA"/>
+        </w:rPr>
+      </w:pPr>
+      <w:r>
+        <w:rPr>
+          <w:sz w:val="28"/>
+          <w:szCs w:val="28"/>
           <w:lang w:val="uk-UA"/>
         </w:rPr>
         <w:t xml:space="preserve">Навчити модель та оцінити, як механізм уваги у поєднанні з </w:t>
@@ -1122,12 +1291,16 @@
         <w:rPr>
           <w:rStyle w:val="HTMLCode"/>
           <w:rFonts w:eastAsiaTheme="majorEastAsia"/>
+          <w:sz w:val="28"/>
+          <w:szCs w:val="28"/>
           <w:lang w:val="uk-UA"/>
         </w:rPr>
         <w:t>LSTM</w:t>
       </w:r>
       <w:r>
         <w:rPr>
+          <w:sz w:val="28"/>
+          <w:szCs w:val="28"/>
           <w:lang w:val="uk-UA"/>
         </w:rPr>
         <w:t xml:space="preserve"> впливає на якість "дешифрування" (перекладу), порівняно з попередніми моделями.</w:t>
@@ -1135,1716 +1308,917 @@
     </w:p>
     <w:p>
       <w:pPr>
+        <w:spacing w:line="360" w:lineRule="auto"/>
+        <w:rPr>
+          <w:b/>
+          <w:i/>
+          <w:sz w:val="28"/>
+          <w:szCs w:val="28"/>
+          <w:lang w:val="uk-UA"/>
+        </w:rPr>
+      </w:pPr>
+    </w:p>
+    <w:p>
+      <w:pPr>
+        <w:pStyle w:val="NormalWeb"/>
+        <w:spacing w:before="0" w:beforeAutospacing="0" w:after="0" w:afterAutospacing="0" w:line="360" w:lineRule="auto"/>
+        <w:jc w:val="center"/>
+        <w:rPr>
+          <w:b/>
+          <w:bCs/>
+          <w:i/>
+          <w:iCs/>
+          <w:sz w:val="28"/>
+          <w:szCs w:val="28"/>
+          <w:lang w:val="uk-UA"/>
+        </w:rPr>
+      </w:pPr>
+      <w:proofErr w:type="spellStart"/>
+      <w:r>
+        <w:rPr>
+          <w:b/>
+          <w:bCs/>
+          <w:i/>
+          <w:iCs/>
+          <w:sz w:val="28"/>
+          <w:szCs w:val="28"/>
+          <w:lang w:val="uk-UA"/>
+        </w:rPr>
+        <w:t>Теоритичні</w:t>
+      </w:r>
+      <w:proofErr w:type="spellEnd"/>
+      <w:r>
+        <w:rPr>
+          <w:b/>
+          <w:bCs/>
+          <w:i/>
+          <w:iCs/>
+          <w:sz w:val="28"/>
+          <w:szCs w:val="28"/>
+          <w:lang w:val="uk-UA"/>
+        </w:rPr>
+        <w:t xml:space="preserve"> відомості:</w:t>
+      </w:r>
+    </w:p>
+    <w:p>
+      <w:pPr>
+        <w:pStyle w:val="NormalWeb"/>
+        <w:spacing w:before="0" w:beforeAutospacing="0" w:after="0" w:afterAutospacing="0" w:line="360" w:lineRule="auto"/>
+        <w:ind w:firstLine="720"/>
+        <w:jc w:val="both"/>
+        <w:rPr>
+          <w:b/>
+          <w:bCs/>
+          <w:sz w:val="28"/>
+          <w:szCs w:val="28"/>
+        </w:rPr>
+      </w:pPr>
+      <w:r>
+        <w:rPr>
+          <w:b/>
+          <w:bCs/>
+          <w:sz w:val="28"/>
+          <w:szCs w:val="28"/>
+        </w:rPr>
+        <w:t>1. Архітектура LSTM як основа для складних моделей</w:t>
+      </w:r>
+    </w:p>
+    <w:p>
+      <w:pPr>
+        <w:pStyle w:val="NormalWeb"/>
+        <w:spacing w:before="0" w:beforeAutospacing="0" w:after="0" w:afterAutospacing="0" w:line="360" w:lineRule="auto"/>
+        <w:ind w:firstLine="720"/>
+        <w:jc w:val="both"/>
+        <w:rPr>
+          <w:sz w:val="28"/>
+          <w:szCs w:val="28"/>
+        </w:rPr>
+      </w:pPr>
+      <w:r>
+        <w:rPr>
+          <w:sz w:val="28"/>
+          <w:szCs w:val="28"/>
+        </w:rPr>
+        <w:t>У лабораторних роботах № 5 та № 7 було досліджено архітектури LSTM та GRU+Attention відповідно. Логічним завершенням еволюції рекурентних архітектур Seq2seq є поєднання найбільш потужного типу рекурентного блоку (LSTM) з механізмом уваги (Attention).</w:t>
+      </w:r>
+    </w:p>
+    <w:p>
+      <w:pPr>
+        <w:pStyle w:val="NormalWeb"/>
+        <w:spacing w:before="0" w:beforeAutospacing="0" w:after="0" w:afterAutospacing="0" w:line="360" w:lineRule="auto"/>
+        <w:ind w:firstLine="360"/>
+        <w:jc w:val="both"/>
+        <w:rPr>
+          <w:sz w:val="28"/>
+          <w:szCs w:val="28"/>
+        </w:rPr>
+      </w:pPr>
+      <w:r>
+        <w:rPr>
+          <w:sz w:val="28"/>
+          <w:szCs w:val="28"/>
+        </w:rPr>
+        <w:t>LSTM (Long Short-Term Memory) має унікальну структуру з розділеною пам'ятью:</w:t>
+      </w:r>
+    </w:p>
+    <w:p>
+      <w:pPr>
+        <w:pStyle w:val="NormalWeb"/>
         <w:numPr>
           <w:ilvl w:val="0"/>
-          <w:numId w:val="19"/>
+          <w:numId w:val="21"/>
         </w:numPr>
-        <w:spacing w:line="360" w:lineRule="auto"/>
+        <w:spacing w:before="0" w:beforeAutospacing="0" w:after="0" w:afterAutospacing="0" w:line="360" w:lineRule="auto"/>
+        <w:jc w:val="both"/>
+        <w:rPr>
+          <w:sz w:val="28"/>
+          <w:szCs w:val="28"/>
+        </w:rPr>
+      </w:pPr>
+      <w:r>
         <w:rPr>
           <w:b/>
-          <w:i/>
-          <w:lang w:val="uk-UA"/>
+          <w:bCs/>
+          <w:sz w:val="28"/>
+          <w:szCs w:val="28"/>
+        </w:rPr>
+        <w:t>Стан комірки (Cell State, C):</w:t>
+      </w:r>
+      <w:r>
+        <w:rPr>
+          <w:sz w:val="28"/>
+          <w:szCs w:val="28"/>
+        </w:rPr>
+        <w:t xml:space="preserve"> Забезпечує безперешкодне проходження градієнтів, дозволяючи моделі запам'ятовувати інформацію на дуже довгих інтервалах.</w:t>
+      </w:r>
+    </w:p>
+    <w:p>
+      <w:pPr>
+        <w:pStyle w:val="NormalWeb"/>
+        <w:numPr>
+          <w:ilvl w:val="0"/>
+          <w:numId w:val="21"/>
+        </w:numPr>
+        <w:spacing w:before="0" w:beforeAutospacing="0" w:after="0" w:afterAutospacing="0" w:line="360" w:lineRule="auto"/>
+        <w:jc w:val="both"/>
+        <w:rPr>
+          <w:sz w:val="28"/>
+          <w:szCs w:val="28"/>
         </w:rPr>
       </w:pPr>
       <w:r>
         <w:rPr>
           <w:b/>
-          <w:i/>
-          <w:lang w:val="uk-UA"/>
-        </w:rPr>
-        <w:t>Протокол розв’язування завдань</w:t>
-      </w:r>
-      <w:r>
+          <w:bCs/>
+          <w:sz w:val="28"/>
+          <w:szCs w:val="28"/>
+        </w:rPr>
+        <w:t>Прихований стан (Hidden State, h):</w:t>
+      </w:r>
+      <w:r>
+        <w:rPr>
+          <w:sz w:val="28"/>
+          <w:szCs w:val="28"/>
+        </w:rPr>
+        <w:t xml:space="preserve"> Формує вихідний сигнал і використовується для короткострокових операцій.</w:t>
+      </w:r>
+    </w:p>
+    <w:p>
+      <w:pPr>
+        <w:pStyle w:val="NormalWeb"/>
+        <w:spacing w:before="0" w:beforeAutospacing="0" w:after="0" w:afterAutospacing="0" w:line="360" w:lineRule="auto"/>
+        <w:ind w:firstLine="360"/>
+        <w:jc w:val="both"/>
+        <w:rPr>
+          <w:sz w:val="28"/>
+          <w:szCs w:val="28"/>
+        </w:rPr>
+      </w:pPr>
+      <w:r>
+        <w:rPr>
+          <w:sz w:val="28"/>
+          <w:szCs w:val="28"/>
+        </w:rPr>
+        <w:lastRenderedPageBreak/>
+        <w:t>Ця розділена архітектура робить LSTM більш стійкою до проблеми зникаючого градієнта, ніж GRU, хоча і ціною більшої обчислювальної складності.</w:t>
+      </w:r>
+    </w:p>
+    <w:p>
+      <w:pPr>
+        <w:pStyle w:val="NormalWeb"/>
+        <w:spacing w:before="0" w:beforeAutospacing="0" w:after="0" w:afterAutospacing="0" w:line="360" w:lineRule="auto"/>
+        <w:jc w:val="both"/>
         <w:rPr>
           <w:b/>
-          <w:i/>
-          <w:lang w:val="en-US"/>
-        </w:rPr>
-        <w:t>:</w:t>
-      </w:r>
-    </w:p>
-    <w:p>
-      <w:pPr>
-        <w:pStyle w:val="CodeBlock"/>
-        <w:rPr>
-          <w:lang w:val="en-UA"/>
-        </w:rPr>
-      </w:pPr>
-      <w:r>
-        <w:rPr>
-          <w:i/>
-          <w:iCs/>
-        </w:rPr>
-        <w:t xml:space="preserve">import </w:t>
-      </w:r>
-      <w:r>
-        <w:t>numpy</w:t>
-      </w:r>
-      <w:r>
-        <w:br/>
-      </w:r>
-      <w:r>
-        <w:rPr>
-          <w:i/>
-          <w:iCs/>
-        </w:rPr>
-        <w:t xml:space="preserve">import </w:t>
-      </w:r>
-      <w:r>
-        <w:t>tensorflow</w:t>
-      </w:r>
-      <w:r>
-        <w:br/>
-      </w:r>
-      <w:r>
-        <w:br/>
-        <w:t>batch_size = 64</w:t>
-      </w:r>
-      <w:r>
-        <w:br/>
-        <w:t>n = 50</w:t>
-      </w:r>
-      <w:r>
-        <w:br/>
-        <w:t>latent_dim = 256</w:t>
-      </w:r>
-      <w:r>
-        <w:br/>
-        <w:t>num_samples = 1000</w:t>
-      </w:r>
-      <w:r>
-        <w:br/>
-      </w:r>
-      <w:r>
-        <w:br/>
-        <w:t>input_texts = []</w:t>
-      </w:r>
-      <w:r>
-        <w:br/>
-        <w:t>target_texts = []</w:t>
-      </w:r>
-      <w:r>
-        <w:br/>
-        <w:t xml:space="preserve">input_characters = </w:t>
-      </w:r>
-      <w:r>
-        <w:rPr>
-          <w:i/>
-          <w:iCs/>
-        </w:rPr>
-        <w:t>set</w:t>
-      </w:r>
-      <w:r>
-        <w:t>()</w:t>
-      </w:r>
-      <w:r>
-        <w:br/>
-        <w:t xml:space="preserve">target_characters = </w:t>
-      </w:r>
-      <w:r>
-        <w:rPr>
-          <w:i/>
-          <w:iCs/>
-        </w:rPr>
-        <w:t>set</w:t>
-      </w:r>
-      <w:r>
-        <w:t>()</w:t>
-      </w:r>
-      <w:r>
-        <w:br/>
-      </w:r>
-      <w:r>
-        <w:br/>
-      </w:r>
-      <w:r>
-        <w:rPr>
-          <w:i/>
-          <w:iCs/>
-        </w:rPr>
-        <w:t>with open</w:t>
-      </w:r>
-      <w:r>
-        <w:t xml:space="preserve">("fra-eng/fra.txt", "r", encoding="utf-8") </w:t>
-      </w:r>
-      <w:r>
-        <w:rPr>
-          <w:i/>
-          <w:iCs/>
-        </w:rPr>
-        <w:t xml:space="preserve">as </w:t>
-      </w:r>
-      <w:r>
-        <w:t>f:</w:t>
-      </w:r>
-      <w:r>
-        <w:br/>
-        <w:t xml:space="preserve">    lines = f.read().split("\n")</w:t>
-      </w:r>
-      <w:r>
-        <w:br/>
-      </w:r>
-      <w:r>
-        <w:br/>
-      </w:r>
-      <w:r>
-        <w:rPr>
-          <w:i/>
-          <w:iCs/>
-        </w:rPr>
-        <w:t xml:space="preserve">for </w:t>
-      </w:r>
-      <w:r>
-        <w:t xml:space="preserve">line </w:t>
-      </w:r>
-      <w:r>
-        <w:rPr>
-          <w:i/>
-          <w:iCs/>
-        </w:rPr>
-        <w:t xml:space="preserve">in </w:t>
-      </w:r>
-      <w:r>
-        <w:t xml:space="preserve">lines[: </w:t>
-      </w:r>
-      <w:r>
-        <w:rPr>
-          <w:i/>
-          <w:iCs/>
-        </w:rPr>
-        <w:t>min</w:t>
-      </w:r>
-      <w:r>
-        <w:t xml:space="preserve">(num_samples, </w:t>
-      </w:r>
-      <w:r>
-        <w:rPr>
-          <w:i/>
-          <w:iCs/>
-        </w:rPr>
-        <w:t>len</w:t>
-      </w:r>
-      <w:r>
-        <w:t>(lines) - 1)]:</w:t>
-      </w:r>
-      <w:r>
-        <w:br/>
-        <w:t xml:space="preserve">    input_text, target_text, _ = line.split("\t")</w:t>
-      </w:r>
-      <w:r>
-        <w:br/>
-        <w:t xml:space="preserve">    target_text = "\t" + target_text + "\n"</w:t>
-      </w:r>
-      <w:r>
-        <w:br/>
-        <w:t xml:space="preserve">    input_texts.append(input_text)</w:t>
-      </w:r>
-      <w:r>
-        <w:br/>
-        <w:t xml:space="preserve">    target_texts.append(target_text)</w:t>
-      </w:r>
-      <w:r>
-        <w:br/>
-        <w:t xml:space="preserve">    </w:t>
-      </w:r>
-      <w:r>
-        <w:rPr>
-          <w:i/>
-          <w:iCs/>
-        </w:rPr>
-        <w:t xml:space="preserve">for </w:t>
-      </w:r>
-      <w:r>
-        <w:t xml:space="preserve">char </w:t>
-      </w:r>
-      <w:r>
-        <w:rPr>
-          <w:i/>
-          <w:iCs/>
-        </w:rPr>
-        <w:t xml:space="preserve">in </w:t>
-      </w:r>
-      <w:r>
-        <w:t>input_text:</w:t>
-      </w:r>
-      <w:r>
-        <w:br/>
-        <w:t xml:space="preserve">        </w:t>
-      </w:r>
-      <w:r>
-        <w:rPr>
-          <w:i/>
-          <w:iCs/>
-        </w:rPr>
-        <w:t xml:space="preserve">if </w:t>
-      </w:r>
-      <w:r>
-        <w:t xml:space="preserve">char </w:t>
-      </w:r>
-      <w:r>
-        <w:rPr>
-          <w:i/>
-          <w:iCs/>
-        </w:rPr>
-        <w:t xml:space="preserve">not in </w:t>
-      </w:r>
-      <w:r>
-        <w:t>input_characters:</w:t>
-      </w:r>
-      <w:r>
-        <w:br/>
-        <w:t xml:space="preserve">            input_characters.add(char)</w:t>
-      </w:r>
-      <w:r>
-        <w:br/>
-        <w:t xml:space="preserve">    </w:t>
-      </w:r>
-      <w:r>
-        <w:rPr>
-          <w:i/>
-          <w:iCs/>
-        </w:rPr>
-        <w:t xml:space="preserve">for </w:t>
-      </w:r>
-      <w:r>
-        <w:t xml:space="preserve">char </w:t>
-      </w:r>
-      <w:r>
-        <w:rPr>
-          <w:i/>
-          <w:iCs/>
-        </w:rPr>
-        <w:t xml:space="preserve">in </w:t>
-      </w:r>
-      <w:r>
-        <w:t>target_text:</w:t>
-      </w:r>
-      <w:r>
-        <w:br/>
-        <w:t xml:space="preserve">        </w:t>
-      </w:r>
-      <w:r>
-        <w:rPr>
-          <w:i/>
-          <w:iCs/>
-        </w:rPr>
-        <w:t xml:space="preserve">if </w:t>
-      </w:r>
-      <w:r>
-        <w:t xml:space="preserve">char </w:t>
-      </w:r>
-      <w:r>
-        <w:rPr>
-          <w:i/>
-          <w:iCs/>
-        </w:rPr>
-        <w:t xml:space="preserve">not in </w:t>
-      </w:r>
-      <w:r>
-        <w:t>target_characters:</w:t>
-      </w:r>
-      <w:r>
-        <w:br/>
-        <w:t xml:space="preserve">            target_characters.add(char)</w:t>
-      </w:r>
-      <w:r>
-        <w:br/>
-      </w:r>
-      <w:r>
-        <w:br/>
-        <w:t xml:space="preserve">input_characters = </w:t>
-      </w:r>
-      <w:r>
-        <w:rPr>
-          <w:i/>
-          <w:iCs/>
-        </w:rPr>
-        <w:t>sorted</w:t>
-      </w:r>
-      <w:r>
-        <w:t>(</w:t>
-      </w:r>
-      <w:r>
-        <w:rPr>
-          <w:i/>
-          <w:iCs/>
-        </w:rPr>
-        <w:t>list</w:t>
-      </w:r>
-      <w:r>
-        <w:t>(input_characters))</w:t>
-      </w:r>
-      <w:r>
-        <w:br/>
-        <w:t xml:space="preserve">target_characters = </w:t>
-      </w:r>
-      <w:r>
-        <w:rPr>
-          <w:i/>
-          <w:iCs/>
-        </w:rPr>
-        <w:t>sorted</w:t>
-      </w:r>
-      <w:r>
-        <w:t>(</w:t>
-      </w:r>
-      <w:r>
-        <w:rPr>
-          <w:i/>
-          <w:iCs/>
-        </w:rPr>
-        <w:t>list</w:t>
-      </w:r>
-      <w:r>
-        <w:t>(target_characters))</w:t>
-      </w:r>
-      <w:r>
-        <w:br/>
-        <w:t xml:space="preserve">num_encoder_tokens = </w:t>
-      </w:r>
-      <w:r>
-        <w:rPr>
-          <w:i/>
-          <w:iCs/>
-        </w:rPr>
-        <w:t>len</w:t>
-      </w:r>
-      <w:r>
-        <w:t>(input_characters)</w:t>
-      </w:r>
-      <w:r>
-        <w:br/>
-      </w:r>
-      <w:r>
-        <w:lastRenderedPageBreak/>
-        <w:t xml:space="preserve">num_decoder_tokens = </w:t>
-      </w:r>
-      <w:r>
-        <w:rPr>
-          <w:i/>
-          <w:iCs/>
-        </w:rPr>
-        <w:t>len</w:t>
-      </w:r>
-      <w:r>
-        <w:t>(target_characters)</w:t>
-      </w:r>
-      <w:r>
-        <w:br/>
-        <w:t xml:space="preserve">max_encoder_seq_length = </w:t>
-      </w:r>
-      <w:r>
-        <w:rPr>
-          <w:i/>
-          <w:iCs/>
-        </w:rPr>
-        <w:t>max</w:t>
-      </w:r>
-      <w:r>
-        <w:t>([</w:t>
-      </w:r>
-      <w:r>
-        <w:rPr>
-          <w:i/>
-          <w:iCs/>
-        </w:rPr>
-        <w:t>len</w:t>
-      </w:r>
-      <w:r>
-        <w:t xml:space="preserve">(txt) </w:t>
-      </w:r>
-      <w:r>
-        <w:rPr>
-          <w:i/>
-          <w:iCs/>
-        </w:rPr>
-        <w:t xml:space="preserve">for </w:t>
-      </w:r>
-      <w:r>
-        <w:t xml:space="preserve">txt </w:t>
-      </w:r>
-      <w:r>
-        <w:rPr>
-          <w:i/>
-          <w:iCs/>
-        </w:rPr>
-        <w:t xml:space="preserve">in </w:t>
-      </w:r>
-      <w:r>
-        <w:t>input_texts])</w:t>
-      </w:r>
-      <w:r>
-        <w:br/>
-        <w:t xml:space="preserve">max_decoder_seq_length = </w:t>
-      </w:r>
-      <w:r>
-        <w:rPr>
-          <w:i/>
-          <w:iCs/>
-        </w:rPr>
-        <w:t>max</w:t>
-      </w:r>
-      <w:r>
-        <w:t>([</w:t>
-      </w:r>
-      <w:r>
-        <w:rPr>
-          <w:i/>
-          <w:iCs/>
-        </w:rPr>
-        <w:t>len</w:t>
-      </w:r>
-      <w:r>
-        <w:t xml:space="preserve">(txt) </w:t>
-      </w:r>
-      <w:r>
-        <w:rPr>
-          <w:i/>
-          <w:iCs/>
-        </w:rPr>
-        <w:t xml:space="preserve">for </w:t>
-      </w:r>
-      <w:r>
-        <w:t xml:space="preserve">txt </w:t>
-      </w:r>
-      <w:r>
-        <w:rPr>
-          <w:i/>
-          <w:iCs/>
-        </w:rPr>
-        <w:t xml:space="preserve">in </w:t>
-      </w:r>
-      <w:r>
-        <w:t>target_texts])</w:t>
-      </w:r>
-      <w:r>
-        <w:br/>
-      </w:r>
-      <w:r>
-        <w:br/>
-        <w:t xml:space="preserve">input_token_index = </w:t>
-      </w:r>
-      <w:r>
-        <w:rPr>
-          <w:i/>
-          <w:iCs/>
-        </w:rPr>
-        <w:t>dict</w:t>
-      </w:r>
-      <w:r>
-        <w:t xml:space="preserve">([(char, i) </w:t>
-      </w:r>
-      <w:r>
-        <w:rPr>
-          <w:i/>
-          <w:iCs/>
-        </w:rPr>
-        <w:t xml:space="preserve">for </w:t>
-      </w:r>
-      <w:r>
-        <w:t xml:space="preserve">i, char </w:t>
-      </w:r>
-      <w:r>
-        <w:rPr>
-          <w:i/>
-          <w:iCs/>
-        </w:rPr>
-        <w:t>in enumerate</w:t>
-      </w:r>
-      <w:r>
-        <w:t>(input_characters)])</w:t>
-      </w:r>
-      <w:r>
-        <w:br/>
-        <w:t xml:space="preserve">target_token_index = </w:t>
-      </w:r>
-      <w:r>
-        <w:rPr>
-          <w:i/>
-          <w:iCs/>
-        </w:rPr>
-        <w:t>dict</w:t>
-      </w:r>
-      <w:r>
-        <w:t xml:space="preserve">([(char, i) </w:t>
-      </w:r>
-      <w:r>
-        <w:rPr>
-          <w:i/>
-          <w:iCs/>
-        </w:rPr>
-        <w:t xml:space="preserve">for </w:t>
-      </w:r>
-      <w:r>
-        <w:t xml:space="preserve">i, char </w:t>
-      </w:r>
-      <w:r>
-        <w:rPr>
-          <w:i/>
-          <w:iCs/>
-        </w:rPr>
-        <w:t>in enumerate</w:t>
-      </w:r>
-      <w:r>
-        <w:t>(target_characters)])</w:t>
-      </w:r>
-      <w:r>
-        <w:br/>
-      </w:r>
-      <w:r>
-        <w:br/>
-        <w:t>encoder_input_data = numpy.zeros(</w:t>
-      </w:r>
-      <w:r>
-        <w:br/>
-        <w:t xml:space="preserve">    (</w:t>
-      </w:r>
-      <w:r>
-        <w:rPr>
-          <w:i/>
-          <w:iCs/>
-        </w:rPr>
-        <w:t>len</w:t>
-      </w:r>
-      <w:r>
-        <w:t>(input_texts), max_encoder_seq_length, num_encoder_tokens), dtype="float32"</w:t>
-      </w:r>
-      <w:r>
-        <w:br/>
-        <w:t>)</w:t>
-      </w:r>
-      <w:r>
-        <w:br/>
-        <w:t>decoder_input_data = numpy.zeros(</w:t>
-      </w:r>
-      <w:r>
-        <w:br/>
-        <w:t xml:space="preserve">    (</w:t>
-      </w:r>
-      <w:r>
-        <w:rPr>
-          <w:i/>
-          <w:iCs/>
-        </w:rPr>
-        <w:t>len</w:t>
-      </w:r>
-      <w:r>
-        <w:t>(input_texts), max_decoder_seq_length, num_decoder_tokens), dtype="float32"</w:t>
-      </w:r>
-      <w:r>
-        <w:br/>
-        <w:t>)</w:t>
-      </w:r>
-      <w:r>
-        <w:br/>
-        <w:t>decoder_target_data = numpy.zeros(</w:t>
-      </w:r>
-      <w:r>
-        <w:br/>
-        <w:t xml:space="preserve">    (</w:t>
-      </w:r>
-      <w:r>
-        <w:rPr>
-          <w:i/>
-          <w:iCs/>
-        </w:rPr>
-        <w:t>len</w:t>
-      </w:r>
-      <w:r>
-        <w:t>(input_texts), max_decoder_seq_length, num_decoder_tokens), dtype="float32"</w:t>
-      </w:r>
-      <w:r>
-        <w:br/>
-        <w:t>)</w:t>
-      </w:r>
-      <w:r>
-        <w:br/>
-      </w:r>
-      <w:r>
-        <w:br/>
-      </w:r>
-      <w:r>
-        <w:rPr>
-          <w:i/>
-          <w:iCs/>
-        </w:rPr>
-        <w:t xml:space="preserve">for </w:t>
-      </w:r>
-      <w:r>
-        <w:t xml:space="preserve">i, (input_text, target_text) </w:t>
-      </w:r>
-      <w:r>
-        <w:rPr>
-          <w:i/>
-          <w:iCs/>
-        </w:rPr>
-        <w:t>in enumerate</w:t>
-      </w:r>
-      <w:r>
-        <w:t>(</w:t>
-      </w:r>
-      <w:r>
-        <w:rPr>
-          <w:i/>
-          <w:iCs/>
-        </w:rPr>
-        <w:t>zip</w:t>
-      </w:r>
-      <w:r>
-        <w:t>(input_texts, target_texts)):</w:t>
-      </w:r>
-      <w:r>
-        <w:br/>
-        <w:t xml:space="preserve">    </w:t>
-      </w:r>
-      <w:r>
-        <w:rPr>
-          <w:i/>
-          <w:iCs/>
-        </w:rPr>
-        <w:t xml:space="preserve">for </w:t>
-      </w:r>
-      <w:r>
-        <w:t xml:space="preserve">t, char </w:t>
-      </w:r>
-      <w:r>
-        <w:rPr>
-          <w:i/>
-          <w:iCs/>
-        </w:rPr>
-        <w:t>in enumerate</w:t>
-      </w:r>
-      <w:r>
-        <w:t>(input_text):</w:t>
-      </w:r>
-      <w:r>
-        <w:br/>
-        <w:t xml:space="preserve">        encoder_input_data[i, t, input_token_index[char]] = 1.0</w:t>
-      </w:r>
-      <w:r>
-        <w:br/>
-        <w:t xml:space="preserve">    encoder_input_data[i, t + 1 :, input_token_index[" "]] = 1.0</w:t>
-      </w:r>
-      <w:r>
-        <w:br/>
-        <w:t xml:space="preserve">    </w:t>
-      </w:r>
-      <w:r>
-        <w:rPr>
-          <w:i/>
-          <w:iCs/>
-        </w:rPr>
-        <w:t xml:space="preserve">for </w:t>
-      </w:r>
-      <w:r>
-        <w:t xml:space="preserve">t, char </w:t>
-      </w:r>
-      <w:r>
-        <w:rPr>
-          <w:i/>
-          <w:iCs/>
-        </w:rPr>
-        <w:t>in enumerate</w:t>
-      </w:r>
-      <w:r>
-        <w:t>(target_text):</w:t>
-      </w:r>
-      <w:r>
-        <w:br/>
-        <w:t xml:space="preserve">        decoder_input_data[i, t, target_token_index[char]] = 1.0</w:t>
-      </w:r>
-      <w:r>
-        <w:br/>
-        <w:t xml:space="preserve">        </w:t>
-      </w:r>
-      <w:r>
-        <w:rPr>
-          <w:i/>
-          <w:iCs/>
-        </w:rPr>
-        <w:t xml:space="preserve">if </w:t>
-      </w:r>
-      <w:r>
-        <w:t>t &gt; 0:</w:t>
-      </w:r>
-      <w:r>
-        <w:br/>
-        <w:t xml:space="preserve">            decoder_target_data[i, t - 1, target_token_index[char]] = 1.0</w:t>
-      </w:r>
-      <w:r>
-        <w:br/>
-        <w:t xml:space="preserve">    decoder_input_data[i, t + 1 :, target_token_index[" "]] = 1.0</w:t>
-      </w:r>
-      <w:r>
-        <w:br/>
-        <w:t xml:space="preserve">    decoder_target_data[i, t:, target_token_index[" "]] = 1.0</w:t>
-      </w:r>
-      <w:r>
-        <w:br/>
-      </w:r>
-      <w:r>
-        <w:br/>
-      </w:r>
-      <w:r>
-        <w:rPr>
-          <w:i/>
-          <w:iCs/>
-        </w:rPr>
-        <w:t># --- Побудова моделі з LSTM та Attention ---</w:t>
-      </w:r>
-      <w:r>
-        <w:rPr>
-          <w:i/>
-          <w:iCs/>
-        </w:rPr>
-        <w:br/>
-      </w:r>
-      <w:r>
-        <w:t>encoder_inputs = tensorflow.keras.Input(shape=(</w:t>
-      </w:r>
-      <w:r>
-        <w:rPr>
-          <w:i/>
-          <w:iCs/>
-        </w:rPr>
-        <w:t>None</w:t>
-      </w:r>
-      <w:r>
-        <w:t>, num_encoder_tokens))</w:t>
-      </w:r>
-      <w:r>
-        <w:br/>
-        <w:t>decoder_inputs = tensorflow.keras.Input(shape=(</w:t>
-      </w:r>
-      <w:r>
-        <w:rPr>
-          <w:i/>
-          <w:iCs/>
-        </w:rPr>
-        <w:t>None</w:t>
-      </w:r>
-      <w:r>
-        <w:t>, num_decoder_tokens))</w:t>
-      </w:r>
-      <w:r>
-        <w:br/>
-      </w:r>
-      <w:r>
-        <w:br/>
-      </w:r>
-      <w:r>
-        <w:rPr>
-          <w:i/>
-          <w:iCs/>
-        </w:rPr>
-        <w:t># Кодер LSTM</w:t>
-      </w:r>
-      <w:r>
-        <w:rPr>
-          <w:i/>
-          <w:iCs/>
-        </w:rPr>
-        <w:br/>
-      </w:r>
-      <w:r>
-        <w:t>encoder_lstm = tensorflow.keras.layers.LSTM(latent_dim, return_sequences=</w:t>
-      </w:r>
-      <w:r>
-        <w:rPr>
-          <w:i/>
-          <w:iCs/>
-        </w:rPr>
-        <w:t>True</w:t>
-      </w:r>
-      <w:r>
-        <w:t>, return_state=</w:t>
-      </w:r>
-      <w:r>
-        <w:rPr>
-          <w:i/>
-          <w:iCs/>
-        </w:rPr>
-        <w:t>True</w:t>
-      </w:r>
-      <w:r>
-        <w:t>)</w:t>
-      </w:r>
-      <w:r>
-        <w:br/>
-        <w:t>encoder_lstm_outputs, encoder_state_h, encoder_state_c = encoder_lstm(encoder_inputs)</w:t>
-      </w:r>
-      <w:r>
-        <w:br/>
-        <w:t>encoder_states = [encoder_state_h, encoder_state_c]</w:t>
-      </w:r>
-      <w:r>
-        <w:br/>
-      </w:r>
-      <w:r>
-        <w:br/>
-      </w:r>
-      <w:r>
-        <w:rPr>
-          <w:i/>
-          <w:iCs/>
-        </w:rPr>
-        <w:t># Декодер LSTM</w:t>
-      </w:r>
-      <w:r>
-        <w:rPr>
-          <w:i/>
-          <w:iCs/>
-        </w:rPr>
-        <w:br/>
-      </w:r>
-      <w:r>
-        <w:t>decoder_lstm = tensorflow.keras.layers.LSTM(latent_dim, return_sequences=</w:t>
-      </w:r>
-      <w:r>
-        <w:rPr>
-          <w:i/>
-          <w:iCs/>
-        </w:rPr>
-        <w:t>True</w:t>
-      </w:r>
-      <w:r>
-        <w:t>, return_state=</w:t>
-      </w:r>
-      <w:r>
-        <w:rPr>
-          <w:i/>
-          <w:iCs/>
-        </w:rPr>
-        <w:t>True</w:t>
-      </w:r>
-      <w:r>
-        <w:t>)</w:t>
-      </w:r>
-      <w:r>
-        <w:br/>
-        <w:t>decoder_lstm_outputs, _, _ = decoder_lstm(decoder_inputs, initial_state=encoder_states)</w:t>
-      </w:r>
-      <w:r>
-        <w:br/>
-      </w:r>
-      <w:r>
-        <w:br/>
-      </w:r>
-      <w:r>
-        <w:rPr>
-          <w:i/>
-          <w:iCs/>
-        </w:rPr>
-        <w:t># Шар уваги</w:t>
-      </w:r>
-      <w:r>
-        <w:rPr>
-          <w:i/>
-          <w:iCs/>
-        </w:rPr>
-        <w:br/>
-      </w:r>
-      <w:r>
-        <w:t>decoder_attention = tensorflow.keras.layers.Attention()</w:t>
-      </w:r>
-      <w:r>
-        <w:br/>
-        <w:t>decoder_attention_outputs = decoder_attention([decoder_lstm_outputs, encoder_lstm_outputs])</w:t>
-      </w:r>
-      <w:r>
-        <w:br/>
-      </w:r>
-      <w:r>
-        <w:lastRenderedPageBreak/>
-        <w:br/>
-      </w:r>
-      <w:r>
-        <w:rPr>
-          <w:i/>
-          <w:iCs/>
-        </w:rPr>
-        <w:t># Об'єднання</w:t>
-      </w:r>
-      <w:r>
-        <w:rPr>
-          <w:i/>
-          <w:iCs/>
-        </w:rPr>
-        <w:br/>
-      </w:r>
-      <w:r>
-        <w:t>decoder_concatenate = tensorflow.keras.layers.Concatenate()</w:t>
-      </w:r>
-      <w:r>
-        <w:br/>
-        <w:t>decoder_concatenate_outputs = decoder_concatenate([decoder_lstm_outputs, decoder_attention_outputs])</w:t>
-      </w:r>
-      <w:r>
-        <w:br/>
-      </w:r>
-      <w:r>
-        <w:br/>
-      </w:r>
-      <w:r>
-        <w:rPr>
-          <w:i/>
-          <w:iCs/>
-        </w:rPr>
-        <w:t># Фінальний шар</w:t>
-      </w:r>
-      <w:r>
-        <w:rPr>
-          <w:i/>
-          <w:iCs/>
-        </w:rPr>
-        <w:br/>
-      </w:r>
-      <w:r>
-        <w:t>decoder_dense = tensorflow.keras.layers.Dense(num_decoder_tokens, activation="softmax")</w:t>
-      </w:r>
-      <w:r>
-        <w:br/>
-        <w:t>decoder_outputs = decoder_dense(decoder_concatenate_outputs)</w:t>
-      </w:r>
-      <w:r>
-        <w:br/>
-      </w:r>
-      <w:r>
-        <w:br/>
-        <w:t>model = tensorflow.keras.Model([encoder_inputs, decoder_inputs], decoder_outputs)</w:t>
-      </w:r>
-      <w:r>
-        <w:br/>
-      </w:r>
-      <w:r>
-        <w:br/>
-        <w:t>model.compile(</w:t>
-      </w:r>
-      <w:r>
-        <w:br/>
-        <w:t xml:space="preserve">    optimizer="rmsprop", loss="categorical_crossentropy", metrics=["accuracy"]</w:t>
-      </w:r>
-      <w:r>
-        <w:br/>
-        <w:t>)</w:t>
-      </w:r>
-      <w:r>
-        <w:br/>
-      </w:r>
-      <w:r>
-        <w:br/>
-      </w:r>
-      <w:r>
-        <w:rPr>
-          <w:i/>
-          <w:iCs/>
-        </w:rPr>
-        <w:t># Навчання моделі</w:t>
-      </w:r>
-      <w:r>
-        <w:rPr>
-          <w:i/>
-          <w:iCs/>
-        </w:rPr>
-        <w:br/>
-      </w:r>
-      <w:r>
-        <w:t>model.fit(</w:t>
-      </w:r>
-      <w:r>
-        <w:br/>
-        <w:t xml:space="preserve">    [encoder_input_data, decoder_input_data],</w:t>
-      </w:r>
-      <w:r>
-        <w:br/>
-        <w:t xml:space="preserve">    decoder_target_data,</w:t>
-      </w:r>
-      <w:r>
-        <w:br/>
-        <w:t xml:space="preserve">    batch_size=batch_size,</w:t>
-      </w:r>
-      <w:r>
-        <w:br/>
-        <w:t xml:space="preserve">    epochs=n,</w:t>
-      </w:r>
-      <w:r>
-        <w:br/>
-        <w:t xml:space="preserve">    validation_split=0.2,</w:t>
-      </w:r>
-      <w:r>
-        <w:br/>
-        <w:t>)</w:t>
-      </w:r>
-      <w:r>
-        <w:br/>
-      </w:r>
-      <w:r>
-        <w:br/>
-      </w:r>
-      <w:r>
-        <w:rPr>
-          <w:i/>
-          <w:iCs/>
-        </w:rPr>
-        <w:t># --- Побудова моделей для дешифрування ---</w:t>
-      </w:r>
-      <w:r>
-        <w:rPr>
-          <w:i/>
-          <w:iCs/>
-        </w:rPr>
-        <w:br/>
-      </w:r>
-      <w:r>
-        <w:rPr>
-          <w:i/>
-          <w:iCs/>
-        </w:rPr>
-        <w:br/>
-        <w:t># Модель шифратора (кодер)</w:t>
-      </w:r>
-      <w:r>
-        <w:rPr>
-          <w:i/>
-          <w:iCs/>
-        </w:rPr>
-        <w:br/>
-      </w:r>
-      <w:r>
-        <w:t>encoder_inputs_inf = model.input[0]</w:t>
-      </w:r>
-      <w:r>
-        <w:br/>
-        <w:t>encoder_lstm_inf = model.layers[2]</w:t>
-      </w:r>
-      <w:r>
-        <w:br/>
-        <w:t>encoder_lstm_outputs_inf, encoder_state_h_inf, encoder_state_c_inf = encoder_lstm_inf(</w:t>
-      </w:r>
-      <w:r>
-        <w:br/>
-        <w:t xml:space="preserve">    encoder_inputs_inf</w:t>
-      </w:r>
-      <w:r>
-        <w:br/>
-        <w:t>)</w:t>
-      </w:r>
-      <w:r>
-        <w:br/>
-        <w:t>encoder_model = tensorflow.keras.Model(</w:t>
-      </w:r>
-      <w:r>
-        <w:br/>
-        <w:t xml:space="preserve">    encoder_inputs_inf,</w:t>
-      </w:r>
-      <w:r>
-        <w:br/>
-        <w:t xml:space="preserve">    [encoder_lstm_outputs_inf, encoder_state_h_inf, encoder_state_c_inf],</w:t>
-      </w:r>
-      <w:r>
-        <w:br/>
-        <w:t>)</w:t>
-      </w:r>
-      <w:r>
-        <w:br/>
-      </w:r>
-      <w:r>
-        <w:br/>
-      </w:r>
-      <w:r>
-        <w:rPr>
-          <w:i/>
-          <w:iCs/>
-        </w:rPr>
-        <w:t># Модель дешифратора (декодер)</w:t>
-      </w:r>
-      <w:r>
-        <w:rPr>
-          <w:i/>
-          <w:iCs/>
-        </w:rPr>
-        <w:br/>
-      </w:r>
-      <w:r>
-        <w:t>decoder_inputs_inf = model.input[1]</w:t>
-      </w:r>
-      <w:r>
-        <w:br/>
-        <w:t>decoder_input_lstm_outputs_inf = tensorflow.keras.Input(shape=(</w:t>
-      </w:r>
-      <w:r>
-        <w:rPr>
-          <w:i/>
-          <w:iCs/>
-        </w:rPr>
-        <w:t>None</w:t>
-      </w:r>
-      <w:r>
-        <w:t>, latent_dim))</w:t>
-      </w:r>
-      <w:r>
-        <w:br/>
-        <w:t>decoder_input_state_h_inf = tensorflow.keras.Input(shape=(latent_dim,))</w:t>
-      </w:r>
-      <w:r>
-        <w:br/>
-        <w:t>decoder_input_state_c_inf = tensorflow.keras.Input(shape=(latent_dim,))</w:t>
-      </w:r>
-      <w:r>
-        <w:br/>
-        <w:t>decoder_input_states_inf = [decoder_input_state_h_inf, decoder_input_state_c_inf]</w:t>
-      </w:r>
-      <w:r>
-        <w:br/>
-      </w:r>
-      <w:r>
-        <w:br/>
-        <w:t>decoder_lstm_inf = model.layers[3]</w:t>
-      </w:r>
-      <w:r>
-        <w:br/>
-        <w:t>decoder_lstm_outputs_inf, decoder_state_h_inf_out, decoder_state_c_inf_out = decoder_lstm_inf(</w:t>
-      </w:r>
-      <w:r>
-        <w:br/>
-      </w:r>
-      <w:r>
-        <w:lastRenderedPageBreak/>
-        <w:t xml:space="preserve">    decoder_inputs_inf, initial_state=decoder_input_states_inf</w:t>
-      </w:r>
-      <w:r>
-        <w:br/>
-        <w:t>)</w:t>
-      </w:r>
-      <w:r>
-        <w:br/>
-        <w:t>decoder_states_inf_out = [decoder_state_h_inf_out, decoder_state_c_inf_out]</w:t>
-      </w:r>
-      <w:r>
-        <w:br/>
-      </w:r>
-      <w:r>
-        <w:br/>
-        <w:t>decoder_attention_inf = model.layers[4]</w:t>
-      </w:r>
-      <w:r>
-        <w:br/>
-        <w:t>decoder_attention_outputs_inf = decoder_attention_inf(</w:t>
-      </w:r>
-      <w:r>
-        <w:br/>
-        <w:t xml:space="preserve">    [decoder_lstm_outputs_inf, decoder_input_lstm_outputs_inf]</w:t>
-      </w:r>
-      <w:r>
-        <w:br/>
-        <w:t>)</w:t>
-      </w:r>
-      <w:r>
-        <w:br/>
-      </w:r>
-      <w:r>
-        <w:br/>
-        <w:t>decoder_concatenate_inf = model.layers[5]</w:t>
-      </w:r>
-      <w:r>
-        <w:br/>
-        <w:t>decoder_concatenate_outputs_inf = decoder_concatenate_inf(</w:t>
-      </w:r>
-      <w:r>
-        <w:br/>
-        <w:t xml:space="preserve">    [decoder_lstm_outputs_inf, decoder_attention_outputs_inf]</w:t>
-      </w:r>
-      <w:r>
-        <w:br/>
-        <w:t>)</w:t>
-      </w:r>
-      <w:r>
-        <w:br/>
-      </w:r>
-      <w:r>
-        <w:br/>
-        <w:t>decoder_dense_inf = model.layers[6]</w:t>
-      </w:r>
-      <w:r>
-        <w:br/>
-        <w:t>decoder_outputs_inf = decoder_dense_inf(decoder_concatenate_outputs_inf)</w:t>
-      </w:r>
-      <w:r>
-        <w:br/>
-      </w:r>
-      <w:r>
-        <w:br/>
-      </w:r>
-      <w:r>
-        <w:rPr>
-          <w:i/>
-          <w:iCs/>
-        </w:rPr>
-        <w:t># Збираємо модель декодера</w:t>
-      </w:r>
-      <w:r>
-        <w:rPr>
-          <w:i/>
-          <w:iCs/>
-        </w:rPr>
-        <w:br/>
-      </w:r>
-      <w:r>
-        <w:t>decoder_model = tensorflow.keras.Model(</w:t>
-      </w:r>
-      <w:r>
-        <w:br/>
-        <w:t xml:space="preserve">    [decoder_inputs_inf]</w:t>
-      </w:r>
-      <w:r>
-        <w:br/>
-        <w:t xml:space="preserve">    + [decoder_input_lstm_outputs_inf, decoder_input_state_h_inf, decoder_input_state_c_inf],</w:t>
-      </w:r>
-      <w:r>
-        <w:br/>
-        <w:t xml:space="preserve">    [decoder_outputs_inf] + decoder_states_inf_out,</w:t>
-      </w:r>
-      <w:r>
-        <w:br/>
-        <w:t xml:space="preserve">    )</w:t>
-      </w:r>
-      <w:r>
-        <w:br/>
-      </w:r>
-      <w:r>
-        <w:br/>
-      </w:r>
-      <w:r>
-        <w:rPr>
-          <w:i/>
-          <w:iCs/>
-        </w:rPr>
-        <w:t># Словники для розкодування (індекс -&gt; символ)</w:t>
-      </w:r>
-      <w:r>
-        <w:rPr>
-          <w:i/>
-          <w:iCs/>
-        </w:rPr>
-        <w:br/>
-      </w:r>
-      <w:r>
-        <w:t xml:space="preserve">reverse_input_char_index = </w:t>
-      </w:r>
-      <w:r>
-        <w:rPr>
-          <w:i/>
-          <w:iCs/>
-        </w:rPr>
-        <w:t>dict</w:t>
-      </w:r>
-      <w:r>
-        <w:t xml:space="preserve">((i, char) </w:t>
-      </w:r>
-      <w:r>
-        <w:rPr>
-          <w:i/>
-          <w:iCs/>
-        </w:rPr>
-        <w:t xml:space="preserve">for </w:t>
-      </w:r>
-      <w:r>
-        <w:t xml:space="preserve">char, i </w:t>
-      </w:r>
-      <w:r>
-        <w:rPr>
-          <w:i/>
-          <w:iCs/>
-        </w:rPr>
-        <w:t xml:space="preserve">in </w:t>
-      </w:r>
-      <w:r>
-        <w:t>input_token_index.items())</w:t>
-      </w:r>
-      <w:r>
-        <w:br/>
-        <w:t xml:space="preserve">reverse_target_char_index = </w:t>
-      </w:r>
-      <w:r>
-        <w:rPr>
-          <w:i/>
-          <w:iCs/>
-        </w:rPr>
-        <w:t>dict</w:t>
-      </w:r>
-      <w:r>
-        <w:t xml:space="preserve">((i, char) </w:t>
-      </w:r>
-      <w:r>
-        <w:rPr>
-          <w:i/>
-          <w:iCs/>
-        </w:rPr>
-        <w:t xml:space="preserve">for </w:t>
-      </w:r>
-      <w:r>
-        <w:t xml:space="preserve">char, i </w:t>
-      </w:r>
-      <w:r>
-        <w:rPr>
-          <w:i/>
-          <w:iCs/>
-        </w:rPr>
-        <w:t xml:space="preserve">in </w:t>
-      </w:r>
-      <w:r>
-        <w:t>target_token_index.items())</w:t>
-      </w:r>
-      <w:r>
-        <w:br/>
-      </w:r>
-      <w:r>
-        <w:br/>
-      </w:r>
-      <w:r>
-        <w:rPr>
-          <w:i/>
-          <w:iCs/>
-        </w:rPr>
-        <w:t># --- Цикл дешифрації ---</w:t>
-      </w:r>
-      <w:r>
-        <w:rPr>
-          <w:i/>
-          <w:iCs/>
-        </w:rPr>
-        <w:br/>
-        <w:t xml:space="preserve">for </w:t>
-      </w:r>
-      <w:r>
-        <w:t xml:space="preserve">seq_index </w:t>
-      </w:r>
-      <w:r>
-        <w:rPr>
-          <w:i/>
-          <w:iCs/>
-        </w:rPr>
-        <w:t>in range</w:t>
-      </w:r>
-      <w:r>
-        <w:t>(20):</w:t>
-      </w:r>
-      <w:r>
-        <w:br/>
-        <w:t xml:space="preserve">    input_seq = encoder_input_data[seq_index : seq_index + 1]</w:t>
-      </w:r>
-      <w:r>
-        <w:br/>
-      </w:r>
-      <w:r>
-        <w:br/>
-        <w:t xml:space="preserve">    </w:t>
-      </w:r>
-      <w:r>
-        <w:rPr>
-          <w:i/>
-          <w:iCs/>
-        </w:rPr>
-        <w:t># Кодер повертає виходи (output1) та два стани (h1, c1)</w:t>
-      </w:r>
-      <w:r>
-        <w:rPr>
-          <w:i/>
-          <w:iCs/>
-        </w:rPr>
-        <w:br/>
-        <w:t xml:space="preserve">    </w:t>
-      </w:r>
-      <w:r>
-        <w:t>output1, h1, c1 = encoder_model.predict(input_seq, verbose=0)</w:t>
-      </w:r>
-      <w:r>
-        <w:br/>
-      </w:r>
-      <w:r>
-        <w:br/>
-        <w:t xml:space="preserve">    </w:t>
-      </w:r>
-      <w:r>
-        <w:rPr>
-          <w:i/>
-          <w:iCs/>
-        </w:rPr>
-        <w:t># Створюємо стартовий токен (символ '\t')</w:t>
-      </w:r>
-      <w:r>
-        <w:rPr>
-          <w:i/>
-          <w:iCs/>
-        </w:rPr>
-        <w:br/>
-        <w:t xml:space="preserve">    </w:t>
-      </w:r>
-      <w:r>
-        <w:t>target_seq = numpy.zeros((1, 1, num_decoder_tokens))</w:t>
-      </w:r>
-      <w:r>
-        <w:br/>
-        <w:t xml:space="preserve">    target_seq[0, 0, target_token_index["\t"]] = 1.0</w:t>
-      </w:r>
-      <w:r>
-        <w:br/>
-      </w:r>
-      <w:r>
-        <w:br/>
-        <w:t xml:space="preserve">    stop_condition = </w:t>
-      </w:r>
-      <w:r>
-        <w:rPr>
-          <w:i/>
-          <w:iCs/>
-        </w:rPr>
-        <w:t>False</w:t>
-      </w:r>
-      <w:r>
-        <w:rPr>
-          <w:i/>
-          <w:iCs/>
-        </w:rPr>
-        <w:br/>
-        <w:t xml:space="preserve">    </w:t>
-      </w:r>
-      <w:r>
-        <w:t>decoded_sentence = ""</w:t>
-      </w:r>
-      <w:r>
-        <w:br/>
-      </w:r>
-      <w:r>
-        <w:br/>
-        <w:t xml:space="preserve">    </w:t>
-      </w:r>
-      <w:r>
-        <w:rPr>
-          <w:i/>
-          <w:iCs/>
-        </w:rPr>
-        <w:t xml:space="preserve">while not </w:t>
-      </w:r>
-      <w:r>
-        <w:t>stop_condition:</w:t>
-      </w:r>
-      <w:r>
-        <w:br/>
-        <w:t xml:space="preserve">        </w:t>
-      </w:r>
-      <w:r>
-        <w:rPr>
-          <w:i/>
-          <w:iCs/>
-        </w:rPr>
-        <w:t># Декодер отримує (target_seq) та виходи (output1) і стани (h1, c1) кодера</w:t>
-      </w:r>
-      <w:r>
-        <w:rPr>
-          <w:i/>
-          <w:iCs/>
-        </w:rPr>
-        <w:br/>
-        <w:t xml:space="preserve">        </w:t>
-      </w:r>
-      <w:r>
-        <w:t>output_tokens, h, c = decoder_model.predict(</w:t>
-      </w:r>
-      <w:r>
-        <w:br/>
-        <w:t xml:space="preserve">            [target_seq] + [output1, h1, c1], verbose=0</w:t>
-      </w:r>
-      <w:r>
-        <w:br/>
-        <w:t xml:space="preserve">        )</w:t>
-      </w:r>
-      <w:r>
-        <w:br/>
-      </w:r>
-      <w:r>
-        <w:br/>
-        <w:t xml:space="preserve">        </w:t>
-      </w:r>
-      <w:r>
-        <w:rPr>
-          <w:i/>
-          <w:iCs/>
-        </w:rPr>
-        <w:t># Обираємо наступний токен з найбільшою ймовірністю</w:t>
-      </w:r>
-      <w:r>
-        <w:rPr>
-          <w:i/>
-          <w:iCs/>
-        </w:rPr>
-        <w:br/>
-        <w:t xml:space="preserve">        </w:t>
-      </w:r>
-      <w:r>
-        <w:t>sampled_token_index = numpy.argmax(output_tokens[0, -1, :])</w:t>
-      </w:r>
-      <w:r>
-        <w:br/>
-        <w:t xml:space="preserve">        sampled_char = </w:t>
-      </w:r>
-      <w:r>
-        <w:lastRenderedPageBreak/>
-        <w:t>reverse_target_char_index[sampled_token_index]</w:t>
-      </w:r>
-      <w:r>
-        <w:br/>
-        <w:t xml:space="preserve">        decoded_sentence += sampled_char</w:t>
-      </w:r>
-      <w:r>
-        <w:br/>
-      </w:r>
-      <w:r>
-        <w:br/>
-        <w:t xml:space="preserve">        </w:t>
-      </w:r>
-      <w:r>
-        <w:rPr>
-          <w:i/>
-          <w:iCs/>
-        </w:rPr>
-        <w:t># Умова зупинки</w:t>
-      </w:r>
-      <w:r>
-        <w:rPr>
-          <w:i/>
-          <w:iCs/>
-        </w:rPr>
-        <w:br/>
-        <w:t xml:space="preserve">        if </w:t>
-      </w:r>
-      <w:r>
-        <w:t xml:space="preserve">sampled_char == "\n" </w:t>
-      </w:r>
-      <w:r>
-        <w:rPr>
-          <w:i/>
-          <w:iCs/>
-        </w:rPr>
-        <w:t>or len</w:t>
-      </w:r>
-      <w:r>
-        <w:t>(decoded_sentence) &gt; max_decoder_seq_length:</w:t>
-      </w:r>
-      <w:r>
-        <w:br/>
-        <w:t xml:space="preserve">            stop_condition = </w:t>
-      </w:r>
-      <w:r>
-        <w:rPr>
-          <w:i/>
-          <w:iCs/>
-        </w:rPr>
-        <w:t>True</w:t>
-      </w:r>
-      <w:r>
-        <w:rPr>
-          <w:i/>
-          <w:iCs/>
-        </w:rPr>
-        <w:br/>
-      </w:r>
-      <w:r>
-        <w:rPr>
-          <w:i/>
-          <w:iCs/>
-        </w:rPr>
-        <w:br/>
-        <w:t xml:space="preserve">        # Готуємо наступний вхід для декодера</w:t>
-      </w:r>
-      <w:r>
-        <w:rPr>
-          <w:i/>
-          <w:iCs/>
-        </w:rPr>
-        <w:br/>
-        <w:t xml:space="preserve">        </w:t>
-      </w:r>
-      <w:r>
-        <w:t>target_seq = numpy.zeros((1, 1, num_decoder_tokens))</w:t>
-      </w:r>
-      <w:r>
-        <w:br/>
-        <w:t xml:space="preserve">        target_seq[0, 0, sampled_token_index] = 1.0</w:t>
-      </w:r>
-      <w:r>
-        <w:br/>
-      </w:r>
-      <w:r>
-        <w:br/>
-        <w:t xml:space="preserve">        </w:t>
-      </w:r>
-      <w:r>
-        <w:rPr>
-          <w:i/>
-          <w:iCs/>
-        </w:rPr>
-        <w:t># Оновлюємо стани декодера</w:t>
-      </w:r>
-      <w:r>
-        <w:rPr>
-          <w:i/>
-          <w:iCs/>
-        </w:rPr>
-        <w:br/>
-        <w:t xml:space="preserve">        </w:t>
-      </w:r>
-      <w:r>
-        <w:t>h1 = h</w:t>
-      </w:r>
-      <w:r>
-        <w:br/>
-        <w:t xml:space="preserve">        c1 = c</w:t>
-      </w:r>
-      <w:r>
-        <w:br/>
-      </w:r>
-      <w:r>
-        <w:br/>
-        <w:t xml:space="preserve">    </w:t>
-      </w:r>
-      <w:r>
-        <w:rPr>
-          <w:i/>
-          <w:iCs/>
-        </w:rPr>
-        <w:t>print</w:t>
-      </w:r>
-      <w:r>
-        <w:t>("-")</w:t>
-      </w:r>
-      <w:r>
-        <w:br/>
-        <w:t xml:space="preserve">    </w:t>
-      </w:r>
-      <w:r>
-        <w:rPr>
-          <w:i/>
-          <w:iCs/>
-        </w:rPr>
-        <w:t>print</w:t>
-      </w:r>
-      <w:r>
-        <w:t>("Input sentence:", input_texts[seq_index])</w:t>
-      </w:r>
-      <w:r>
-        <w:br/>
-        <w:t xml:space="preserve">    </w:t>
-      </w:r>
-      <w:r>
-        <w:rPr>
-          <w:i/>
-          <w:iCs/>
-        </w:rPr>
-        <w:t>print</w:t>
-      </w:r>
-      <w:r>
-        <w:t>("Decoded sentence:", decoded_sentence)</w:t>
+          <w:bCs/>
+          <w:sz w:val="28"/>
+          <w:szCs w:val="28"/>
+          <w:lang w:val="uk-UA"/>
+        </w:rPr>
+      </w:pPr>
+    </w:p>
+    <w:p>
+      <w:pPr>
+        <w:pStyle w:val="NormalWeb"/>
+        <w:spacing w:before="0" w:beforeAutospacing="0" w:after="0" w:afterAutospacing="0" w:line="360" w:lineRule="auto"/>
+        <w:ind w:firstLine="360"/>
+        <w:jc w:val="both"/>
+        <w:rPr>
+          <w:b/>
+          <w:bCs/>
+          <w:sz w:val="28"/>
+          <w:szCs w:val="28"/>
+        </w:rPr>
+      </w:pPr>
+      <w:r>
+        <w:rPr>
+          <w:b/>
+          <w:bCs/>
+          <w:sz w:val="28"/>
+          <w:szCs w:val="28"/>
+        </w:rPr>
+        <w:t>2. Взаємодія LSTM та механізму уваги</w:t>
+      </w:r>
+    </w:p>
+    <w:p>
+      <w:pPr>
+        <w:pStyle w:val="NormalWeb"/>
+        <w:spacing w:before="0" w:beforeAutospacing="0" w:after="0" w:afterAutospacing="0" w:line="360" w:lineRule="auto"/>
+        <w:ind w:firstLine="360"/>
+        <w:jc w:val="both"/>
+        <w:rPr>
+          <w:sz w:val="28"/>
+          <w:szCs w:val="28"/>
+        </w:rPr>
+      </w:pPr>
+      <w:r>
+        <w:rPr>
+          <w:sz w:val="28"/>
+          <w:szCs w:val="28"/>
+        </w:rPr>
+        <w:t>При інтеграції механізму уваги в архітектуру LSTM виникають певні особливості порівняно з GRU або SRN:</w:t>
+      </w:r>
+    </w:p>
+    <w:p>
+      <w:pPr>
+        <w:pStyle w:val="NormalWeb"/>
+        <w:numPr>
+          <w:ilvl w:val="0"/>
+          <w:numId w:val="22"/>
+        </w:numPr>
+        <w:spacing w:before="0" w:beforeAutospacing="0" w:after="0" w:afterAutospacing="0" w:line="360" w:lineRule="auto"/>
+        <w:jc w:val="both"/>
+        <w:rPr>
+          <w:sz w:val="28"/>
+          <w:szCs w:val="28"/>
+        </w:rPr>
+      </w:pPr>
+      <w:r>
+        <w:rPr>
+          <w:b/>
+          <w:bCs/>
+          <w:sz w:val="28"/>
+          <w:szCs w:val="28"/>
+        </w:rPr>
+        <w:t>Генерація запитів (Queries):</w:t>
+      </w:r>
+      <w:r>
+        <w:rPr>
+          <w:sz w:val="28"/>
+          <w:szCs w:val="28"/>
+        </w:rPr>
+        <w:t xml:space="preserve"> На кожному кроці декодер LSTM генерує новий прихований стан </w:t>
+      </w:r>
+      <w:r>
+        <w:rPr>
+          <w:b/>
+          <w:bCs/>
+          <w:sz w:val="28"/>
+          <w:szCs w:val="28"/>
+        </w:rPr>
+        <w:t>h_t</w:t>
+      </w:r>
+      <w:r>
+        <w:rPr>
+          <w:sz w:val="28"/>
+          <w:szCs w:val="28"/>
+        </w:rPr>
+        <w:t xml:space="preserve">, який використовується як "запит" для механізму уваги. Стан комірки </w:t>
+      </w:r>
+      <w:r>
+        <w:rPr>
+          <w:b/>
+          <w:bCs/>
+          <w:sz w:val="28"/>
+          <w:szCs w:val="28"/>
+        </w:rPr>
+        <w:t>C_t</w:t>
+      </w:r>
+      <w:r>
+        <w:rPr>
+          <w:sz w:val="28"/>
+          <w:szCs w:val="28"/>
+        </w:rPr>
+        <w:t xml:space="preserve"> зазвичай не бере участі в обчисленні уваги, залишаючись внутрішнім механізмом пам'яті.</w:t>
+      </w:r>
+    </w:p>
+    <w:p>
+      <w:pPr>
+        <w:pStyle w:val="NormalWeb"/>
+        <w:numPr>
+          <w:ilvl w:val="0"/>
+          <w:numId w:val="22"/>
+        </w:numPr>
+        <w:spacing w:before="0" w:beforeAutospacing="0" w:after="0" w:afterAutospacing="0" w:line="360" w:lineRule="auto"/>
+        <w:jc w:val="both"/>
+        <w:rPr>
+          <w:sz w:val="28"/>
+          <w:szCs w:val="28"/>
+        </w:rPr>
+      </w:pPr>
+      <w:r>
+        <w:rPr>
+          <w:b/>
+          <w:bCs/>
+          <w:sz w:val="28"/>
+          <w:szCs w:val="28"/>
+        </w:rPr>
+        <w:t>Обробка ключів/значень (Keys/Values):</w:t>
+      </w:r>
+      <w:r>
+        <w:rPr>
+          <w:sz w:val="28"/>
+          <w:szCs w:val="28"/>
+        </w:rPr>
+        <w:t xml:space="preserve"> Кодер LSTM повертає послідовність своїх прихованих станів </w:t>
+      </w:r>
+      <w:r>
+        <w:rPr>
+          <w:b/>
+          <w:bCs/>
+          <w:sz w:val="28"/>
+          <w:szCs w:val="28"/>
+        </w:rPr>
+        <w:t>(h_1, h_2, ..., h_T)</w:t>
+      </w:r>
+      <w:r>
+        <w:rPr>
+          <w:sz w:val="28"/>
+          <w:szCs w:val="28"/>
+        </w:rPr>
+        <w:t>. Ці стани містять багатий контекст вхідного речення.</w:t>
+      </w:r>
+    </w:p>
+    <w:p>
+      <w:pPr>
+        <w:pStyle w:val="NormalWeb"/>
+        <w:numPr>
+          <w:ilvl w:val="0"/>
+          <w:numId w:val="22"/>
+        </w:numPr>
+        <w:spacing w:before="0" w:beforeAutospacing="0" w:after="0" w:afterAutospacing="0" w:line="360" w:lineRule="auto"/>
+        <w:jc w:val="both"/>
+        <w:rPr>
+          <w:sz w:val="28"/>
+          <w:szCs w:val="28"/>
+        </w:rPr>
+      </w:pPr>
+      <w:r>
+        <w:rPr>
+          <w:b/>
+          <w:bCs/>
+          <w:sz w:val="28"/>
+          <w:szCs w:val="28"/>
+        </w:rPr>
+        <w:t>Формування контексту:</w:t>
+      </w:r>
+      <w:r>
+        <w:rPr>
+          <w:sz w:val="28"/>
+          <w:szCs w:val="28"/>
+        </w:rPr>
+        <w:t xml:space="preserve"> Механізм уваги обчислює схожість між </w:t>
+      </w:r>
+      <w:r>
+        <w:rPr>
+          <w:b/>
+          <w:bCs/>
+          <w:sz w:val="28"/>
+          <w:szCs w:val="28"/>
+        </w:rPr>
+        <w:t>h_t</w:t>
+      </w:r>
+      <w:r>
+        <w:rPr>
+          <w:sz w:val="28"/>
+          <w:szCs w:val="28"/>
+        </w:rPr>
+        <w:t xml:space="preserve"> (декодера) та всіма </w:t>
+      </w:r>
+      <w:r>
+        <w:rPr>
+          <w:b/>
+          <w:bCs/>
+          <w:sz w:val="28"/>
+          <w:szCs w:val="28"/>
+        </w:rPr>
+        <w:t>h_s</w:t>
+      </w:r>
+      <w:r>
+        <w:rPr>
+          <w:sz w:val="28"/>
+          <w:szCs w:val="28"/>
+        </w:rPr>
+        <w:t xml:space="preserve"> (кодера), формуючи вектор контексту </w:t>
+      </w:r>
+      <w:r>
+        <w:rPr>
+          <w:b/>
+          <w:bCs/>
+          <w:sz w:val="28"/>
+          <w:szCs w:val="28"/>
+        </w:rPr>
+        <w:t>c_t</w:t>
+      </w:r>
+      <w:r>
+        <w:rPr>
+          <w:sz w:val="28"/>
+          <w:szCs w:val="28"/>
+        </w:rPr>
+        <w:t>, який містить "суміш" найбільш релевантних частин входу.</w:t>
+      </w:r>
+    </w:p>
+    <w:p>
+      <w:pPr>
+        <w:pStyle w:val="NormalWeb"/>
+        <w:spacing w:before="0" w:beforeAutospacing="0" w:after="0" w:afterAutospacing="0" w:line="360" w:lineRule="auto"/>
+        <w:jc w:val="both"/>
+        <w:rPr>
+          <w:sz w:val="28"/>
+          <w:szCs w:val="28"/>
+        </w:rPr>
+      </w:pPr>
+    </w:p>
+    <w:p>
+      <w:pPr>
+        <w:pStyle w:val="NormalWeb"/>
+        <w:spacing w:before="0" w:beforeAutospacing="0" w:after="0" w:afterAutospacing="0" w:line="360" w:lineRule="auto"/>
+        <w:ind w:firstLine="360"/>
+        <w:jc w:val="both"/>
+        <w:rPr>
+          <w:b/>
+          <w:bCs/>
+          <w:sz w:val="28"/>
+          <w:szCs w:val="28"/>
+        </w:rPr>
+      </w:pPr>
+      <w:r>
+        <w:rPr>
+          <w:b/>
+          <w:bCs/>
+          <w:sz w:val="28"/>
+          <w:szCs w:val="28"/>
+        </w:rPr>
+        <w:t>3. Переваги архітектури LSTM + Attention</w:t>
+      </w:r>
+    </w:p>
+    <w:p>
+      <w:pPr>
+        <w:pStyle w:val="NormalWeb"/>
+        <w:spacing w:before="0" w:beforeAutospacing="0" w:after="0" w:afterAutospacing="0" w:line="360" w:lineRule="auto"/>
+        <w:ind w:firstLine="360"/>
+        <w:jc w:val="both"/>
+        <w:rPr>
+          <w:sz w:val="28"/>
+          <w:szCs w:val="28"/>
+        </w:rPr>
+      </w:pPr>
+      <w:r>
+        <w:rPr>
+          <w:sz w:val="28"/>
+          <w:szCs w:val="28"/>
+        </w:rPr>
+        <w:t>Ця комбінація вважається "золотим стандартом" серед рекурентних нейронних мереж для задач NLP (до епохи Трансформерів):</w:t>
+      </w:r>
+    </w:p>
+    <w:p>
+      <w:pPr>
+        <w:pStyle w:val="NormalWeb"/>
+        <w:numPr>
+          <w:ilvl w:val="0"/>
+          <w:numId w:val="23"/>
+        </w:numPr>
+        <w:spacing w:before="0" w:beforeAutospacing="0" w:after="0" w:afterAutospacing="0" w:line="360" w:lineRule="auto"/>
+        <w:jc w:val="both"/>
+        <w:rPr>
+          <w:sz w:val="28"/>
+          <w:szCs w:val="28"/>
+        </w:rPr>
+      </w:pPr>
+      <w:r>
+        <w:rPr>
+          <w:b/>
+          <w:bCs/>
+          <w:sz w:val="28"/>
+          <w:szCs w:val="28"/>
+        </w:rPr>
+        <w:t>Точність на довгих послідовностях:</w:t>
+      </w:r>
+      <w:r>
+        <w:rPr>
+          <w:sz w:val="28"/>
+          <w:szCs w:val="28"/>
+        </w:rPr>
+        <w:t xml:space="preserve"> Завдяки стану комірки LSTM модель чудово пам'ятає початок довгого речення, а механізм уваги дозволяє миттєво звернутися до будь-якого слова, якщо це необхідно для перекладу.</w:t>
+      </w:r>
+    </w:p>
+    <w:p>
+      <w:pPr>
+        <w:pStyle w:val="NormalWeb"/>
+        <w:numPr>
+          <w:ilvl w:val="0"/>
+          <w:numId w:val="23"/>
+        </w:numPr>
+        <w:spacing w:before="0" w:beforeAutospacing="0" w:after="0" w:afterAutospacing="0" w:line="360" w:lineRule="auto"/>
+        <w:jc w:val="both"/>
+        <w:rPr>
+          <w:sz w:val="28"/>
+          <w:szCs w:val="28"/>
+        </w:rPr>
+      </w:pPr>
+      <w:r>
+        <w:rPr>
+          <w:b/>
+          <w:bCs/>
+          <w:sz w:val="28"/>
+          <w:szCs w:val="28"/>
+        </w:rPr>
+        <w:t>Синтаксична та семантична глибина:</w:t>
+      </w:r>
+      <w:r>
+        <w:rPr>
+          <w:sz w:val="28"/>
+          <w:szCs w:val="28"/>
+        </w:rPr>
+        <w:t xml:space="preserve"> LSTM здатна вивчати складні граматичні структури (вкладені підрядні речення), а Attention допомагає вирішувати проблему неоднозначності слів (полісемії), спираючись на контекст.</w:t>
+      </w:r>
+    </w:p>
+    <w:p>
+      <w:pPr>
+        <w:pStyle w:val="NormalWeb"/>
+        <w:spacing w:before="0" w:beforeAutospacing="0" w:after="0" w:afterAutospacing="0" w:line="360" w:lineRule="auto"/>
+        <w:ind w:firstLine="360"/>
+        <w:jc w:val="both"/>
+        <w:rPr>
+          <w:b/>
+          <w:bCs/>
+          <w:sz w:val="28"/>
+          <w:szCs w:val="28"/>
+          <w:lang w:val="uk-UA"/>
+        </w:rPr>
+      </w:pPr>
+    </w:p>
+    <w:p>
+      <w:pPr>
+        <w:pStyle w:val="NormalWeb"/>
+        <w:spacing w:before="0" w:beforeAutospacing="0" w:after="0" w:afterAutospacing="0" w:line="360" w:lineRule="auto"/>
+        <w:ind w:firstLine="360"/>
+        <w:jc w:val="both"/>
+        <w:rPr>
+          <w:b/>
+          <w:bCs/>
+          <w:sz w:val="28"/>
+          <w:szCs w:val="28"/>
+          <w:lang w:val="uk-UA"/>
+        </w:rPr>
+      </w:pPr>
+    </w:p>
+    <w:p>
+      <w:pPr>
+        <w:pStyle w:val="NormalWeb"/>
+        <w:spacing w:before="0" w:beforeAutospacing="0" w:after="0" w:afterAutospacing="0" w:line="360" w:lineRule="auto"/>
+        <w:ind w:firstLine="360"/>
+        <w:jc w:val="both"/>
+        <w:rPr>
+          <w:b/>
+          <w:bCs/>
+          <w:sz w:val="28"/>
+          <w:szCs w:val="28"/>
+        </w:rPr>
+      </w:pPr>
+      <w:r>
+        <w:rPr>
+          <w:b/>
+          <w:bCs/>
+          <w:sz w:val="28"/>
+          <w:szCs w:val="28"/>
+        </w:rPr>
+        <w:t>4. Математична модель</w:t>
+      </w:r>
+    </w:p>
+    <w:p>
+      <w:pPr>
+        <w:pStyle w:val="NormalWeb"/>
+        <w:spacing w:before="0" w:beforeAutospacing="0" w:after="0" w:afterAutospacing="0" w:line="360" w:lineRule="auto"/>
+        <w:ind w:firstLine="360"/>
+        <w:jc w:val="both"/>
+        <w:rPr>
+          <w:sz w:val="28"/>
+          <w:szCs w:val="28"/>
+        </w:rPr>
+      </w:pPr>
+      <w:r>
+        <w:rPr>
+          <w:sz w:val="28"/>
+          <w:szCs w:val="28"/>
+        </w:rPr>
+        <w:t>Процес на одному кроці декодера:</w:t>
+      </w:r>
+    </w:p>
+    <w:p>
+      <w:pPr>
+        <w:pStyle w:val="NormalWeb"/>
+        <w:numPr>
+          <w:ilvl w:val="0"/>
+          <w:numId w:val="24"/>
+        </w:numPr>
+        <w:spacing w:before="0" w:beforeAutospacing="0" w:after="0" w:afterAutospacing="0" w:line="360" w:lineRule="auto"/>
+        <w:jc w:val="both"/>
+        <w:rPr>
+          <w:sz w:val="28"/>
+          <w:szCs w:val="28"/>
+        </w:rPr>
+      </w:pPr>
+      <w:r>
+        <w:rPr>
+          <w:b/>
+          <w:bCs/>
+          <w:sz w:val="28"/>
+          <w:szCs w:val="28"/>
+        </w:rPr>
+        <w:t>Оновлення LSTM:</w:t>
+      </w:r>
+      <w:r>
+        <w:rPr>
+          <w:sz w:val="28"/>
+          <w:szCs w:val="28"/>
+        </w:rPr>
+        <w:t xml:space="preserve"> Декодер оновлює свої стани </w:t>
+      </w:r>
+      <w:r>
+        <w:rPr>
+          <w:b/>
+          <w:bCs/>
+          <w:sz w:val="28"/>
+          <w:szCs w:val="28"/>
+        </w:rPr>
+        <w:t>h_t, C_t</w:t>
+      </w:r>
+      <w:r>
+        <w:rPr>
+          <w:sz w:val="28"/>
+          <w:szCs w:val="28"/>
+        </w:rPr>
+        <w:t xml:space="preserve"> на основі входу та попередніх станів </w:t>
+      </w:r>
+      <w:r>
+        <w:rPr>
+          <w:b/>
+          <w:bCs/>
+          <w:sz w:val="28"/>
+          <w:szCs w:val="28"/>
+        </w:rPr>
+        <w:t>h_{t-1}, C_{t-1}</w:t>
+      </w:r>
+      <w:r>
+        <w:rPr>
+          <w:sz w:val="28"/>
+          <w:szCs w:val="28"/>
+        </w:rPr>
+        <w:t>.</w:t>
+      </w:r>
+    </w:p>
+    <w:p>
+      <w:pPr>
+        <w:pStyle w:val="NormalWeb"/>
+        <w:numPr>
+          <w:ilvl w:val="0"/>
+          <w:numId w:val="24"/>
+        </w:numPr>
+        <w:spacing w:before="0" w:beforeAutospacing="0" w:after="0" w:afterAutospacing="0" w:line="360" w:lineRule="auto"/>
+        <w:jc w:val="both"/>
+        <w:rPr>
+          <w:sz w:val="28"/>
+          <w:szCs w:val="28"/>
+        </w:rPr>
+      </w:pPr>
+      <w:r>
+        <w:rPr>
+          <w:b/>
+          <w:bCs/>
+          <w:sz w:val="28"/>
+          <w:szCs w:val="28"/>
+        </w:rPr>
+        <w:t>Увага:</w:t>
+      </w:r>
+      <w:r>
+        <w:rPr>
+          <w:sz w:val="28"/>
+          <w:szCs w:val="28"/>
+        </w:rPr>
+        <w:t xml:space="preserve"> Обчислюються ваги уваги: </w:t>
+      </w:r>
+      <w:r>
+        <w:rPr>
+          <w:b/>
+          <w:bCs/>
+          <w:sz w:val="28"/>
+          <w:szCs w:val="28"/>
+        </w:rPr>
+        <w:t>score = h_t^T * W * h_encoder</w:t>
+      </w:r>
+      <w:r>
+        <w:rPr>
+          <w:sz w:val="28"/>
+          <w:szCs w:val="28"/>
+        </w:rPr>
+        <w:t xml:space="preserve"> </w:t>
+      </w:r>
+      <w:r>
+        <w:rPr>
+          <w:b/>
+          <w:bCs/>
+          <w:sz w:val="28"/>
+          <w:szCs w:val="28"/>
+        </w:rPr>
+        <w:t>weights = softmax(score)</w:t>
+      </w:r>
+    </w:p>
+    <w:p>
+      <w:pPr>
+        <w:pStyle w:val="NormalWeb"/>
+        <w:numPr>
+          <w:ilvl w:val="0"/>
+          <w:numId w:val="24"/>
+        </w:numPr>
+        <w:spacing w:before="0" w:beforeAutospacing="0" w:after="0" w:afterAutospacing="0" w:line="360" w:lineRule="auto"/>
+        <w:jc w:val="both"/>
+        <w:rPr>
+          <w:sz w:val="28"/>
+          <w:szCs w:val="28"/>
+        </w:rPr>
+      </w:pPr>
+      <w:r>
+        <w:rPr>
+          <w:b/>
+          <w:bCs/>
+          <w:sz w:val="28"/>
+          <w:szCs w:val="28"/>
+        </w:rPr>
+        <w:t>Контекст:</w:t>
+      </w:r>
+      <w:r>
+        <w:rPr>
+          <w:sz w:val="28"/>
+          <w:szCs w:val="28"/>
+        </w:rPr>
+        <w:t xml:space="preserve"> </w:t>
+      </w:r>
+      <w:r>
+        <w:rPr>
+          <w:b/>
+          <w:bCs/>
+          <w:sz w:val="28"/>
+          <w:szCs w:val="28"/>
+        </w:rPr>
+        <w:t>context = Sum(weights * h_encoder)</w:t>
+      </w:r>
+    </w:p>
+    <w:p>
+      <w:pPr>
+        <w:pStyle w:val="NormalWeb"/>
+        <w:numPr>
+          <w:ilvl w:val="0"/>
+          <w:numId w:val="24"/>
+        </w:numPr>
+        <w:spacing w:before="0" w:beforeAutospacing="0" w:after="0" w:afterAutospacing="0" w:line="360" w:lineRule="auto"/>
+        <w:jc w:val="both"/>
+        <w:rPr>
+          <w:sz w:val="28"/>
+          <w:szCs w:val="28"/>
+        </w:rPr>
+      </w:pPr>
+      <w:r>
+        <w:rPr>
+          <w:b/>
+          <w:bCs/>
+          <w:sz w:val="28"/>
+          <w:szCs w:val="28"/>
+        </w:rPr>
+        <w:t>Вихід:</w:t>
+      </w:r>
+      <w:r>
+        <w:rPr>
+          <w:sz w:val="28"/>
+          <w:szCs w:val="28"/>
+        </w:rPr>
+        <w:t xml:space="preserve"> Конкатенація </w:t>
+      </w:r>
+      <w:r>
+        <w:rPr>
+          <w:b/>
+          <w:bCs/>
+          <w:sz w:val="28"/>
+          <w:szCs w:val="28"/>
+        </w:rPr>
+        <w:t>[h_t; context]</w:t>
+      </w:r>
+      <w:r>
+        <w:rPr>
+          <w:sz w:val="28"/>
+          <w:szCs w:val="28"/>
+        </w:rPr>
+        <w:t xml:space="preserve"> подається на вихідний шар для передбачення символу.</w:t>
+      </w:r>
+    </w:p>
+    <w:p>
+      <w:pPr>
+        <w:pStyle w:val="NormalWeb"/>
+        <w:spacing w:before="0" w:beforeAutospacing="0" w:after="0" w:afterAutospacing="0" w:line="360" w:lineRule="auto"/>
+        <w:ind w:firstLine="360"/>
+        <w:jc w:val="both"/>
+        <w:rPr>
+          <w:b/>
+          <w:bCs/>
+          <w:sz w:val="28"/>
+          <w:szCs w:val="28"/>
+          <w:lang w:val="uk-UA"/>
+        </w:rPr>
+      </w:pPr>
+    </w:p>
+    <w:p>
+      <w:pPr>
+        <w:pStyle w:val="NormalWeb"/>
+        <w:spacing w:before="0" w:beforeAutospacing="0" w:after="0" w:afterAutospacing="0" w:line="360" w:lineRule="auto"/>
+        <w:ind w:firstLine="360"/>
+        <w:jc w:val="both"/>
+        <w:rPr>
+          <w:b/>
+          <w:bCs/>
+          <w:sz w:val="28"/>
+          <w:szCs w:val="28"/>
+        </w:rPr>
+      </w:pPr>
+      <w:r>
+        <w:rPr>
+          <w:b/>
+          <w:bCs/>
+          <w:sz w:val="28"/>
+          <w:szCs w:val="28"/>
+        </w:rPr>
+        <w:t>5. Порівняльна ефективність архітектури</w:t>
+      </w:r>
+    </w:p>
+    <w:p>
+      <w:pPr>
+        <w:pStyle w:val="NormalWeb"/>
+        <w:spacing w:before="0" w:beforeAutospacing="0" w:after="0" w:afterAutospacing="0" w:line="360" w:lineRule="auto"/>
+        <w:ind w:firstLine="360"/>
+        <w:jc w:val="both"/>
+        <w:rPr>
+          <w:sz w:val="28"/>
+          <w:szCs w:val="28"/>
+          <w:lang w:val="uk-UA"/>
+        </w:rPr>
+      </w:pPr>
+      <w:r>
+        <w:rPr>
+          <w:sz w:val="28"/>
+          <w:szCs w:val="28"/>
+        </w:rPr>
+        <w:t>Експериментальні дослідження у галузі обробки природної мови показують, що модель LSTM+Attention перевершує архітектури SRN та GRU (навіть з увагою) на великих та складних корпусах текстів. Вона забезпечує нижчу перплексію (міру невизначеності) та генерує більш когерентні переклади. Головним недоліком є висока ресурсомісткість: LSTM має 4 матриці ваг проти 3 у GRU, що збільшує час навчання та обсяг необхідної пам'яті, проте це компенсується вищою точністю на складних задачах.</w:t>
+      </w:r>
+    </w:p>
+    <w:p>
+      <w:pPr>
+        <w:spacing w:after="160" w:line="278" w:lineRule="auto"/>
+        <w:rPr>
+          <w:b/>
+          <w:i/>
+          <w:sz w:val="28"/>
+          <w:szCs w:val="28"/>
+          <w:lang w:val="uk-UA"/>
+        </w:rPr>
+      </w:pPr>
+      <w:r>
+        <w:rPr>
+          <w:b/>
+          <w:i/>
+          <w:sz w:val="28"/>
+          <w:szCs w:val="28"/>
+          <w:lang w:val="uk-UA"/>
+        </w:rPr>
+        <w:br w:type="page"/>
       </w:r>
     </w:p>
     <w:p>
@@ -2854,6 +2228,1722 @@
         <w:rPr>
           <w:b/>
           <w:i/>
+          <w:sz w:val="28"/>
+          <w:szCs w:val="28"/>
+          <w:lang w:val="uk-UA"/>
+        </w:rPr>
+      </w:pPr>
+      <w:r>
+        <w:rPr>
+          <w:b/>
+          <w:i/>
+          <w:sz w:val="28"/>
+          <w:szCs w:val="28"/>
+          <w:lang w:val="uk-UA"/>
+        </w:rPr>
+        <w:lastRenderedPageBreak/>
+        <w:t>Протокол розв’язування завдань</w:t>
+      </w:r>
+      <w:r>
+        <w:rPr>
+          <w:b/>
+          <w:i/>
+          <w:sz w:val="28"/>
+          <w:szCs w:val="28"/>
+          <w:lang w:val="en-US"/>
+        </w:rPr>
+        <w:t>:</w:t>
+      </w:r>
+    </w:p>
+    <w:p>
+      <w:pPr>
+        <w:pStyle w:val="CodeBlock"/>
+        <w:rPr>
+          <w:lang w:val="en-UA"/>
+        </w:rPr>
+      </w:pPr>
+      <w:r>
+        <w:rPr>
+          <w:i/>
+          <w:iCs/>
+        </w:rPr>
+        <w:t xml:space="preserve">import </w:t>
+      </w:r>
+      <w:r>
+        <w:t>numpy</w:t>
+      </w:r>
+      <w:r>
+        <w:br/>
+      </w:r>
+      <w:r>
+        <w:rPr>
+          <w:i/>
+          <w:iCs/>
+        </w:rPr>
+        <w:t xml:space="preserve">import </w:t>
+      </w:r>
+      <w:r>
+        <w:t>tensorflow</w:t>
+      </w:r>
+      <w:r>
+        <w:br/>
+      </w:r>
+      <w:r>
+        <w:br/>
+        <w:t>batch_size = 64</w:t>
+      </w:r>
+      <w:r>
+        <w:br/>
+        <w:t>n = 50</w:t>
+      </w:r>
+      <w:r>
+        <w:br/>
+        <w:t>latent_dim = 256</w:t>
+      </w:r>
+      <w:r>
+        <w:br/>
+        <w:t>num_samples = 1000</w:t>
+      </w:r>
+      <w:r>
+        <w:br/>
+      </w:r>
+      <w:r>
+        <w:br/>
+        <w:t>input_texts = []</w:t>
+      </w:r>
+      <w:r>
+        <w:br/>
+        <w:t>target_texts = []</w:t>
+      </w:r>
+      <w:r>
+        <w:br/>
+        <w:t xml:space="preserve">input_characters = </w:t>
+      </w:r>
+      <w:r>
+        <w:rPr>
+          <w:i/>
+          <w:iCs/>
+        </w:rPr>
+        <w:t>set</w:t>
+      </w:r>
+      <w:r>
+        <w:t>()</w:t>
+      </w:r>
+      <w:r>
+        <w:br/>
+        <w:t xml:space="preserve">target_characters = </w:t>
+      </w:r>
+      <w:r>
+        <w:rPr>
+          <w:i/>
+          <w:iCs/>
+        </w:rPr>
+        <w:t>set</w:t>
+      </w:r>
+      <w:r>
+        <w:t>()</w:t>
+      </w:r>
+      <w:r>
+        <w:br/>
+      </w:r>
+      <w:r>
+        <w:br/>
+      </w:r>
+      <w:r>
+        <w:rPr>
+          <w:i/>
+          <w:iCs/>
+        </w:rPr>
+        <w:t>with open</w:t>
+      </w:r>
+      <w:r>
+        <w:t xml:space="preserve">("fra-eng/fra.txt", "r", encoding="utf-8") </w:t>
+      </w:r>
+      <w:r>
+        <w:rPr>
+          <w:i/>
+          <w:iCs/>
+        </w:rPr>
+        <w:t xml:space="preserve">as </w:t>
+      </w:r>
+      <w:r>
+        <w:t>f:</w:t>
+      </w:r>
+      <w:r>
+        <w:br/>
+        <w:t xml:space="preserve">    lines = f.read().split("\n")</w:t>
+      </w:r>
+      <w:r>
+        <w:br/>
+      </w:r>
+      <w:r>
+        <w:br/>
+      </w:r>
+      <w:r>
+        <w:rPr>
+          <w:i/>
+          <w:iCs/>
+        </w:rPr>
+        <w:t xml:space="preserve">for </w:t>
+      </w:r>
+      <w:r>
+        <w:t xml:space="preserve">line </w:t>
+      </w:r>
+      <w:r>
+        <w:rPr>
+          <w:i/>
+          <w:iCs/>
+        </w:rPr>
+        <w:t xml:space="preserve">in </w:t>
+      </w:r>
+      <w:r>
+        <w:t xml:space="preserve">lines[: </w:t>
+      </w:r>
+      <w:r>
+        <w:rPr>
+          <w:i/>
+          <w:iCs/>
+        </w:rPr>
+        <w:t>min</w:t>
+      </w:r>
+      <w:r>
+        <w:t xml:space="preserve">(num_samples, </w:t>
+      </w:r>
+      <w:r>
+        <w:rPr>
+          <w:i/>
+          <w:iCs/>
+        </w:rPr>
+        <w:t>len</w:t>
+      </w:r>
+      <w:r>
+        <w:t>(lines) - 1)]:</w:t>
+      </w:r>
+      <w:r>
+        <w:br/>
+        <w:t xml:space="preserve">    input_text, target_text, _ = line.split("\t")</w:t>
+      </w:r>
+      <w:r>
+        <w:br/>
+        <w:t xml:space="preserve">    target_text = "\t" + target_text + "\n"</w:t>
+      </w:r>
+      <w:r>
+        <w:br/>
+        <w:t xml:space="preserve">    input_texts.append(input_text)</w:t>
+      </w:r>
+      <w:r>
+        <w:br/>
+        <w:t xml:space="preserve">    target_texts.append(target_text)</w:t>
+      </w:r>
+      <w:r>
+        <w:br/>
+        <w:t xml:space="preserve">    </w:t>
+      </w:r>
+      <w:r>
+        <w:rPr>
+          <w:i/>
+          <w:iCs/>
+        </w:rPr>
+        <w:t xml:space="preserve">for </w:t>
+      </w:r>
+      <w:r>
+        <w:t xml:space="preserve">char </w:t>
+      </w:r>
+      <w:r>
+        <w:rPr>
+          <w:i/>
+          <w:iCs/>
+        </w:rPr>
+        <w:t xml:space="preserve">in </w:t>
+      </w:r>
+      <w:r>
+        <w:t>input_text:</w:t>
+      </w:r>
+      <w:r>
+        <w:br/>
+        <w:t xml:space="preserve">        </w:t>
+      </w:r>
+      <w:r>
+        <w:rPr>
+          <w:i/>
+          <w:iCs/>
+        </w:rPr>
+        <w:t xml:space="preserve">if </w:t>
+      </w:r>
+      <w:r>
+        <w:t xml:space="preserve">char </w:t>
+      </w:r>
+      <w:r>
+        <w:rPr>
+          <w:i/>
+          <w:iCs/>
+        </w:rPr>
+        <w:t xml:space="preserve">not in </w:t>
+      </w:r>
+      <w:r>
+        <w:t>input_characters:</w:t>
+      </w:r>
+      <w:r>
+        <w:br/>
+        <w:t xml:space="preserve">            input_characters.add(char)</w:t>
+      </w:r>
+      <w:r>
+        <w:br/>
+        <w:t xml:space="preserve">    </w:t>
+      </w:r>
+      <w:r>
+        <w:rPr>
+          <w:i/>
+          <w:iCs/>
+        </w:rPr>
+        <w:t xml:space="preserve">for </w:t>
+      </w:r>
+      <w:r>
+        <w:t xml:space="preserve">char </w:t>
+      </w:r>
+      <w:r>
+        <w:rPr>
+          <w:i/>
+          <w:iCs/>
+        </w:rPr>
+        <w:t xml:space="preserve">in </w:t>
+      </w:r>
+      <w:r>
+        <w:t>target_text:</w:t>
+      </w:r>
+      <w:r>
+        <w:br/>
+        <w:t xml:space="preserve">        </w:t>
+      </w:r>
+      <w:r>
+        <w:rPr>
+          <w:i/>
+          <w:iCs/>
+        </w:rPr>
+        <w:t xml:space="preserve">if </w:t>
+      </w:r>
+      <w:r>
+        <w:t xml:space="preserve">char </w:t>
+      </w:r>
+      <w:r>
+        <w:rPr>
+          <w:i/>
+          <w:iCs/>
+        </w:rPr>
+        <w:t xml:space="preserve">not in </w:t>
+      </w:r>
+      <w:r>
+        <w:t>target_characters:</w:t>
+      </w:r>
+      <w:r>
+        <w:br/>
+        <w:t xml:space="preserve">            target_characters.add(char)</w:t>
+      </w:r>
+      <w:r>
+        <w:br/>
+      </w:r>
+      <w:r>
+        <w:br/>
+        <w:t xml:space="preserve">input_characters = </w:t>
+      </w:r>
+      <w:r>
+        <w:rPr>
+          <w:i/>
+          <w:iCs/>
+        </w:rPr>
+        <w:t>sorted</w:t>
+      </w:r>
+      <w:r>
+        <w:t>(</w:t>
+      </w:r>
+      <w:r>
+        <w:rPr>
+          <w:i/>
+          <w:iCs/>
+        </w:rPr>
+        <w:t>list</w:t>
+      </w:r>
+      <w:r>
+        <w:t>(input_characters))</w:t>
+      </w:r>
+      <w:r>
+        <w:br/>
+        <w:t xml:space="preserve">target_characters = </w:t>
+      </w:r>
+      <w:r>
+        <w:rPr>
+          <w:i/>
+          <w:iCs/>
+        </w:rPr>
+        <w:t>sorted</w:t>
+      </w:r>
+      <w:r>
+        <w:t>(</w:t>
+      </w:r>
+      <w:r>
+        <w:rPr>
+          <w:i/>
+          <w:iCs/>
+        </w:rPr>
+        <w:t>list</w:t>
+      </w:r>
+      <w:r>
+        <w:t>(target_characters))</w:t>
+      </w:r>
+      <w:r>
+        <w:br/>
+        <w:t xml:space="preserve">num_encoder_tokens = </w:t>
+      </w:r>
+      <w:r>
+        <w:rPr>
+          <w:i/>
+          <w:iCs/>
+        </w:rPr>
+        <w:t>len</w:t>
+      </w:r>
+      <w:r>
+        <w:t>(input_characters)</w:t>
+      </w:r>
+      <w:r>
+        <w:br/>
+        <w:t xml:space="preserve">num_decoder_tokens = </w:t>
+      </w:r>
+      <w:r>
+        <w:rPr>
+          <w:i/>
+          <w:iCs/>
+        </w:rPr>
+        <w:t>len</w:t>
+      </w:r>
+      <w:r>
+        <w:t>(target_characters)</w:t>
+      </w:r>
+      <w:r>
+        <w:br/>
+        <w:t xml:space="preserve">max_encoder_seq_length = </w:t>
+      </w:r>
+      <w:r>
+        <w:rPr>
+          <w:i/>
+          <w:iCs/>
+        </w:rPr>
+        <w:t>max</w:t>
+      </w:r>
+      <w:r>
+        <w:t>([</w:t>
+      </w:r>
+      <w:r>
+        <w:rPr>
+          <w:i/>
+          <w:iCs/>
+        </w:rPr>
+        <w:t>len</w:t>
+      </w:r>
+      <w:r>
+        <w:t xml:space="preserve">(txt) </w:t>
+      </w:r>
+      <w:r>
+        <w:rPr>
+          <w:i/>
+          <w:iCs/>
+        </w:rPr>
+        <w:t xml:space="preserve">for </w:t>
+      </w:r>
+      <w:r>
+        <w:t xml:space="preserve">txt </w:t>
+      </w:r>
+      <w:r>
+        <w:rPr>
+          <w:i/>
+          <w:iCs/>
+        </w:rPr>
+        <w:t xml:space="preserve">in </w:t>
+      </w:r>
+      <w:r>
+        <w:t>input_texts])</w:t>
+      </w:r>
+      <w:r>
+        <w:br/>
+        <w:t xml:space="preserve">max_decoder_seq_length = </w:t>
+      </w:r>
+      <w:r>
+        <w:rPr>
+          <w:i/>
+          <w:iCs/>
+        </w:rPr>
+        <w:t>max</w:t>
+      </w:r>
+      <w:r>
+        <w:t>([</w:t>
+      </w:r>
+      <w:r>
+        <w:rPr>
+          <w:i/>
+          <w:iCs/>
+        </w:rPr>
+        <w:t>len</w:t>
+      </w:r>
+      <w:r>
+        <w:t xml:space="preserve">(txt) </w:t>
+      </w:r>
+      <w:r>
+        <w:rPr>
+          <w:i/>
+          <w:iCs/>
+        </w:rPr>
+        <w:t xml:space="preserve">for </w:t>
+      </w:r>
+      <w:r>
+        <w:t xml:space="preserve">txt </w:t>
+      </w:r>
+      <w:r>
+        <w:rPr>
+          <w:i/>
+          <w:iCs/>
+        </w:rPr>
+        <w:t xml:space="preserve">in </w:t>
+      </w:r>
+      <w:r>
+        <w:t>target_texts])</w:t>
+      </w:r>
+      <w:r>
+        <w:br/>
+      </w:r>
+      <w:r>
+        <w:br/>
+        <w:t xml:space="preserve">input_token_index = </w:t>
+      </w:r>
+      <w:r>
+        <w:rPr>
+          <w:i/>
+          <w:iCs/>
+        </w:rPr>
+        <w:t>dict</w:t>
+      </w:r>
+      <w:r>
+        <w:t xml:space="preserve">([(char, i) </w:t>
+      </w:r>
+      <w:r>
+        <w:rPr>
+          <w:i/>
+          <w:iCs/>
+        </w:rPr>
+        <w:t xml:space="preserve">for </w:t>
+      </w:r>
+      <w:r>
+        <w:t xml:space="preserve">i, char </w:t>
+      </w:r>
+      <w:r>
+        <w:rPr>
+          <w:i/>
+          <w:iCs/>
+        </w:rPr>
+        <w:t>in enumerate</w:t>
+      </w:r>
+      <w:r>
+        <w:t>(input_characters)])</w:t>
+      </w:r>
+      <w:r>
+        <w:br/>
+        <w:t xml:space="preserve">target_token_index = </w:t>
+      </w:r>
+      <w:r>
+        <w:rPr>
+          <w:i/>
+          <w:iCs/>
+        </w:rPr>
+        <w:t>dict</w:t>
+      </w:r>
+      <w:r>
+        <w:t xml:space="preserve">([(char, i) </w:t>
+      </w:r>
+      <w:r>
+        <w:rPr>
+          <w:i/>
+          <w:iCs/>
+        </w:rPr>
+        <w:t xml:space="preserve">for </w:t>
+      </w:r>
+      <w:r>
+        <w:t xml:space="preserve">i, char </w:t>
+      </w:r>
+      <w:r>
+        <w:rPr>
+          <w:i/>
+          <w:iCs/>
+        </w:rPr>
+        <w:t>in enumerate</w:t>
+      </w:r>
+      <w:r>
+        <w:t>(target_characters)])</w:t>
+      </w:r>
+      <w:r>
+        <w:br/>
+      </w:r>
+      <w:r>
+        <w:br/>
+        <w:t>encoder_input_data = numpy.zeros(</w:t>
+      </w:r>
+      <w:r>
+        <w:br/>
+        <w:t xml:space="preserve">    (</w:t>
+      </w:r>
+      <w:r>
+        <w:rPr>
+          <w:i/>
+          <w:iCs/>
+        </w:rPr>
+        <w:t>len</w:t>
+      </w:r>
+      <w:r>
+        <w:t>(input_texts), max_encoder_seq_length, num_encoder_tokens), dtype="float32"</w:t>
+      </w:r>
+      <w:r>
+        <w:br/>
+        <w:t>)</w:t>
+      </w:r>
+      <w:r>
+        <w:br/>
+        <w:t>decoder_input_data = numpy.zeros(</w:t>
+      </w:r>
+      <w:r>
+        <w:br/>
+        <w:t xml:space="preserve">    (</w:t>
+      </w:r>
+      <w:r>
+        <w:rPr>
+          <w:i/>
+          <w:iCs/>
+        </w:rPr>
+        <w:t>len</w:t>
+      </w:r>
+      <w:r>
+        <w:t>(input_texts), max_decoder_seq_length, num_decoder_tokens), dtype="float32"</w:t>
+      </w:r>
+      <w:r>
+        <w:br/>
+        <w:t>)</w:t>
+      </w:r>
+      <w:r>
+        <w:br/>
+        <w:t>decoder_target_data = numpy.zeros(</w:t>
+      </w:r>
+      <w:r>
+        <w:br/>
+        <w:t xml:space="preserve">    (</w:t>
+      </w:r>
+      <w:r>
+        <w:rPr>
+          <w:i/>
+          <w:iCs/>
+        </w:rPr>
+        <w:t>len</w:t>
+      </w:r>
+      <w:r>
+        <w:t>(input_texts), max_decoder_seq_length, num_decoder_tokens), dtype="float32"</w:t>
+      </w:r>
+      <w:r>
+        <w:br/>
+        <w:t>)</w:t>
+      </w:r>
+      <w:r>
+        <w:br/>
+      </w:r>
+      <w:r>
+        <w:br/>
+      </w:r>
+      <w:r>
+        <w:rPr>
+          <w:i/>
+          <w:iCs/>
+        </w:rPr>
+        <w:t xml:space="preserve">for </w:t>
+      </w:r>
+      <w:r>
+        <w:t xml:space="preserve">i, (input_text, target_text) </w:t>
+      </w:r>
+      <w:r>
+        <w:rPr>
+          <w:i/>
+          <w:iCs/>
+        </w:rPr>
+        <w:t>in enumerate</w:t>
+      </w:r>
+      <w:r>
+        <w:t>(</w:t>
+      </w:r>
+      <w:r>
+        <w:rPr>
+          <w:i/>
+          <w:iCs/>
+        </w:rPr>
+        <w:t>zip</w:t>
+      </w:r>
+      <w:r>
+        <w:t>(input_texts, target_texts)):</w:t>
+      </w:r>
+      <w:r>
+        <w:br/>
+        <w:t xml:space="preserve">    </w:t>
+      </w:r>
+      <w:r>
+        <w:rPr>
+          <w:i/>
+          <w:iCs/>
+        </w:rPr>
+        <w:t xml:space="preserve">for </w:t>
+      </w:r>
+      <w:r>
+        <w:t xml:space="preserve">t, char </w:t>
+      </w:r>
+      <w:r>
+        <w:rPr>
+          <w:i/>
+          <w:iCs/>
+        </w:rPr>
+        <w:t>in enumerate</w:t>
+      </w:r>
+      <w:r>
+        <w:t>(input_text):</w:t>
+      </w:r>
+      <w:r>
+        <w:br/>
+      </w:r>
+      <w:r>
+        <w:lastRenderedPageBreak/>
+        <w:t xml:space="preserve">        encoder_input_data[i, t, input_token_index[char]] = 1.0</w:t>
+      </w:r>
+      <w:r>
+        <w:br/>
+        <w:t xml:space="preserve">    encoder_input_data[i, t + 1 :, input_token_index[" "]] = 1.0</w:t>
+      </w:r>
+      <w:r>
+        <w:br/>
+        <w:t xml:space="preserve">    </w:t>
+      </w:r>
+      <w:r>
+        <w:rPr>
+          <w:i/>
+          <w:iCs/>
+        </w:rPr>
+        <w:t xml:space="preserve">for </w:t>
+      </w:r>
+      <w:r>
+        <w:t xml:space="preserve">t, char </w:t>
+      </w:r>
+      <w:r>
+        <w:rPr>
+          <w:i/>
+          <w:iCs/>
+        </w:rPr>
+        <w:t>in enumerate</w:t>
+      </w:r>
+      <w:r>
+        <w:t>(target_text):</w:t>
+      </w:r>
+      <w:r>
+        <w:br/>
+        <w:t xml:space="preserve">        decoder_input_data[i, t, target_token_index[char]] = 1.0</w:t>
+      </w:r>
+      <w:r>
+        <w:br/>
+        <w:t xml:space="preserve">        </w:t>
+      </w:r>
+      <w:r>
+        <w:rPr>
+          <w:i/>
+          <w:iCs/>
+        </w:rPr>
+        <w:t xml:space="preserve">if </w:t>
+      </w:r>
+      <w:r>
+        <w:t>t &gt; 0:</w:t>
+      </w:r>
+      <w:r>
+        <w:br/>
+        <w:t xml:space="preserve">            decoder_target_data[i, t - 1, target_token_index[char]] = 1.0</w:t>
+      </w:r>
+      <w:r>
+        <w:br/>
+        <w:t xml:space="preserve">    decoder_input_data[i, t + 1 :, target_token_index[" "]] = 1.0</w:t>
+      </w:r>
+      <w:r>
+        <w:br/>
+        <w:t xml:space="preserve">    decoder_target_data[i, t:, target_token_index[" "]] = 1.0</w:t>
+      </w:r>
+      <w:r>
+        <w:br/>
+      </w:r>
+      <w:r>
+        <w:br/>
+      </w:r>
+      <w:r>
+        <w:rPr>
+          <w:i/>
+          <w:iCs/>
+        </w:rPr>
+        <w:t># --- Побудова моделі з LSTM та Attention ---</w:t>
+      </w:r>
+      <w:r>
+        <w:rPr>
+          <w:i/>
+          <w:iCs/>
+        </w:rPr>
+        <w:br/>
+      </w:r>
+      <w:r>
+        <w:t>encoder_inputs = tensorflow.keras.Input(shape=(</w:t>
+      </w:r>
+      <w:r>
+        <w:rPr>
+          <w:i/>
+          <w:iCs/>
+        </w:rPr>
+        <w:t>None</w:t>
+      </w:r>
+      <w:r>
+        <w:t>, num_encoder_tokens))</w:t>
+      </w:r>
+      <w:r>
+        <w:br/>
+        <w:t>decoder_inputs = tensorflow.keras.Input(shape=(</w:t>
+      </w:r>
+      <w:r>
+        <w:rPr>
+          <w:i/>
+          <w:iCs/>
+        </w:rPr>
+        <w:t>None</w:t>
+      </w:r>
+      <w:r>
+        <w:t>, num_decoder_tokens))</w:t>
+      </w:r>
+      <w:r>
+        <w:br/>
+      </w:r>
+      <w:r>
+        <w:br/>
+      </w:r>
+      <w:r>
+        <w:rPr>
+          <w:i/>
+          <w:iCs/>
+        </w:rPr>
+        <w:t># Кодер LSTM</w:t>
+      </w:r>
+      <w:r>
+        <w:rPr>
+          <w:i/>
+          <w:iCs/>
+        </w:rPr>
+        <w:br/>
+      </w:r>
+      <w:r>
+        <w:t>encoder_lstm = tensorflow.keras.layers.LSTM(latent_dim, return_sequences=</w:t>
+      </w:r>
+      <w:r>
+        <w:rPr>
+          <w:i/>
+          <w:iCs/>
+        </w:rPr>
+        <w:t>True</w:t>
+      </w:r>
+      <w:r>
+        <w:t>, return_state=</w:t>
+      </w:r>
+      <w:r>
+        <w:rPr>
+          <w:i/>
+          <w:iCs/>
+        </w:rPr>
+        <w:t>True</w:t>
+      </w:r>
+      <w:r>
+        <w:t>)</w:t>
+      </w:r>
+      <w:r>
+        <w:br/>
+        <w:t>encoder_lstm_outputs, encoder_state_h, encoder_state_c = encoder_lstm(encoder_inputs)</w:t>
+      </w:r>
+      <w:r>
+        <w:br/>
+        <w:t>encoder_states = [encoder_state_h, encoder_state_c]</w:t>
+      </w:r>
+      <w:r>
+        <w:br/>
+      </w:r>
+      <w:r>
+        <w:br/>
+      </w:r>
+      <w:r>
+        <w:rPr>
+          <w:i/>
+          <w:iCs/>
+        </w:rPr>
+        <w:t># Декодер LSTM</w:t>
+      </w:r>
+      <w:r>
+        <w:rPr>
+          <w:i/>
+          <w:iCs/>
+        </w:rPr>
+        <w:br/>
+      </w:r>
+      <w:r>
+        <w:t>decoder_lstm = tensorflow.keras.layers.LSTM(latent_dim, return_sequences=</w:t>
+      </w:r>
+      <w:r>
+        <w:rPr>
+          <w:i/>
+          <w:iCs/>
+        </w:rPr>
+        <w:t>True</w:t>
+      </w:r>
+      <w:r>
+        <w:t>, return_state=</w:t>
+      </w:r>
+      <w:r>
+        <w:rPr>
+          <w:i/>
+          <w:iCs/>
+        </w:rPr>
+        <w:t>True</w:t>
+      </w:r>
+      <w:r>
+        <w:t>)</w:t>
+      </w:r>
+      <w:r>
+        <w:br/>
+        <w:t>decoder_lstm_outputs, _, _ = decoder_lstm(decoder_inputs, initial_state=encoder_states)</w:t>
+      </w:r>
+      <w:r>
+        <w:br/>
+      </w:r>
+      <w:r>
+        <w:br/>
+      </w:r>
+      <w:r>
+        <w:rPr>
+          <w:i/>
+          <w:iCs/>
+        </w:rPr>
+        <w:t># Шар уваги</w:t>
+      </w:r>
+      <w:r>
+        <w:rPr>
+          <w:i/>
+          <w:iCs/>
+        </w:rPr>
+        <w:br/>
+      </w:r>
+      <w:r>
+        <w:t>decoder_attention = tensorflow.keras.layers.Attention()</w:t>
+      </w:r>
+      <w:r>
+        <w:br/>
+        <w:t>decoder_attention_outputs = decoder_attention([decoder_lstm_outputs, encoder_lstm_outputs])</w:t>
+      </w:r>
+      <w:r>
+        <w:br/>
+      </w:r>
+      <w:r>
+        <w:br/>
+      </w:r>
+      <w:r>
+        <w:rPr>
+          <w:i/>
+          <w:iCs/>
+        </w:rPr>
+        <w:t># Об'єднання</w:t>
+      </w:r>
+      <w:r>
+        <w:rPr>
+          <w:i/>
+          <w:iCs/>
+        </w:rPr>
+        <w:br/>
+      </w:r>
+      <w:r>
+        <w:t>decoder_concatenate = tensorflow.keras.layers.Concatenate()</w:t>
+      </w:r>
+      <w:r>
+        <w:br/>
+        <w:t>decoder_concatenate_outputs = decoder_concatenate([decoder_lstm_outputs, decoder_attention_outputs])</w:t>
+      </w:r>
+      <w:r>
+        <w:br/>
+      </w:r>
+      <w:r>
+        <w:br/>
+      </w:r>
+      <w:r>
+        <w:rPr>
+          <w:i/>
+          <w:iCs/>
+        </w:rPr>
+        <w:t># Фінальний шар</w:t>
+      </w:r>
+      <w:r>
+        <w:rPr>
+          <w:i/>
+          <w:iCs/>
+        </w:rPr>
+        <w:br/>
+      </w:r>
+      <w:r>
+        <w:t>decoder_dense = tensorflow.keras.layers.Dense(num_decoder_tokens, activation="softmax")</w:t>
+      </w:r>
+      <w:r>
+        <w:br/>
+        <w:t>decoder_outputs = decoder_dense(decoder_concatenate_outputs)</w:t>
+      </w:r>
+      <w:r>
+        <w:br/>
+      </w:r>
+      <w:r>
+        <w:br/>
+        <w:t>model = tensorflow.keras.Model([encoder_inputs, decoder_inputs], decoder_outputs)</w:t>
+      </w:r>
+      <w:r>
+        <w:br/>
+      </w:r>
+      <w:r>
+        <w:br/>
+        <w:t>model.compile(</w:t>
+      </w:r>
+      <w:r>
+        <w:br/>
+        <w:t xml:space="preserve">    optimizer="rmsprop", loss="categorical_crossentropy", metrics=["accuracy"]</w:t>
+      </w:r>
+      <w:r>
+        <w:br/>
+        <w:t>)</w:t>
+      </w:r>
+      <w:r>
+        <w:br/>
+      </w:r>
+      <w:r>
+        <w:br/>
+      </w:r>
+      <w:r>
+        <w:rPr>
+          <w:i/>
+          <w:iCs/>
+        </w:rPr>
+        <w:t># Навчання моделі</w:t>
+      </w:r>
+      <w:r>
+        <w:rPr>
+          <w:i/>
+          <w:iCs/>
+        </w:rPr>
+        <w:br/>
+      </w:r>
+      <w:r>
+        <w:t>model.fit(</w:t>
+      </w:r>
+      <w:r>
+        <w:br/>
+        <w:t xml:space="preserve">    [encoder_input_data, decoder_input_data],</w:t>
+      </w:r>
+      <w:r>
+        <w:br/>
+        <w:t xml:space="preserve">    decoder_target_data,</w:t>
+      </w:r>
+      <w:r>
+        <w:br/>
+        <w:t xml:space="preserve">    batch_size=batch_size,</w:t>
+      </w:r>
+      <w:r>
+        <w:br/>
+      </w:r>
+      <w:r>
+        <w:lastRenderedPageBreak/>
+        <w:t xml:space="preserve">    epochs=n,</w:t>
+      </w:r>
+      <w:r>
+        <w:br/>
+        <w:t xml:space="preserve">    validation_split=0.2,</w:t>
+      </w:r>
+      <w:r>
+        <w:br/>
+        <w:t>)</w:t>
+      </w:r>
+      <w:r>
+        <w:br/>
+      </w:r>
+      <w:r>
+        <w:br/>
+      </w:r>
+      <w:r>
+        <w:rPr>
+          <w:i/>
+          <w:iCs/>
+        </w:rPr>
+        <w:t># --- Побудова моделей для дешифрування ---</w:t>
+      </w:r>
+      <w:r>
+        <w:rPr>
+          <w:i/>
+          <w:iCs/>
+        </w:rPr>
+        <w:br/>
+      </w:r>
+      <w:r>
+        <w:rPr>
+          <w:i/>
+          <w:iCs/>
+        </w:rPr>
+        <w:br/>
+        <w:t># Модель шифратора (кодер)</w:t>
+      </w:r>
+      <w:r>
+        <w:rPr>
+          <w:i/>
+          <w:iCs/>
+        </w:rPr>
+        <w:br/>
+      </w:r>
+      <w:r>
+        <w:t>encoder_inputs_inf = model.input[0]</w:t>
+      </w:r>
+      <w:r>
+        <w:br/>
+        <w:t>encoder_lstm_inf = model.layers[2]</w:t>
+      </w:r>
+      <w:r>
+        <w:br/>
+        <w:t>encoder_lstm_outputs_inf, encoder_state_h_inf, encoder_state_c_inf = encoder_lstm_inf(</w:t>
+      </w:r>
+      <w:r>
+        <w:br/>
+        <w:t xml:space="preserve">    encoder_inputs_inf</w:t>
+      </w:r>
+      <w:r>
+        <w:br/>
+        <w:t>)</w:t>
+      </w:r>
+      <w:r>
+        <w:br/>
+        <w:t>encoder_model = tensorflow.keras.Model(</w:t>
+      </w:r>
+      <w:r>
+        <w:br/>
+        <w:t xml:space="preserve">    encoder_inputs_inf,</w:t>
+      </w:r>
+      <w:r>
+        <w:br/>
+        <w:t xml:space="preserve">    [encoder_lstm_outputs_inf, encoder_state_h_inf, encoder_state_c_inf],</w:t>
+      </w:r>
+      <w:r>
+        <w:br/>
+        <w:t>)</w:t>
+      </w:r>
+      <w:r>
+        <w:br/>
+      </w:r>
+      <w:r>
+        <w:br/>
+      </w:r>
+      <w:r>
+        <w:rPr>
+          <w:i/>
+          <w:iCs/>
+        </w:rPr>
+        <w:t># Модель дешифратора (декодер)</w:t>
+      </w:r>
+      <w:r>
+        <w:rPr>
+          <w:i/>
+          <w:iCs/>
+        </w:rPr>
+        <w:br/>
+      </w:r>
+      <w:r>
+        <w:t>decoder_inputs_inf = model.input[1]</w:t>
+      </w:r>
+      <w:r>
+        <w:br/>
+        <w:t>decoder_input_lstm_outputs_inf = tensorflow.keras.Input(shape=(</w:t>
+      </w:r>
+      <w:r>
+        <w:rPr>
+          <w:i/>
+          <w:iCs/>
+        </w:rPr>
+        <w:t>None</w:t>
+      </w:r>
+      <w:r>
+        <w:t>, latent_dim))</w:t>
+      </w:r>
+      <w:r>
+        <w:br/>
+        <w:t>decoder_input_state_h_inf = tensorflow.keras.Input(shape=(latent_dim,))</w:t>
+      </w:r>
+      <w:r>
+        <w:br/>
+        <w:t>decoder_input_state_c_inf = tensorflow.keras.Input(shape=(latent_dim,))</w:t>
+      </w:r>
+      <w:r>
+        <w:br/>
+        <w:t>decoder_input_states_inf = [decoder_input_state_h_inf, decoder_input_state_c_inf]</w:t>
+      </w:r>
+      <w:r>
+        <w:br/>
+      </w:r>
+      <w:r>
+        <w:br/>
+        <w:t>decoder_lstm_inf = model.layers[3]</w:t>
+      </w:r>
+      <w:r>
+        <w:br/>
+        <w:t>decoder_lstm_outputs_inf, decoder_state_h_inf_out, decoder_state_c_inf_out = decoder_lstm_inf(</w:t>
+      </w:r>
+      <w:r>
+        <w:br/>
+        <w:t xml:space="preserve">    decoder_inputs_inf, initial_state=decoder_input_states_inf</w:t>
+      </w:r>
+      <w:r>
+        <w:br/>
+        <w:t>)</w:t>
+      </w:r>
+      <w:r>
+        <w:br/>
+        <w:t>decoder_states_inf_out = [decoder_state_h_inf_out, decoder_state_c_inf_out]</w:t>
+      </w:r>
+      <w:r>
+        <w:br/>
+      </w:r>
+      <w:r>
+        <w:br/>
+        <w:t>decoder_attention_inf = model.layers[4]</w:t>
+      </w:r>
+      <w:r>
+        <w:br/>
+        <w:t>decoder_attention_outputs_inf = decoder_attention_inf(</w:t>
+      </w:r>
+      <w:r>
+        <w:br/>
+        <w:t xml:space="preserve">    [decoder_lstm_outputs_inf, decoder_input_lstm_outputs_inf]</w:t>
+      </w:r>
+      <w:r>
+        <w:br/>
+        <w:t>)</w:t>
+      </w:r>
+      <w:r>
+        <w:br/>
+      </w:r>
+      <w:r>
+        <w:br/>
+        <w:t>decoder_concatenate_inf = model.layers[5]</w:t>
+      </w:r>
+      <w:r>
+        <w:br/>
+        <w:t>decoder_concatenate_outputs_inf = decoder_concatenate_inf(</w:t>
+      </w:r>
+      <w:r>
+        <w:br/>
+        <w:t xml:space="preserve">    [decoder_lstm_outputs_inf, decoder_attention_outputs_inf]</w:t>
+      </w:r>
+      <w:r>
+        <w:br/>
+        <w:t>)</w:t>
+      </w:r>
+      <w:r>
+        <w:br/>
+      </w:r>
+      <w:r>
+        <w:br/>
+        <w:t>decoder_dense_inf = model.layers[6]</w:t>
+      </w:r>
+      <w:r>
+        <w:br/>
+        <w:t>decoder_outputs_inf = decoder_dense_inf(decoder_concatenate_outputs_inf)</w:t>
+      </w:r>
+      <w:r>
+        <w:br/>
+      </w:r>
+      <w:r>
+        <w:br/>
+      </w:r>
+      <w:r>
+        <w:rPr>
+          <w:i/>
+          <w:iCs/>
+        </w:rPr>
+        <w:t># Збираємо модель декодера</w:t>
+      </w:r>
+      <w:r>
+        <w:rPr>
+          <w:i/>
+          <w:iCs/>
+        </w:rPr>
+        <w:br/>
+      </w:r>
+      <w:r>
+        <w:t>decoder_model = tensorflow.keras.Model(</w:t>
+      </w:r>
+      <w:r>
+        <w:br/>
+        <w:t xml:space="preserve">    [decoder_inputs_inf]</w:t>
+      </w:r>
+      <w:r>
+        <w:br/>
+        <w:t xml:space="preserve">    + [decoder_input_lstm_outputs_inf, decoder_input_state_h_inf, decoder_input_state_c_inf],</w:t>
+      </w:r>
+      <w:r>
+        <w:br/>
+        <w:t xml:space="preserve">    [decoder_outputs_inf] + decoder_states_inf_out,</w:t>
+      </w:r>
+      <w:r>
+        <w:br/>
+      </w:r>
+      <w:r>
+        <w:lastRenderedPageBreak/>
+        <w:t xml:space="preserve">    )</w:t>
+      </w:r>
+      <w:r>
+        <w:br/>
+      </w:r>
+      <w:r>
+        <w:br/>
+      </w:r>
+      <w:r>
+        <w:rPr>
+          <w:i/>
+          <w:iCs/>
+        </w:rPr>
+        <w:t># Словники для розкодування (індекс -&gt; символ)</w:t>
+      </w:r>
+      <w:r>
+        <w:rPr>
+          <w:i/>
+          <w:iCs/>
+        </w:rPr>
+        <w:br/>
+      </w:r>
+      <w:r>
+        <w:t xml:space="preserve">reverse_input_char_index = </w:t>
+      </w:r>
+      <w:r>
+        <w:rPr>
+          <w:i/>
+          <w:iCs/>
+        </w:rPr>
+        <w:t>dict</w:t>
+      </w:r>
+      <w:r>
+        <w:t xml:space="preserve">((i, char) </w:t>
+      </w:r>
+      <w:r>
+        <w:rPr>
+          <w:i/>
+          <w:iCs/>
+        </w:rPr>
+        <w:t xml:space="preserve">for </w:t>
+      </w:r>
+      <w:r>
+        <w:t xml:space="preserve">char, i </w:t>
+      </w:r>
+      <w:r>
+        <w:rPr>
+          <w:i/>
+          <w:iCs/>
+        </w:rPr>
+        <w:t xml:space="preserve">in </w:t>
+      </w:r>
+      <w:r>
+        <w:t>input_token_index.items())</w:t>
+      </w:r>
+      <w:r>
+        <w:br/>
+        <w:t xml:space="preserve">reverse_target_char_index = </w:t>
+      </w:r>
+      <w:r>
+        <w:rPr>
+          <w:i/>
+          <w:iCs/>
+        </w:rPr>
+        <w:t>dict</w:t>
+      </w:r>
+      <w:r>
+        <w:t xml:space="preserve">((i, char) </w:t>
+      </w:r>
+      <w:r>
+        <w:rPr>
+          <w:i/>
+          <w:iCs/>
+        </w:rPr>
+        <w:t xml:space="preserve">for </w:t>
+      </w:r>
+      <w:r>
+        <w:t xml:space="preserve">char, i </w:t>
+      </w:r>
+      <w:r>
+        <w:rPr>
+          <w:i/>
+          <w:iCs/>
+        </w:rPr>
+        <w:t xml:space="preserve">in </w:t>
+      </w:r>
+      <w:r>
+        <w:t>target_token_index.items())</w:t>
+      </w:r>
+      <w:r>
+        <w:br/>
+      </w:r>
+      <w:r>
+        <w:br/>
+      </w:r>
+      <w:r>
+        <w:rPr>
+          <w:i/>
+          <w:iCs/>
+        </w:rPr>
+        <w:t># --- Цикл дешифрації ---</w:t>
+      </w:r>
+      <w:r>
+        <w:rPr>
+          <w:i/>
+          <w:iCs/>
+        </w:rPr>
+        <w:br/>
+        <w:t xml:space="preserve">for </w:t>
+      </w:r>
+      <w:r>
+        <w:t xml:space="preserve">seq_index </w:t>
+      </w:r>
+      <w:r>
+        <w:rPr>
+          <w:i/>
+          <w:iCs/>
+        </w:rPr>
+        <w:t>in range</w:t>
+      </w:r>
+      <w:r>
+        <w:t>(20):</w:t>
+      </w:r>
+      <w:r>
+        <w:br/>
+        <w:t xml:space="preserve">    input_seq = encoder_input_data[seq_index : seq_index + 1]</w:t>
+      </w:r>
+      <w:r>
+        <w:br/>
+      </w:r>
+      <w:r>
+        <w:br/>
+        <w:t xml:space="preserve">    </w:t>
+      </w:r>
+      <w:r>
+        <w:rPr>
+          <w:i/>
+          <w:iCs/>
+        </w:rPr>
+        <w:t># Кодер повертає виходи (output1) та два стани (h1, c1)</w:t>
+      </w:r>
+      <w:r>
+        <w:rPr>
+          <w:i/>
+          <w:iCs/>
+        </w:rPr>
+        <w:br/>
+        <w:t xml:space="preserve">    </w:t>
+      </w:r>
+      <w:r>
+        <w:t>output1, h1, c1 = encoder_model.predict(input_seq, verbose=0)</w:t>
+      </w:r>
+      <w:r>
+        <w:br/>
+      </w:r>
+      <w:r>
+        <w:br/>
+        <w:t xml:space="preserve">    </w:t>
+      </w:r>
+      <w:r>
+        <w:rPr>
+          <w:i/>
+          <w:iCs/>
+        </w:rPr>
+        <w:t># Створюємо стартовий токен (символ '\t')</w:t>
+      </w:r>
+      <w:r>
+        <w:rPr>
+          <w:i/>
+          <w:iCs/>
+        </w:rPr>
+        <w:br/>
+        <w:t xml:space="preserve">    </w:t>
+      </w:r>
+      <w:r>
+        <w:t>target_seq = numpy.zeros((1, 1, num_decoder_tokens))</w:t>
+      </w:r>
+      <w:r>
+        <w:br/>
+        <w:t xml:space="preserve">    target_seq[0, 0, target_token_index["\t"]] = 1.0</w:t>
+      </w:r>
+      <w:r>
+        <w:br/>
+      </w:r>
+      <w:r>
+        <w:br/>
+        <w:t xml:space="preserve">    stop_condition = </w:t>
+      </w:r>
+      <w:r>
+        <w:rPr>
+          <w:i/>
+          <w:iCs/>
+        </w:rPr>
+        <w:t>False</w:t>
+      </w:r>
+      <w:r>
+        <w:rPr>
+          <w:i/>
+          <w:iCs/>
+        </w:rPr>
+        <w:br/>
+        <w:t xml:space="preserve">    </w:t>
+      </w:r>
+      <w:r>
+        <w:t>decoded_sentence = ""</w:t>
+      </w:r>
+      <w:r>
+        <w:br/>
+      </w:r>
+      <w:r>
+        <w:br/>
+        <w:t xml:space="preserve">    </w:t>
+      </w:r>
+      <w:r>
+        <w:rPr>
+          <w:i/>
+          <w:iCs/>
+        </w:rPr>
+        <w:t xml:space="preserve">while not </w:t>
+      </w:r>
+      <w:r>
+        <w:t>stop_condition:</w:t>
+      </w:r>
+      <w:r>
+        <w:br/>
+        <w:t xml:space="preserve">        </w:t>
+      </w:r>
+      <w:r>
+        <w:rPr>
+          <w:i/>
+          <w:iCs/>
+        </w:rPr>
+        <w:t># Декодер отримує (target_seq) та виходи (output1) і стани (h1, c1) кодера</w:t>
+      </w:r>
+      <w:r>
+        <w:rPr>
+          <w:i/>
+          <w:iCs/>
+        </w:rPr>
+        <w:br/>
+        <w:t xml:space="preserve">        </w:t>
+      </w:r>
+      <w:r>
+        <w:t>output_tokens, h, c = decoder_model.predict(</w:t>
+      </w:r>
+      <w:r>
+        <w:br/>
+        <w:t xml:space="preserve">            [target_seq] + [output1, h1, c1], verbose=0</w:t>
+      </w:r>
+      <w:r>
+        <w:br/>
+        <w:t xml:space="preserve">        )</w:t>
+      </w:r>
+      <w:r>
+        <w:br/>
+      </w:r>
+      <w:r>
+        <w:br/>
+        <w:t xml:space="preserve">        </w:t>
+      </w:r>
+      <w:r>
+        <w:rPr>
+          <w:i/>
+          <w:iCs/>
+        </w:rPr>
+        <w:t># Обираємо наступний токен з найбільшою ймовірністю</w:t>
+      </w:r>
+      <w:r>
+        <w:rPr>
+          <w:i/>
+          <w:iCs/>
+        </w:rPr>
+        <w:br/>
+        <w:t xml:space="preserve">        </w:t>
+      </w:r>
+      <w:r>
+        <w:t>sampled_token_index = numpy.argmax(output_tokens[0, -1, :])</w:t>
+      </w:r>
+      <w:r>
+        <w:br/>
+        <w:t xml:space="preserve">        sampled_char = reverse_target_char_index[sampled_token_index]</w:t>
+      </w:r>
+      <w:r>
+        <w:br/>
+        <w:t xml:space="preserve">        decoded_sentence += sampled_char</w:t>
+      </w:r>
+      <w:r>
+        <w:br/>
+      </w:r>
+      <w:r>
+        <w:br/>
+        <w:t xml:space="preserve">        </w:t>
+      </w:r>
+      <w:r>
+        <w:rPr>
+          <w:i/>
+          <w:iCs/>
+        </w:rPr>
+        <w:t># Умова зупинки</w:t>
+      </w:r>
+      <w:r>
+        <w:rPr>
+          <w:i/>
+          <w:iCs/>
+        </w:rPr>
+        <w:br/>
+        <w:t xml:space="preserve">        if </w:t>
+      </w:r>
+      <w:r>
+        <w:t xml:space="preserve">sampled_char == "\n" </w:t>
+      </w:r>
+      <w:r>
+        <w:rPr>
+          <w:i/>
+          <w:iCs/>
+        </w:rPr>
+        <w:t>or len</w:t>
+      </w:r>
+      <w:r>
+        <w:t>(decoded_sentence) &gt; max_decoder_seq_length:</w:t>
+      </w:r>
+      <w:r>
+        <w:br/>
+        <w:t xml:space="preserve">            stop_condition = </w:t>
+      </w:r>
+      <w:r>
+        <w:rPr>
+          <w:i/>
+          <w:iCs/>
+        </w:rPr>
+        <w:t>True</w:t>
+      </w:r>
+      <w:r>
+        <w:rPr>
+          <w:i/>
+          <w:iCs/>
+        </w:rPr>
+        <w:br/>
+      </w:r>
+      <w:r>
+        <w:rPr>
+          <w:i/>
+          <w:iCs/>
+        </w:rPr>
+        <w:br/>
+        <w:t xml:space="preserve">        # Готуємо наступний вхід для декодера</w:t>
+      </w:r>
+      <w:r>
+        <w:rPr>
+          <w:i/>
+          <w:iCs/>
+        </w:rPr>
+        <w:br/>
+        <w:t xml:space="preserve">        </w:t>
+      </w:r>
+      <w:r>
+        <w:t>target_seq = numpy.zeros((1, 1, num_decoder_tokens))</w:t>
+      </w:r>
+      <w:r>
+        <w:br/>
+        <w:t xml:space="preserve">        target_seq[0, 0, sampled_token_index] = 1.0</w:t>
+      </w:r>
+      <w:r>
+        <w:br/>
+      </w:r>
+      <w:r>
+        <w:br/>
+        <w:t xml:space="preserve">        </w:t>
+      </w:r>
+      <w:r>
+        <w:rPr>
+          <w:i/>
+          <w:iCs/>
+        </w:rPr>
+        <w:t># Оновлюємо стани декодера</w:t>
+      </w:r>
+      <w:r>
+        <w:rPr>
+          <w:i/>
+          <w:iCs/>
+        </w:rPr>
+        <w:br/>
+        <w:t xml:space="preserve">        </w:t>
+      </w:r>
+      <w:r>
+        <w:t>h1 = h</w:t>
+      </w:r>
+      <w:r>
+        <w:br/>
+        <w:t xml:space="preserve">        c1 = c</w:t>
+      </w:r>
+      <w:r>
+        <w:br/>
+      </w:r>
+      <w:r>
+        <w:br/>
+        <w:t xml:space="preserve">    </w:t>
+      </w:r>
+      <w:r>
+        <w:rPr>
+          <w:i/>
+          <w:iCs/>
+        </w:rPr>
+        <w:t>print</w:t>
+      </w:r>
+      <w:r>
+        <w:t>("-")</w:t>
+      </w:r>
+      <w:r>
+        <w:br/>
+        <w:t xml:space="preserve">    </w:t>
+      </w:r>
+      <w:r>
+        <w:rPr>
+          <w:i/>
+          <w:iCs/>
+        </w:rPr>
+        <w:t>print</w:t>
+      </w:r>
+      <w:r>
+        <w:t>("Input sentence:", input_texts[seq_index])</w:t>
+      </w:r>
+      <w:r>
+        <w:br/>
+        <w:t xml:space="preserve">    </w:t>
+      </w:r>
+      <w:r>
+        <w:rPr>
+          <w:i/>
+          <w:iCs/>
+        </w:rPr>
+        <w:t>print</w:t>
+      </w:r>
+      <w:r>
+        <w:t>("Decoded sentence:", decoded_sentence)</w:t>
+      </w:r>
+    </w:p>
+    <w:p>
+      <w:pPr>
+        <w:spacing w:line="360" w:lineRule="auto"/>
+        <w:jc w:val="center"/>
+        <w:rPr>
+          <w:b/>
+          <w:i/>
           <w:lang w:val="en-US"/>
         </w:rPr>
       </w:pPr>
@@ -2876,6 +3966,7 @@
           <w:lang w:val="uk-UA"/>
           <w14:ligatures w14:val="standardContextual"/>
         </w:rPr>
+        <w:lastRenderedPageBreak/>
         <w:drawing>
           <wp:inline distT="0" distB="0" distL="0" distR="0">
             <wp:extent cx="4663440" cy="2620023"/>
@@ -2990,33 +4081,27 @@
     </w:p>
     <w:p>
       <w:pPr>
-        <w:numPr>
-          <w:ilvl w:val="0"/>
-          <w:numId w:val="19"/>
-        </w:numPr>
         <w:spacing w:line="360" w:lineRule="auto"/>
+        <w:ind w:firstLine="720"/>
+        <w:jc w:val="center"/>
         <w:rPr>
           <w:b/>
-          <w:i/>
+          <w:iCs/>
+          <w:sz w:val="28"/>
+          <w:szCs w:val="28"/>
           <w:lang w:val="uk-UA"/>
         </w:rPr>
       </w:pPr>
       <w:r>
         <w:rPr>
           <w:b/>
-          <w:i/>
+          <w:iCs/>
+          <w:sz w:val="28"/>
+          <w:szCs w:val="28"/>
           <w:lang w:val="uk-UA"/>
         </w:rPr>
         <w:lastRenderedPageBreak/>
-        <w:t>Висновки</w:t>
-      </w:r>
-      <w:r>
-        <w:rPr>
-          <w:b/>
-          <w:i/>
-          <w:lang w:val="en-US"/>
-        </w:rPr>
-        <w:t>:</w:t>
+        <w:t>ВИСНОВКИ</w:t>
       </w:r>
     </w:p>
     <w:p>
@@ -3025,75 +4110,11 @@
         <w:ind w:firstLine="720"/>
         <w:jc w:val="both"/>
         <w:rPr>
-          <w:lang w:val="uk-UA" w:eastAsia="en-GB"/>
-        </w:rPr>
-      </w:pPr>
-      <w:r>
-        <w:rPr>
-          <w:lang w:val="uk-UA"/>
-        </w:rPr>
-        <w:t xml:space="preserve">Під час виконання лабораторної роботи я реалізував модель Seq2seq з механізмом уваги на базі </w:t>
-      </w:r>
-      <w:r>
-        <w:rPr>
-          <w:rStyle w:val="HTMLCode"/>
-          <w:rFonts w:eastAsiaTheme="majorEastAsia"/>
-          <w:lang w:val="uk-UA"/>
-        </w:rPr>
-        <w:t>LSTM</w:t>
-      </w:r>
-      <w:r>
-        <w:rPr>
-          <w:lang w:val="uk-UA"/>
-        </w:rPr>
-        <w:t xml:space="preserve">. Ця архітектура поєднує переваги </w:t>
-      </w:r>
-      <w:r>
-        <w:rPr>
-          <w:rStyle w:val="HTMLCode"/>
-          <w:rFonts w:eastAsiaTheme="majorEastAsia"/>
-          <w:lang w:val="uk-UA"/>
-        </w:rPr>
-        <w:t>LSTM</w:t>
-      </w:r>
-      <w:r>
-        <w:rPr>
-          <w:lang w:val="uk-UA"/>
-        </w:rPr>
-        <w:t xml:space="preserve"> (ефективне управління пам'яттю через стан комірки </w:t>
-      </w:r>
-      <w:proofErr w:type="spellStart"/>
-      <w:r>
-        <w:rPr>
-          <w:rStyle w:val="HTMLCode"/>
-          <w:rFonts w:eastAsiaTheme="majorEastAsia"/>
-          <w:lang w:val="uk-UA"/>
-        </w:rPr>
-        <w:t>c_state</w:t>
-      </w:r>
-      <w:proofErr w:type="spellEnd"/>
-      <w:r>
-        <w:rPr>
-          <w:lang w:val="uk-UA"/>
-        </w:rPr>
-        <w:t xml:space="preserve">) з механізмом </w:t>
-      </w:r>
-      <w:proofErr w:type="spellStart"/>
-      <w:r>
-        <w:rPr>
-          <w:rStyle w:val="HTMLCode"/>
-          <w:rFonts w:eastAsiaTheme="majorEastAsia"/>
-          <w:lang w:val="uk-UA"/>
-        </w:rPr>
-        <w:t>Attention</w:t>
-      </w:r>
-      <w:proofErr w:type="spellEnd"/>
-      <w:r>
-        <w:rPr>
-          <w:lang w:val="uk-UA"/>
-        </w:rPr>
-        <w:t xml:space="preserve"> (здатність фокусуватися на релевантних частинах вхідної послідовності).</w:t>
-      </w:r>
+          <w:sz w:val="28"/>
+          <w:szCs w:val="28"/>
+          <w:lang w:val="uk-UA"/>
+        </w:rPr>
+      </w:pPr>
     </w:p>
     <w:p>
       <w:pPr>
@@ -3101,28 +4122,82 @@
         <w:ind w:firstLine="720"/>
         <w:jc w:val="both"/>
         <w:rPr>
-          <w:lang w:val="en-US"/>
-        </w:rPr>
-      </w:pPr>
-      <w:r>
-        <w:rPr>
-          <w:lang w:val="uk-UA"/>
-        </w:rPr>
-        <w:t>Ця комбінація (</w:t>
+          <w:sz w:val="28"/>
+          <w:szCs w:val="28"/>
+          <w:lang w:val="uk-UA" w:eastAsia="en-GB"/>
+        </w:rPr>
+      </w:pPr>
+      <w:r>
+        <w:rPr>
+          <w:sz w:val="28"/>
+          <w:szCs w:val="28"/>
+          <w:lang w:val="uk-UA"/>
+        </w:rPr>
+        <w:t xml:space="preserve">Під час виконання лабораторної роботи я реалізував модель Seq2seq з механізмом уваги на базі </w:t>
       </w:r>
       <w:r>
         <w:rPr>
           <w:rStyle w:val="HTMLCode"/>
           <w:rFonts w:eastAsiaTheme="majorEastAsia"/>
-          <w:lang w:val="uk-UA"/>
-        </w:rPr>
-        <w:t xml:space="preserve">LSTM + </w:t>
-      </w:r>
-      <w:proofErr w:type="spellStart"/>
+          <w:sz w:val="28"/>
+          <w:szCs w:val="28"/>
+          <w:lang w:val="uk-UA"/>
+        </w:rPr>
+        <w:t>LSTM</w:t>
+      </w:r>
+      <w:r>
+        <w:rPr>
+          <w:sz w:val="28"/>
+          <w:szCs w:val="28"/>
+          <w:lang w:val="uk-UA"/>
+        </w:rPr>
+        <w:t xml:space="preserve">. Ця архітектура поєднує переваги </w:t>
+      </w:r>
       <w:r>
         <w:rPr>
           <w:rStyle w:val="HTMLCode"/>
           <w:rFonts w:eastAsiaTheme="majorEastAsia"/>
+          <w:sz w:val="28"/>
+          <w:szCs w:val="28"/>
+          <w:lang w:val="uk-UA"/>
+        </w:rPr>
+        <w:t>LSTM</w:t>
+      </w:r>
+      <w:r>
+        <w:rPr>
+          <w:sz w:val="28"/>
+          <w:szCs w:val="28"/>
+          <w:lang w:val="uk-UA"/>
+        </w:rPr>
+        <w:t xml:space="preserve"> (ефективне управління пам'яттю через стан комірки </w:t>
+      </w:r>
+      <w:proofErr w:type="spellStart"/>
+      <w:r>
+        <w:rPr>
+          <w:rStyle w:val="HTMLCode"/>
+          <w:rFonts w:eastAsiaTheme="majorEastAsia"/>
+          <w:sz w:val="28"/>
+          <w:szCs w:val="28"/>
+          <w:lang w:val="uk-UA"/>
+        </w:rPr>
+        <w:t>c_state</w:t>
+      </w:r>
+      <w:proofErr w:type="spellEnd"/>
+      <w:r>
+        <w:rPr>
+          <w:sz w:val="28"/>
+          <w:szCs w:val="28"/>
+          <w:lang w:val="uk-UA"/>
+        </w:rPr>
+        <w:t xml:space="preserve">) з механізмом </w:t>
+      </w:r>
+      <w:proofErr w:type="spellStart"/>
+      <w:r>
+        <w:rPr>
+          <w:rStyle w:val="HTMLCode"/>
+          <w:rFonts w:eastAsiaTheme="majorEastAsia"/>
+          <w:sz w:val="28"/>
+          <w:szCs w:val="28"/>
           <w:lang w:val="uk-UA"/>
         </w:rPr>
         <w:t>Attention</w:t>
@@ -3130,6 +4205,58 @@
       <w:proofErr w:type="spellEnd"/>
       <w:r>
         <w:rPr>
+          <w:sz w:val="28"/>
+          <w:szCs w:val="28"/>
+          <w:lang w:val="uk-UA"/>
+        </w:rPr>
+        <w:t xml:space="preserve"> (здатність фокусуватися на релевантних частинах вхідної послідовності).</w:t>
+      </w:r>
+    </w:p>
+    <w:p>
+      <w:pPr>
+        <w:spacing w:line="360" w:lineRule="auto"/>
+        <w:ind w:firstLine="720"/>
+        <w:jc w:val="both"/>
+        <w:rPr>
+          <w:sz w:val="28"/>
+          <w:szCs w:val="28"/>
+          <w:lang w:val="en-US"/>
+        </w:rPr>
+      </w:pPr>
+      <w:r>
+        <w:rPr>
+          <w:sz w:val="28"/>
+          <w:szCs w:val="28"/>
+          <w:lang w:val="uk-UA"/>
+        </w:rPr>
+        <w:t>Ця комбінація (</w:t>
+      </w:r>
+      <w:r>
+        <w:rPr>
+          <w:rStyle w:val="HTMLCode"/>
+          <w:rFonts w:eastAsiaTheme="majorEastAsia"/>
+          <w:sz w:val="28"/>
+          <w:szCs w:val="28"/>
+          <w:lang w:val="uk-UA"/>
+        </w:rPr>
+        <w:t xml:space="preserve">LSTM + </w:t>
+      </w:r>
+      <w:proofErr w:type="spellStart"/>
+      <w:r>
+        <w:rPr>
+          <w:rStyle w:val="HTMLCode"/>
+          <w:rFonts w:eastAsiaTheme="majorEastAsia"/>
+          <w:sz w:val="28"/>
+          <w:szCs w:val="28"/>
+          <w:lang w:val="uk-UA"/>
+        </w:rPr>
+        <w:t>Attention</w:t>
+      </w:r>
+      <w:proofErr w:type="spellEnd"/>
+      <w:r>
+        <w:rPr>
+          <w:sz w:val="28"/>
+          <w:szCs w:val="28"/>
           <w:lang w:val="uk-UA"/>
         </w:rPr>
         <w:t xml:space="preserve">) вважається однією з найпотужніших серед "класичних" рекурентних </w:t>
@@ -3137,6 +4264,8 @@
       <w:proofErr w:type="spellStart"/>
       <w:r>
         <w:rPr>
+          <w:sz w:val="28"/>
+          <w:szCs w:val="28"/>
           <w:lang w:val="uk-UA"/>
         </w:rPr>
         <w:t>архітектур</w:t>
@@ -3144,6 +4273,8 @@
       <w:proofErr w:type="spellEnd"/>
       <w:r>
         <w:rPr>
+          <w:sz w:val="28"/>
+          <w:szCs w:val="28"/>
           <w:lang w:val="uk-UA"/>
         </w:rPr>
         <w:t xml:space="preserve"> для задач Seq2seq, перевершеною згодом лише архітектурою Трансформер. Модель показала високу якість перекладу, успішно обробляючи залежності у даних. Завдання лабораторної роботи було виконано.</w:t>
@@ -3926,6 +5057,119 @@
     </w:lvl>
   </w:abstractNum>
   <w:abstractNum w:abstractNumId="8" w15:restartNumberingAfterBreak="0">
+    <w:nsid w:val="25AF6C10"/>
+    <w:multiLevelType w:val="multilevel"/>
+    <w:tmpl w:val="D9BA439C"/>
+    <w:lvl w:ilvl="0">
+      <w:start w:val="1"/>
+      <w:numFmt w:val="decimal"/>
+      <w:lvlText w:val="%1."/>
+      <w:lvlJc w:val="left"/>
+      <w:pPr>
+        <w:tabs>
+          <w:tab w:val="num" w:pos="720"/>
+        </w:tabs>
+        <w:ind w:left="720" w:hanging="360"/>
+      </w:pPr>
+    </w:lvl>
+    <w:lvl w:ilvl="1" w:tentative="1">
+      <w:start w:val="1"/>
+      <w:numFmt w:val="decimal"/>
+      <w:lvlText w:val="%2."/>
+      <w:lvlJc w:val="left"/>
+      <w:pPr>
+        <w:tabs>
+          <w:tab w:val="num" w:pos="1440"/>
+        </w:tabs>
+        <w:ind w:left="1440" w:hanging="360"/>
+      </w:pPr>
+    </w:lvl>
+    <w:lvl w:ilvl="2" w:tentative="1">
+      <w:start w:val="1"/>
+      <w:numFmt w:val="decimal"/>
+      <w:lvlText w:val="%3."/>
+      <w:lvlJc w:val="left"/>
+      <w:pPr>
+        <w:tabs>
+          <w:tab w:val="num" w:pos="2160"/>
+        </w:tabs>
+        <w:ind w:left="2160" w:hanging="360"/>
+      </w:pPr>
+    </w:lvl>
+    <w:lvl w:ilvl="3" w:tentative="1">
+      <w:start w:val="1"/>
+      <w:numFmt w:val="decimal"/>
+      <w:lvlText w:val="%4."/>
+      <w:lvlJc w:val="left"/>
+      <w:pPr>
+        <w:tabs>
+          <w:tab w:val="num" w:pos="2880"/>
+        </w:tabs>
+        <w:ind w:left="2880" w:hanging="360"/>
+      </w:pPr>
+    </w:lvl>
+    <w:lvl w:ilvl="4" w:tentative="1">
+      <w:start w:val="1"/>
+      <w:numFmt w:val="decimal"/>
+      <w:lvlText w:val="%5."/>
+      <w:lvlJc w:val="left"/>
+      <w:pPr>
+        <w:tabs>
+          <w:tab w:val="num" w:pos="3600"/>
+        </w:tabs>
+        <w:ind w:left="3600" w:hanging="360"/>
+      </w:pPr>
+    </w:lvl>
+    <w:lvl w:ilvl="5" w:tentative="1">
+      <w:start w:val="1"/>
+      <w:numFmt w:val="decimal"/>
+      <w:lvlText w:val="%6."/>
+      <w:lvlJc w:val="left"/>
+      <w:pPr>
+        <w:tabs>
+          <w:tab w:val="num" w:pos="4320"/>
+        </w:tabs>
+        <w:ind w:left="4320" w:hanging="360"/>
+      </w:pPr>
+    </w:lvl>
+    <w:lvl w:ilvl="6" w:tentative="1">
+      <w:start w:val="1"/>
+      <w:numFmt w:val="decimal"/>
+      <w:lvlText w:val="%7."/>
+      <w:lvlJc w:val="left"/>
+      <w:pPr>
+        <w:tabs>
+          <w:tab w:val="num" w:pos="5040"/>
+        </w:tabs>
+        <w:ind w:left="5040" w:hanging="360"/>
+      </w:pPr>
+    </w:lvl>
+    <w:lvl w:ilvl="7" w:tentative="1">
+      <w:start w:val="1"/>
+      <w:numFmt w:val="decimal"/>
+      <w:lvlText w:val="%8."/>
+      <w:lvlJc w:val="left"/>
+      <w:pPr>
+        <w:tabs>
+          <w:tab w:val="num" w:pos="5760"/>
+        </w:tabs>
+        <w:ind w:left="5760" w:hanging="360"/>
+      </w:pPr>
+    </w:lvl>
+    <w:lvl w:ilvl="8" w:tentative="1">
+      <w:start w:val="1"/>
+      <w:numFmt w:val="decimal"/>
+      <w:lvlText w:val="%9."/>
+      <w:lvlJc w:val="left"/>
+      <w:pPr>
+        <w:tabs>
+          <w:tab w:val="num" w:pos="6480"/>
+        </w:tabs>
+        <w:ind w:left="6480" w:hanging="360"/>
+      </w:pPr>
+    </w:lvl>
+  </w:abstractNum>
+  <w:abstractNum w:abstractNumId="9" w15:restartNumberingAfterBreak="0">
     <w:nsid w:val="284C19DB"/>
     <w:multiLevelType w:val="hybridMultilevel"/>
     <w:tmpl w:val="52CCE902"/>
@@ -4031,7 +5275,7 @@
       </w:pPr>
     </w:lvl>
   </w:abstractNum>
-  <w:abstractNum w:abstractNumId="9" w15:restartNumberingAfterBreak="0">
+  <w:abstractNum w:abstractNumId="10" w15:restartNumberingAfterBreak="0">
     <w:nsid w:val="284D3A82"/>
     <w:multiLevelType w:val="hybridMultilevel"/>
     <w:tmpl w:val="3EE690EC"/>
@@ -4137,7 +5381,7 @@
       </w:pPr>
     </w:lvl>
   </w:abstractNum>
-  <w:abstractNum w:abstractNumId="10" w15:restartNumberingAfterBreak="0">
+  <w:abstractNum w:abstractNumId="11" w15:restartNumberingAfterBreak="0">
     <w:nsid w:val="2B4F2E45"/>
     <w:multiLevelType w:val="hybridMultilevel"/>
     <w:tmpl w:val="C17A0052"/>
@@ -4223,7 +5467,120 @@
       </w:pPr>
     </w:lvl>
   </w:abstractNum>
-  <w:abstractNum w:abstractNumId="11" w15:restartNumberingAfterBreak="0">
+  <w:abstractNum w:abstractNumId="12" w15:restartNumberingAfterBreak="0">
+    <w:nsid w:val="2FB6100E"/>
+    <w:multiLevelType w:val="multilevel"/>
+    <w:tmpl w:val="26D4F2EA"/>
+    <w:lvl w:ilvl="0">
+      <w:start w:val="1"/>
+      <w:numFmt w:val="decimal"/>
+      <w:lvlText w:val="%1."/>
+      <w:lvlJc w:val="left"/>
+      <w:pPr>
+        <w:tabs>
+          <w:tab w:val="num" w:pos="720"/>
+        </w:tabs>
+        <w:ind w:left="720" w:hanging="360"/>
+      </w:pPr>
+    </w:lvl>
+    <w:lvl w:ilvl="1" w:tentative="1">
+      <w:start w:val="1"/>
+      <w:numFmt w:val="decimal"/>
+      <w:lvlText w:val="%2."/>
+      <w:lvlJc w:val="left"/>
+      <w:pPr>
+        <w:tabs>
+          <w:tab w:val="num" w:pos="1440"/>
+        </w:tabs>
+        <w:ind w:left="1440" w:hanging="360"/>
+      </w:pPr>
+    </w:lvl>
+    <w:lvl w:ilvl="2" w:tentative="1">
+      <w:start w:val="1"/>
+      <w:numFmt w:val="decimal"/>
+      <w:lvlText w:val="%3."/>
+      <w:lvlJc w:val="left"/>
+      <w:pPr>
+        <w:tabs>
+          <w:tab w:val="num" w:pos="2160"/>
+        </w:tabs>
+        <w:ind w:left="2160" w:hanging="360"/>
+      </w:pPr>
+    </w:lvl>
+    <w:lvl w:ilvl="3" w:tentative="1">
+      <w:start w:val="1"/>
+      <w:numFmt w:val="decimal"/>
+      <w:lvlText w:val="%4."/>
+      <w:lvlJc w:val="left"/>
+      <w:pPr>
+        <w:tabs>
+          <w:tab w:val="num" w:pos="2880"/>
+        </w:tabs>
+        <w:ind w:left="2880" w:hanging="360"/>
+      </w:pPr>
+    </w:lvl>
+    <w:lvl w:ilvl="4" w:tentative="1">
+      <w:start w:val="1"/>
+      <w:numFmt w:val="decimal"/>
+      <w:lvlText w:val="%5."/>
+      <w:lvlJc w:val="left"/>
+      <w:pPr>
+        <w:tabs>
+          <w:tab w:val="num" w:pos="3600"/>
+        </w:tabs>
+        <w:ind w:left="3600" w:hanging="360"/>
+      </w:pPr>
+    </w:lvl>
+    <w:lvl w:ilvl="5" w:tentative="1">
+      <w:start w:val="1"/>
+      <w:numFmt w:val="decimal"/>
+      <w:lvlText w:val="%6."/>
+      <w:lvlJc w:val="left"/>
+      <w:pPr>
+        <w:tabs>
+          <w:tab w:val="num" w:pos="4320"/>
+        </w:tabs>
+        <w:ind w:left="4320" w:hanging="360"/>
+      </w:pPr>
+    </w:lvl>
+    <w:lvl w:ilvl="6" w:tentative="1">
+      <w:start w:val="1"/>
+      <w:numFmt w:val="decimal"/>
+      <w:lvlText w:val="%7."/>
+      <w:lvlJc w:val="left"/>
+      <w:pPr>
+        <w:tabs>
+          <w:tab w:val="num" w:pos="5040"/>
+        </w:tabs>
+        <w:ind w:left="5040" w:hanging="360"/>
+      </w:pPr>
+    </w:lvl>
+    <w:lvl w:ilvl="7" w:tentative="1">
+      <w:start w:val="1"/>
+      <w:numFmt w:val="decimal"/>
+      <w:lvlText w:val="%8."/>
+      <w:lvlJc w:val="left"/>
+      <w:pPr>
+        <w:tabs>
+          <w:tab w:val="num" w:pos="5760"/>
+        </w:tabs>
+        <w:ind w:left="5760" w:hanging="360"/>
+      </w:pPr>
+    </w:lvl>
+    <w:lvl w:ilvl="8" w:tentative="1">
+      <w:start w:val="1"/>
+      <w:numFmt w:val="decimal"/>
+      <w:lvlText w:val="%9."/>
+      <w:lvlJc w:val="left"/>
+      <w:pPr>
+        <w:tabs>
+          <w:tab w:val="num" w:pos="6480"/>
+        </w:tabs>
+        <w:ind w:left="6480" w:hanging="360"/>
+      </w:pPr>
+    </w:lvl>
+  </w:abstractNum>
+  <w:abstractNum w:abstractNumId="13" w15:restartNumberingAfterBreak="0">
     <w:nsid w:val="353B5C97"/>
     <w:multiLevelType w:val="hybridMultilevel"/>
     <w:tmpl w:val="6A0E36B0"/>
@@ -4312,7 +5669,7 @@
       </w:pPr>
     </w:lvl>
   </w:abstractNum>
-  <w:abstractNum w:abstractNumId="12" w15:restartNumberingAfterBreak="0">
+  <w:abstractNum w:abstractNumId="14" w15:restartNumberingAfterBreak="0">
     <w:nsid w:val="3E3125C6"/>
     <w:multiLevelType w:val="multilevel"/>
     <w:tmpl w:val="99F029A8"/>
@@ -4425,7 +5782,7 @@
       </w:pPr>
     </w:lvl>
   </w:abstractNum>
-  <w:abstractNum w:abstractNumId="13" w15:restartNumberingAfterBreak="0">
+  <w:abstractNum w:abstractNumId="15" w15:restartNumberingAfterBreak="0">
     <w:nsid w:val="50E36572"/>
     <w:multiLevelType w:val="hybridMultilevel"/>
     <w:tmpl w:val="35AA1C3E"/>
@@ -4511,7 +5868,7 @@
       </w:pPr>
     </w:lvl>
   </w:abstractNum>
-  <w:abstractNum w:abstractNumId="14" w15:restartNumberingAfterBreak="0">
+  <w:abstractNum w:abstractNumId="16" w15:restartNumberingAfterBreak="0">
     <w:nsid w:val="57650F01"/>
     <w:multiLevelType w:val="hybridMultilevel"/>
     <w:tmpl w:val="3E3AB108"/>
@@ -4624,7 +5981,7 @@
       </w:pPr>
     </w:lvl>
   </w:abstractNum>
-  <w:abstractNum w:abstractNumId="15" w15:restartNumberingAfterBreak="0">
+  <w:abstractNum w:abstractNumId="17" w15:restartNumberingAfterBreak="0">
     <w:nsid w:val="63DF3DD6"/>
     <w:multiLevelType w:val="hybridMultilevel"/>
     <w:tmpl w:val="BB78944E"/>
@@ -4713,7 +6070,7 @@
       </w:pPr>
     </w:lvl>
   </w:abstractNum>
-  <w:abstractNum w:abstractNumId="16" w15:restartNumberingAfterBreak="0">
+  <w:abstractNum w:abstractNumId="18" w15:restartNumberingAfterBreak="0">
     <w:nsid w:val="66BC098D"/>
     <w:multiLevelType w:val="hybridMultilevel"/>
     <w:tmpl w:val="F4C03450"/>
@@ -4723,16 +6080,16 @@
       <w:lvlText w:val="%1."/>
       <w:lvlJc w:val="left"/>
       <w:pPr>
+        <w:ind w:left="720" w:hanging="360"/>
+      </w:pPr>
+    </w:lvl>
+    <w:lvl w:ilvl="1" w:tplc="0419000F">
+      <w:start w:val="1"/>
+      <w:numFmt w:val="decimal"/>
+      <w:lvlText w:val="%2."/>
+      <w:lvlJc w:val="left"/>
+      <w:pPr>
         <w:ind w:left="1440" w:hanging="360"/>
-      </w:pPr>
-    </w:lvl>
-    <w:lvl w:ilvl="1" w:tplc="0419000F">
-      <w:start w:val="1"/>
-      <w:numFmt w:val="decimal"/>
-      <w:lvlText w:val="%2."/>
-      <w:lvlJc w:val="left"/>
-      <w:pPr>
-        <w:ind w:left="2160" w:hanging="360"/>
       </w:pPr>
     </w:lvl>
     <w:lvl w:ilvl="2" w:tplc="FFFFFFFF" w:tentative="1">
@@ -4741,7 +6098,7 @@
       <w:lvlText w:val="%3."/>
       <w:lvlJc w:val="right"/>
       <w:pPr>
-        <w:ind w:left="2880" w:hanging="180"/>
+        <w:ind w:left="2160" w:hanging="180"/>
       </w:pPr>
     </w:lvl>
     <w:lvl w:ilvl="3" w:tplc="FFFFFFFF" w:tentative="1">
@@ -4750,7 +6107,7 @@
       <w:lvlText w:val="%4."/>
       <w:lvlJc w:val="left"/>
       <w:pPr>
-        <w:ind w:left="3600" w:hanging="360"/>
+        <w:ind w:left="2880" w:hanging="360"/>
       </w:pPr>
     </w:lvl>
     <w:lvl w:ilvl="4" w:tplc="FFFFFFFF" w:tentative="1">
@@ -4759,7 +6116,7 @@
       <w:lvlText w:val="%5."/>
       <w:lvlJc w:val="left"/>
       <w:pPr>
-        <w:ind w:left="4320" w:hanging="360"/>
+        <w:ind w:left="3600" w:hanging="360"/>
       </w:pPr>
     </w:lvl>
     <w:lvl w:ilvl="5" w:tplc="FFFFFFFF" w:tentative="1">
@@ -4768,7 +6125,7 @@
       <w:lvlText w:val="%6."/>
       <w:lvlJc w:val="right"/>
       <w:pPr>
-        <w:ind w:left="5040" w:hanging="180"/>
+        <w:ind w:left="4320" w:hanging="180"/>
       </w:pPr>
     </w:lvl>
     <w:lvl w:ilvl="6" w:tplc="FFFFFFFF" w:tentative="1">
@@ -4777,7 +6134,7 @@
       <w:lvlText w:val="%7."/>
       <w:lvlJc w:val="left"/>
       <w:pPr>
-        <w:ind w:left="5760" w:hanging="360"/>
+        <w:ind w:left="5040" w:hanging="360"/>
       </w:pPr>
     </w:lvl>
     <w:lvl w:ilvl="7" w:tplc="FFFFFFFF" w:tentative="1">
@@ -4786,7 +6143,7 @@
       <w:lvlText w:val="%8."/>
       <w:lvlJc w:val="left"/>
       <w:pPr>
-        <w:ind w:left="6480" w:hanging="360"/>
+        <w:ind w:left="5760" w:hanging="360"/>
       </w:pPr>
     </w:lvl>
     <w:lvl w:ilvl="8" w:tplc="FFFFFFFF" w:tentative="1">
@@ -4795,11 +6152,11 @@
       <w:lvlText w:val="%9."/>
       <w:lvlJc w:val="right"/>
       <w:pPr>
-        <w:ind w:left="7200" w:hanging="180"/>
+        <w:ind w:left="6480" w:hanging="180"/>
       </w:pPr>
     </w:lvl>
   </w:abstractNum>
-  <w:abstractNum w:abstractNumId="17" w15:restartNumberingAfterBreak="0">
+  <w:abstractNum w:abstractNumId="19" w15:restartNumberingAfterBreak="0">
     <w:nsid w:val="6B852497"/>
     <w:multiLevelType w:val="hybridMultilevel"/>
     <w:tmpl w:val="C2D28696"/>
@@ -4885,7 +6242,156 @@
       </w:pPr>
     </w:lvl>
   </w:abstractNum>
-  <w:abstractNum w:abstractNumId="18" w15:restartNumberingAfterBreak="0">
+  <w:abstractNum w:abstractNumId="20" w15:restartNumberingAfterBreak="0">
+    <w:nsid w:val="714771CE"/>
+    <w:multiLevelType w:val="multilevel"/>
+    <w:tmpl w:val="5EA08218"/>
+    <w:lvl w:ilvl="0">
+      <w:start w:val="1"/>
+      <w:numFmt w:val="bullet"/>
+      <w:lvlText w:val=""/>
+      <w:lvlJc w:val="left"/>
+      <w:pPr>
+        <w:tabs>
+          <w:tab w:val="num" w:pos="720"/>
+        </w:tabs>
+        <w:ind w:left="720" w:hanging="360"/>
+      </w:pPr>
+      <w:rPr>
+        <w:rFonts w:ascii="Symbol" w:hAnsi="Symbol" w:hint="default"/>
+        <w:sz w:val="20"/>
+      </w:rPr>
+    </w:lvl>
+    <w:lvl w:ilvl="1" w:tentative="1">
+      <w:start w:val="1"/>
+      <w:numFmt w:val="bullet"/>
+      <w:lvlText w:val="o"/>
+      <w:lvlJc w:val="left"/>
+      <w:pPr>
+        <w:tabs>
+          <w:tab w:val="num" w:pos="1440"/>
+        </w:tabs>
+        <w:ind w:left="1440" w:hanging="360"/>
+      </w:pPr>
+      <w:rPr>
+        <w:rFonts w:ascii="Courier New" w:hAnsi="Courier New" w:hint="default"/>
+        <w:sz w:val="20"/>
+      </w:rPr>
+    </w:lvl>
+    <w:lvl w:ilvl="2" w:tentative="1">
+      <w:start w:val="1"/>
+      <w:numFmt w:val="bullet"/>
+      <w:lvlText w:val=""/>
+      <w:lvlJc w:val="left"/>
+      <w:pPr>
+        <w:tabs>
+          <w:tab w:val="num" w:pos="2160"/>
+        </w:tabs>
+        <w:ind w:left="2160" w:hanging="360"/>
+      </w:pPr>
+      <w:rPr>
+        <w:rFonts w:ascii="Wingdings" w:hAnsi="Wingdings" w:hint="default"/>
+        <w:sz w:val="20"/>
+      </w:rPr>
+    </w:lvl>
+    <w:lvl w:ilvl="3" w:tentative="1">
+      <w:start w:val="1"/>
+      <w:numFmt w:val="bullet"/>
+      <w:lvlText w:val=""/>
+      <w:lvlJc w:val="left"/>
+      <w:pPr>
+        <w:tabs>
+          <w:tab w:val="num" w:pos="2880"/>
+        </w:tabs>
+        <w:ind w:left="2880" w:hanging="360"/>
+      </w:pPr>
+      <w:rPr>
+        <w:rFonts w:ascii="Wingdings" w:hAnsi="Wingdings" w:hint="default"/>
+        <w:sz w:val="20"/>
+      </w:rPr>
+    </w:lvl>
+    <w:lvl w:ilvl="4" w:tentative="1">
+      <w:start w:val="1"/>
+      <w:numFmt w:val="bullet"/>
+      <w:lvlText w:val=""/>
+      <w:lvlJc w:val="left"/>
+      <w:pPr>
+        <w:tabs>
+          <w:tab w:val="num" w:pos="3600"/>
+        </w:tabs>
+        <w:ind w:left="3600" w:hanging="360"/>
+      </w:pPr>
+      <w:rPr>
+        <w:rFonts w:ascii="Wingdings" w:hAnsi="Wingdings" w:hint="default"/>
+        <w:sz w:val="20"/>
+      </w:rPr>
+    </w:lvl>
+    <w:lvl w:ilvl="5" w:tentative="1">
+      <w:start w:val="1"/>
+      <w:numFmt w:val="bullet"/>
+      <w:lvlText w:val=""/>
+      <w:lvlJc w:val="left"/>
+      <w:pPr>
+        <w:tabs>
+          <w:tab w:val="num" w:pos="4320"/>
+        </w:tabs>
+        <w:ind w:left="4320" w:hanging="360"/>
+      </w:pPr>
+      <w:rPr>
+        <w:rFonts w:ascii="Wingdings" w:hAnsi="Wingdings" w:hint="default"/>
+        <w:sz w:val="20"/>
+      </w:rPr>
+    </w:lvl>
+    <w:lvl w:ilvl="6" w:tentative="1">
+      <w:start w:val="1"/>
+      <w:numFmt w:val="bullet"/>
+      <w:lvlText w:val=""/>
+      <w:lvlJc w:val="left"/>
+      <w:pPr>
+        <w:tabs>
+          <w:tab w:val="num" w:pos="5040"/>
+        </w:tabs>
+        <w:ind w:left="5040" w:hanging="360"/>
+      </w:pPr>
+      <w:rPr>
+        <w:rFonts w:ascii="Wingdings" w:hAnsi="Wingdings" w:hint="default"/>
+        <w:sz w:val="20"/>
+      </w:rPr>
+    </w:lvl>
+    <w:lvl w:ilvl="7" w:tentative="1">
+      <w:start w:val="1"/>
+      <w:numFmt w:val="bullet"/>
+      <w:lvlText w:val=""/>
+      <w:lvlJc w:val="left"/>
+      <w:pPr>
+        <w:tabs>
+          <w:tab w:val="num" w:pos="5760"/>
+        </w:tabs>
+        <w:ind w:left="5760" w:hanging="360"/>
+      </w:pPr>
+      <w:rPr>
+        <w:rFonts w:ascii="Wingdings" w:hAnsi="Wingdings" w:hint="default"/>
+        <w:sz w:val="20"/>
+      </w:rPr>
+    </w:lvl>
+    <w:lvl w:ilvl="8" w:tentative="1">
+      <w:start w:val="1"/>
+      <w:numFmt w:val="bullet"/>
+      <w:lvlText w:val=""/>
+      <w:lvlJc w:val="left"/>
+      <w:pPr>
+        <w:tabs>
+          <w:tab w:val="num" w:pos="6480"/>
+        </w:tabs>
+        <w:ind w:left="6480" w:hanging="360"/>
+      </w:pPr>
+      <w:rPr>
+        <w:rFonts w:ascii="Wingdings" w:hAnsi="Wingdings" w:hint="default"/>
+        <w:sz w:val="20"/>
+      </w:rPr>
+    </w:lvl>
+  </w:abstractNum>
+  <w:abstractNum w:abstractNumId="21" w15:restartNumberingAfterBreak="0">
     <w:nsid w:val="759C30C1"/>
     <w:multiLevelType w:val="hybridMultilevel"/>
     <w:tmpl w:val="B470C012"/>
@@ -4971,7 +6477,7 @@
       </w:pPr>
     </w:lvl>
   </w:abstractNum>
-  <w:abstractNum w:abstractNumId="19" w15:restartNumberingAfterBreak="0">
+  <w:abstractNum w:abstractNumId="22" w15:restartNumberingAfterBreak="0">
     <w:nsid w:val="76AF6A1D"/>
     <w:multiLevelType w:val="hybridMultilevel"/>
     <w:tmpl w:val="8230F946"/>
@@ -5081,14 +6587,163 @@
       </w:pPr>
     </w:lvl>
   </w:abstractNum>
+  <w:abstractNum w:abstractNumId="23" w15:restartNumberingAfterBreak="0">
+    <w:nsid w:val="7E136A2E"/>
+    <w:multiLevelType w:val="multilevel"/>
+    <w:tmpl w:val="6BDEB042"/>
+    <w:lvl w:ilvl="0">
+      <w:start w:val="1"/>
+      <w:numFmt w:val="bullet"/>
+      <w:lvlText w:val=""/>
+      <w:lvlJc w:val="left"/>
+      <w:pPr>
+        <w:tabs>
+          <w:tab w:val="num" w:pos="720"/>
+        </w:tabs>
+        <w:ind w:left="720" w:hanging="360"/>
+      </w:pPr>
+      <w:rPr>
+        <w:rFonts w:ascii="Symbol" w:hAnsi="Symbol" w:hint="default"/>
+        <w:sz w:val="20"/>
+      </w:rPr>
+    </w:lvl>
+    <w:lvl w:ilvl="1" w:tentative="1">
+      <w:start w:val="1"/>
+      <w:numFmt w:val="bullet"/>
+      <w:lvlText w:val="o"/>
+      <w:lvlJc w:val="left"/>
+      <w:pPr>
+        <w:tabs>
+          <w:tab w:val="num" w:pos="1440"/>
+        </w:tabs>
+        <w:ind w:left="1440" w:hanging="360"/>
+      </w:pPr>
+      <w:rPr>
+        <w:rFonts w:ascii="Courier New" w:hAnsi="Courier New" w:hint="default"/>
+        <w:sz w:val="20"/>
+      </w:rPr>
+    </w:lvl>
+    <w:lvl w:ilvl="2" w:tentative="1">
+      <w:start w:val="1"/>
+      <w:numFmt w:val="bullet"/>
+      <w:lvlText w:val=""/>
+      <w:lvlJc w:val="left"/>
+      <w:pPr>
+        <w:tabs>
+          <w:tab w:val="num" w:pos="2160"/>
+        </w:tabs>
+        <w:ind w:left="2160" w:hanging="360"/>
+      </w:pPr>
+      <w:rPr>
+        <w:rFonts w:ascii="Wingdings" w:hAnsi="Wingdings" w:hint="default"/>
+        <w:sz w:val="20"/>
+      </w:rPr>
+    </w:lvl>
+    <w:lvl w:ilvl="3" w:tentative="1">
+      <w:start w:val="1"/>
+      <w:numFmt w:val="bullet"/>
+      <w:lvlText w:val=""/>
+      <w:lvlJc w:val="left"/>
+      <w:pPr>
+        <w:tabs>
+          <w:tab w:val="num" w:pos="2880"/>
+        </w:tabs>
+        <w:ind w:left="2880" w:hanging="360"/>
+      </w:pPr>
+      <w:rPr>
+        <w:rFonts w:ascii="Wingdings" w:hAnsi="Wingdings" w:hint="default"/>
+        <w:sz w:val="20"/>
+      </w:rPr>
+    </w:lvl>
+    <w:lvl w:ilvl="4" w:tentative="1">
+      <w:start w:val="1"/>
+      <w:numFmt w:val="bullet"/>
+      <w:lvlText w:val=""/>
+      <w:lvlJc w:val="left"/>
+      <w:pPr>
+        <w:tabs>
+          <w:tab w:val="num" w:pos="3600"/>
+        </w:tabs>
+        <w:ind w:left="3600" w:hanging="360"/>
+      </w:pPr>
+      <w:rPr>
+        <w:rFonts w:ascii="Wingdings" w:hAnsi="Wingdings" w:hint="default"/>
+        <w:sz w:val="20"/>
+      </w:rPr>
+    </w:lvl>
+    <w:lvl w:ilvl="5" w:tentative="1">
+      <w:start w:val="1"/>
+      <w:numFmt w:val="bullet"/>
+      <w:lvlText w:val=""/>
+      <w:lvlJc w:val="left"/>
+      <w:pPr>
+        <w:tabs>
+          <w:tab w:val="num" w:pos="4320"/>
+        </w:tabs>
+        <w:ind w:left="4320" w:hanging="360"/>
+      </w:pPr>
+      <w:rPr>
+        <w:rFonts w:ascii="Wingdings" w:hAnsi="Wingdings" w:hint="default"/>
+        <w:sz w:val="20"/>
+      </w:rPr>
+    </w:lvl>
+    <w:lvl w:ilvl="6" w:tentative="1">
+      <w:start w:val="1"/>
+      <w:numFmt w:val="bullet"/>
+      <w:lvlText w:val=""/>
+      <w:lvlJc w:val="left"/>
+      <w:pPr>
+        <w:tabs>
+          <w:tab w:val="num" w:pos="5040"/>
+        </w:tabs>
+        <w:ind w:left="5040" w:hanging="360"/>
+      </w:pPr>
+      <w:rPr>
+        <w:rFonts w:ascii="Wingdings" w:hAnsi="Wingdings" w:hint="default"/>
+        <w:sz w:val="20"/>
+      </w:rPr>
+    </w:lvl>
+    <w:lvl w:ilvl="7" w:tentative="1">
+      <w:start w:val="1"/>
+      <w:numFmt w:val="bullet"/>
+      <w:lvlText w:val=""/>
+      <w:lvlJc w:val="left"/>
+      <w:pPr>
+        <w:tabs>
+          <w:tab w:val="num" w:pos="5760"/>
+        </w:tabs>
+        <w:ind w:left="5760" w:hanging="360"/>
+      </w:pPr>
+      <w:rPr>
+        <w:rFonts w:ascii="Wingdings" w:hAnsi="Wingdings" w:hint="default"/>
+        <w:sz w:val="20"/>
+      </w:rPr>
+    </w:lvl>
+    <w:lvl w:ilvl="8" w:tentative="1">
+      <w:start w:val="1"/>
+      <w:numFmt w:val="bullet"/>
+      <w:lvlText w:val=""/>
+      <w:lvlJc w:val="left"/>
+      <w:pPr>
+        <w:tabs>
+          <w:tab w:val="num" w:pos="6480"/>
+        </w:tabs>
+        <w:ind w:left="6480" w:hanging="360"/>
+      </w:pPr>
+      <w:rPr>
+        <w:rFonts w:ascii="Wingdings" w:hAnsi="Wingdings" w:hint="default"/>
+        <w:sz w:val="20"/>
+      </w:rPr>
+    </w:lvl>
+  </w:abstractNum>
   <w:num w:numId="1" w16cid:durableId="1993362585">
-    <w:abstractNumId w:val="14"/>
+    <w:abstractNumId w:val="16"/>
   </w:num>
   <w:num w:numId="2" w16cid:durableId="1562406540">
-    <w:abstractNumId w:val="11"/>
+    <w:abstractNumId w:val="13"/>
   </w:num>
   <w:num w:numId="3" w16cid:durableId="718096523">
-    <w:abstractNumId w:val="19"/>
+    <w:abstractNumId w:val="22"/>
   </w:num>
   <w:num w:numId="4" w16cid:durableId="17048782">
     <w:abstractNumId w:val="6"/>
@@ -5097,25 +6752,25 @@
     <w:abstractNumId w:val="1"/>
   </w:num>
   <w:num w:numId="6" w16cid:durableId="1150367456">
-    <w:abstractNumId w:val="17"/>
+    <w:abstractNumId w:val="19"/>
   </w:num>
   <w:num w:numId="7" w16cid:durableId="845634757">
     <w:abstractNumId w:val="2"/>
   </w:num>
   <w:num w:numId="8" w16cid:durableId="1245263617">
-    <w:abstractNumId w:val="10"/>
+    <w:abstractNumId w:val="11"/>
   </w:num>
   <w:num w:numId="9" w16cid:durableId="2023239016">
     <w:abstractNumId w:val="5"/>
   </w:num>
   <w:num w:numId="10" w16cid:durableId="151485683">
-    <w:abstractNumId w:val="18"/>
+    <w:abstractNumId w:val="21"/>
   </w:num>
   <w:num w:numId="11" w16cid:durableId="1855027343">
-    <w:abstractNumId w:val="15"/>
+    <w:abstractNumId w:val="17"/>
   </w:num>
   <w:num w:numId="12" w16cid:durableId="775444331">
-    <w:abstractNumId w:val="12"/>
+    <w:abstractNumId w:val="14"/>
   </w:num>
   <w:num w:numId="13" w16cid:durableId="1614097860">
     <w:abstractNumId w:val="3"/>
@@ -5127,19 +6782,31 @@
     <w:abstractNumId w:val="7"/>
   </w:num>
   <w:num w:numId="16" w16cid:durableId="1287810656">
+    <w:abstractNumId w:val="10"/>
+  </w:num>
+  <w:num w:numId="17" w16cid:durableId="499735839">
     <w:abstractNumId w:val="9"/>
   </w:num>
-  <w:num w:numId="17" w16cid:durableId="499735839">
-    <w:abstractNumId w:val="8"/>
-  </w:num>
   <w:num w:numId="18" w16cid:durableId="778911773">
-    <w:abstractNumId w:val="13"/>
+    <w:abstractNumId w:val="15"/>
   </w:num>
   <w:num w:numId="19" w16cid:durableId="1775203773">
     <w:abstractNumId w:val="4"/>
   </w:num>
   <w:num w:numId="20" w16cid:durableId="118652909">
-    <w:abstractNumId w:val="16"/>
+    <w:abstractNumId w:val="18"/>
+  </w:num>
+  <w:num w:numId="21" w16cid:durableId="589314842">
+    <w:abstractNumId w:val="20"/>
+  </w:num>
+  <w:num w:numId="22" w16cid:durableId="301890391">
+    <w:abstractNumId w:val="8"/>
+  </w:num>
+  <w:num w:numId="23" w16cid:durableId="582254584">
+    <w:abstractNumId w:val="23"/>
+  </w:num>
+  <w:num w:numId="24" w16cid:durableId="1332103616">
+    <w:abstractNumId w:val="12"/>
   </w:num>
 </w:numbering>
 </file>
